--- a/fuentes/CFA_01_21250012_DU.docx
+++ b/fuentes/CFA_01_21250012_DU.docx
@@ -1,6 +1,6 @@
 
 <file path=word/document.xml><?xml version="1.0" encoding="utf-8"?>
-<w:document xmlns:wpc="http://schemas.microsoft.com/office/word/2010/wordprocessingCanvas" xmlns:cx="http://schemas.microsoft.com/office/drawing/2014/chartex" xmlns:cx1="http://schemas.microsoft.com/office/drawing/2015/9/8/chartex" xmlns:cx2="http://schemas.microsoft.com/office/drawing/2015/10/21/chartex" xmlns:cx3="http://schemas.microsoft.com/office/drawing/2016/5/9/chartex" xmlns:cx4="http://schemas.microsoft.com/office/drawing/2016/5/10/chartex" xmlns:cx5="http://schemas.microsoft.com/office/drawing/2016/5/11/chartex" xmlns:cx6="http://schemas.microsoft.com/office/drawing/2016/5/12/chartex" xmlns:cx7="http://schemas.microsoft.com/office/drawing/2016/5/13/chartex" xmlns:cx8="http://schemas.microsoft.com/office/drawing/2016/5/14/chartex" xmlns:mc="http://schemas.openxmlformats.org/markup-compatibility/2006" xmlns:aink="http://schemas.microsoft.com/office/drawing/2016/ink" xmlns:am3d="http://schemas.microsoft.com/office/drawing/2017/model3d" xmlns:o="urn:schemas-microsoft-com:office:office" xmlns:r="http://schemas.openxmlformats.org/officeDocument/2006/relationships" xmlns:m="http://schemas.openxmlformats.org/officeDocument/2006/math" xmlns:v="urn:schemas-microsoft-com:vml" xmlns:wp14="http://schemas.microsoft.com/office/word/2010/wordprocessingDrawing" xmlns:wp="http://schemas.openxmlformats.org/drawingml/2006/wordprocessingDrawing" xmlns:w10="urn:schemas-microsoft-com:office:word" xmlns:w="http://schemas.openxmlformats.org/wordprocessingml/2006/main" xmlns:w14="http://schemas.microsoft.com/office/word/2010/wordml" xmlns:w15="http://schemas.microsoft.com/office/word/2012/wordml" xmlns:w16cid="http://schemas.microsoft.com/office/word/2016/wordml/cid" xmlns:w16se="http://schemas.microsoft.com/office/word/2015/wordml/symex" xmlns:wpg="http://schemas.microsoft.com/office/word/2010/wordprocessingGroup" xmlns:wpi="http://schemas.microsoft.com/office/word/2010/wordprocessingInk" xmlns:wne="http://schemas.microsoft.com/office/word/2006/wordml" xmlns:wps="http://schemas.microsoft.com/office/word/2010/wordprocessingShape" mc:Ignorable="w14 w15 w16se w16cid wp14">
+<w:document xmlns:wpc="http://schemas.microsoft.com/office/word/2010/wordprocessingCanvas" xmlns:cx="http://schemas.microsoft.com/office/drawing/2014/chartex" xmlns:cx1="http://schemas.microsoft.com/office/drawing/2015/9/8/chartex" xmlns:cx2="http://schemas.microsoft.com/office/drawing/2015/10/21/chartex" xmlns:cx3="http://schemas.microsoft.com/office/drawing/2016/5/9/chartex" xmlns:cx4="http://schemas.microsoft.com/office/drawing/2016/5/10/chartex" xmlns:cx5="http://schemas.microsoft.com/office/drawing/2016/5/11/chartex" xmlns:cx6="http://schemas.microsoft.com/office/drawing/2016/5/12/chartex" xmlns:cx7="http://schemas.microsoft.com/office/drawing/2016/5/13/chartex" xmlns:cx8="http://schemas.microsoft.com/office/drawing/2016/5/14/chartex" xmlns:mc="http://schemas.openxmlformats.org/markup-compatibility/2006" xmlns:aink="http://schemas.microsoft.com/office/drawing/2016/ink" xmlns:am3d="http://schemas.microsoft.com/office/drawing/2017/model3d" xmlns:o="urn:schemas-microsoft-com:office:office" xmlns:oel="http://schemas.microsoft.com/office/2019/extlst" xmlns:r="http://schemas.openxmlformats.org/officeDocument/2006/relationships" xmlns:m="http://schemas.openxmlformats.org/officeDocument/2006/math" xmlns:v="urn:schemas-microsoft-com:vml" xmlns:wp14="http://schemas.microsoft.com/office/word/2010/wordprocessingDrawing" xmlns:wp="http://schemas.openxmlformats.org/drawingml/2006/wordprocessingDrawing" xmlns:w10="urn:schemas-microsoft-com:office:word" xmlns:w="http://schemas.openxmlformats.org/wordprocessingml/2006/main" xmlns:w14="http://schemas.microsoft.com/office/word/2010/wordml" xmlns:w15="http://schemas.microsoft.com/office/word/2012/wordml" xmlns:w16cex="http://schemas.microsoft.com/office/word/2018/wordml/cex" xmlns:w16cid="http://schemas.microsoft.com/office/word/2016/wordml/cid" xmlns:w16="http://schemas.microsoft.com/office/word/2018/wordml" xmlns:w16du="http://schemas.microsoft.com/office/word/2023/wordml/word16du" xmlns:w16sdtdh="http://schemas.microsoft.com/office/word/2020/wordml/sdtdatahash" xmlns:w16sdtfl="http://schemas.microsoft.com/office/word/2024/wordml/sdtformatlock" xmlns:w16se="http://schemas.microsoft.com/office/word/2015/wordml/symex" xmlns:wpg="http://schemas.microsoft.com/office/word/2010/wordprocessingGroup" xmlns:wpi="http://schemas.microsoft.com/office/word/2010/wordprocessingInk" xmlns:wne="http://schemas.microsoft.com/office/word/2006/wordml" xmlns:wps="http://schemas.microsoft.com/office/word/2010/wordprocessingShape" mc:Ignorable="w14 w15 w16se w16cid w16 w16cex w16sdtdh w16sdtfl w16du wp14">
   <w:body>
     <w:p>
       <w:r>
@@ -137,7 +137,7 @@
         <mc:AlternateContent>
           <mc:Choice Requires="wps">
             <w:drawing>
-              <wp:anchor distT="0" distB="0" distL="114300" distR="114300" simplePos="0" relativeHeight="251656704" behindDoc="1" locked="0" layoutInCell="1" allowOverlap="1" wp14:anchorId="0AE2D280" wp14:editId="1DC81753">
+              <wp:anchor distT="0" distB="0" distL="114300" distR="114300" simplePos="0" relativeHeight="251656704" behindDoc="1" locked="0" layoutInCell="1" allowOverlap="1" wp14:anchorId="0AE2D280" wp14:editId="62470B2D">
                 <wp:simplePos x="0" y="0"/>
                 <wp:positionH relativeFrom="column">
                   <wp:posOffset>-707390</wp:posOffset>
@@ -213,9 +213,9 @@
               </wp:anchor>
             </w:drawing>
           </mc:Choice>
-          <mc:Fallback xmlns:w16cex="http://schemas.microsoft.com/office/word/2018/wordml/cex" xmlns:w16="http://schemas.microsoft.com/office/word/2018/wordml" xmlns:w16sdtdh="http://schemas.microsoft.com/office/word/2020/wordml/sdtdatahash">
+          <mc:Fallback>
             <w:pict>
-              <v:rect w14:anchorId="5C6229C9" id="Rectángulo 4" o:spid="_x0000_s1026" style="position:absolute;margin-left:-55.7pt;margin-top:29pt;width:613.85pt;height:204pt;z-index:-251659776;visibility:visible;mso-wrap-style:square;mso-width-percent:0;mso-height-percent:0;mso-wrap-distance-left:9pt;mso-wrap-distance-top:0;mso-wrap-distance-right:9pt;mso-wrap-distance-bottom:0;mso-position-horizontal:absolute;mso-position-horizontal-relative:text;mso-position-vertical:absolute;mso-position-vertical-relative:text;mso-width-percent:0;mso-height-percent:0;mso-width-relative:page;mso-height-relative:margin;v-text-anchor:middle" o:gfxdata="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" fillcolor="#00314d" stroked="f" strokeweight="1pt"/>
+              <v:rect w14:anchorId="5FB79563" id="Rectángulo 4" o:spid="_x0000_s1026" style="position:absolute;margin-left:-55.7pt;margin-top:29pt;width:613.85pt;height:204pt;z-index:-251659776;visibility:visible;mso-wrap-style:square;mso-width-percent:0;mso-height-percent:0;mso-wrap-distance-left:9pt;mso-wrap-distance-top:0;mso-wrap-distance-right:9pt;mso-wrap-distance-bottom:0;mso-position-horizontal:absolute;mso-position-horizontal-relative:text;mso-position-vertical:absolute;mso-position-vertical-relative:text;mso-width-percent:0;mso-height-percent:0;mso-width-relative:page;mso-height-relative:margin;v-text-anchor:middle" o:gfxdata="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" fillcolor="#00314d" stroked="f" strokeweight="1pt"/>
             </w:pict>
           </mc:Fallback>
         </mc:AlternateContent>
@@ -238,16 +238,16 @@
         <mc:AlternateContent>
           <mc:Choice Requires="wps">
             <w:drawing>
-              <wp:anchor distT="45720" distB="45720" distL="114300" distR="114300" simplePos="0" relativeHeight="251657728" behindDoc="0" locked="0" layoutInCell="1" allowOverlap="1" wp14:anchorId="5E459EE6" wp14:editId="15DC7398">
+              <wp:anchor distT="45720" distB="45720" distL="114300" distR="114300" simplePos="0" relativeHeight="251657728" behindDoc="0" locked="0" layoutInCell="1" allowOverlap="1" wp14:anchorId="5E459EE6" wp14:editId="46544A02">
                 <wp:simplePos x="0" y="0"/>
                 <wp:positionH relativeFrom="column">
-                  <wp:posOffset>-256952</wp:posOffset>
+                  <wp:posOffset>-259232</wp:posOffset>
                 </wp:positionH>
                 <wp:positionV relativeFrom="paragraph">
-                  <wp:posOffset>282633</wp:posOffset>
+                  <wp:posOffset>109729</wp:posOffset>
                 </wp:positionV>
-                <wp:extent cx="6495802" cy="1857375"/>
-                <wp:effectExtent l="0" t="0" r="0" b="9525"/>
+                <wp:extent cx="6495415" cy="2464740"/>
+                <wp:effectExtent l="0" t="0" r="0" b="0"/>
                 <wp:wrapNone/>
                 <wp:docPr id="2" name="Cuadro de texto 2">
                   <a:extLst xmlns:a="http://schemas.openxmlformats.org/drawingml/2006/main">
@@ -268,7 +268,7 @@
                       <wps:spPr bwMode="auto">
                         <a:xfrm>
                           <a:off x="0" y="0"/>
-                          <a:ext cx="6495802" cy="1857375"/>
+                          <a:ext cx="6495415" cy="2464740"/>
                         </a:xfrm>
                         <a:prstGeom prst="rect">
                           <a:avLst/>
@@ -312,13 +312,13 @@
               </wp:anchor>
             </w:drawing>
           </mc:Choice>
-          <mc:Fallback xmlns:w16cex="http://schemas.microsoft.com/office/word/2018/wordml/cex" xmlns:w16="http://schemas.microsoft.com/office/word/2018/wordml" xmlns:w16sdtdh="http://schemas.microsoft.com/office/word/2020/wordml/sdtdatahash">
+          <mc:Fallback>
             <w:pict>
               <v:shapetype w14:anchorId="5E459EE6" id="_x0000_t202" coordsize="21600,21600" o:spt="202" path="m,l,21600r21600,l21600,xe">
                 <v:stroke joinstyle="miter"/>
                 <v:path gradientshapeok="t" o:connecttype="rect"/>
               </v:shapetype>
-              <v:shape id="Cuadro de texto 2" o:spid="_x0000_s1026" type="#_x0000_t202" alt="&quot;&quot;" style="position:absolute;left:0;text-align:left;margin-left:-20.25pt;margin-top:22.25pt;width:511.5pt;height:146.25pt;z-index:251657728;visibility:visible;mso-wrap-style:square;mso-width-percent:0;mso-height-percent:0;mso-wrap-distance-left:9pt;mso-wrap-distance-top:3.6pt;mso-wrap-distance-right:9pt;mso-wrap-distance-bottom:3.6pt;mso-position-horizontal:absolute;mso-position-horizontal-relative:text;mso-position-vertical:absolute;mso-position-vertical-relative:text;mso-width-percent:0;mso-height-percent:0;mso-width-relative:margin;mso-height-relative:margin;v-text-anchor:top" o:gfxdata="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" filled="f" stroked="f">
+              <v:shape id="Cuadro de texto 2" o:spid="_x0000_s1026" type="#_x0000_t202" style="position:absolute;left:0;text-align:left;margin-left:-20.4pt;margin-top:8.65pt;width:511.45pt;height:194.05pt;z-index:251657728;visibility:visible;mso-wrap-style:square;mso-width-percent:0;mso-height-percent:0;mso-wrap-distance-left:9pt;mso-wrap-distance-top:3.6pt;mso-wrap-distance-right:9pt;mso-wrap-distance-bottom:3.6pt;mso-position-horizontal:absolute;mso-position-horizontal-relative:text;mso-position-vertical:absolute;mso-position-vertical-relative:text;mso-width-percent:0;mso-height-percent:0;mso-width-relative:margin;mso-height-relative:margin;v-text-anchor:top" o:gfxdata="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" filled="f" stroked="f">
                 <v:textbox>
                   <w:txbxContent>
                     <w:p>
@@ -1838,7 +1838,7 @@
             <w:noProof/>
             <w:webHidden/>
           </w:rPr>
-          <w:t>21</w:t>
+          <w:t>20</w:t>
         </w:r>
         <w:r>
           <w:rPr>
@@ -2738,7 +2738,7 @@
             <w:noProof/>
             <w:webHidden/>
           </w:rPr>
-          <w:t>33</w:t>
+          <w:t>32</w:t>
         </w:r>
         <w:r>
           <w:rPr>
@@ -4322,63 +4322,7 @@
         <w:rPr>
           <w:lang w:eastAsia="es-CO"/>
         </w:rPr>
-        <w:t xml:space="preserve">Este componente presenta los fundamentos conceptuales y metodológicos del enfoque OVOP Colombia, articulados con las experiencias del movimiento internacional </w:t>
-      </w:r>
-      <w:proofErr w:type="spellStart"/>
-      <w:r>
-        <w:rPr>
-          <w:lang w:eastAsia="es-CO"/>
-        </w:rPr>
-        <w:t>One</w:t>
-      </w:r>
-      <w:proofErr w:type="spellEnd"/>
-      <w:r>
-        <w:rPr>
-          <w:lang w:eastAsia="es-CO"/>
-        </w:rPr>
-        <w:t xml:space="preserve"> </w:t>
-      </w:r>
-      <w:proofErr w:type="spellStart"/>
-      <w:r>
-        <w:rPr>
-          <w:lang w:eastAsia="es-CO"/>
-        </w:rPr>
-        <w:t>Village</w:t>
-      </w:r>
-      <w:proofErr w:type="spellEnd"/>
-      <w:r>
-        <w:rPr>
-          <w:lang w:eastAsia="es-CO"/>
-        </w:rPr>
-        <w:t xml:space="preserve">, </w:t>
-      </w:r>
-      <w:proofErr w:type="spellStart"/>
-      <w:r>
-        <w:rPr>
-          <w:lang w:eastAsia="es-CO"/>
-        </w:rPr>
-        <w:t>One</w:t>
-      </w:r>
-      <w:proofErr w:type="spellEnd"/>
-      <w:r>
-        <w:rPr>
-          <w:lang w:eastAsia="es-CO"/>
-        </w:rPr>
-        <w:t xml:space="preserve"> </w:t>
-      </w:r>
-      <w:proofErr w:type="spellStart"/>
-      <w:r>
-        <w:rPr>
-          <w:lang w:eastAsia="es-CO"/>
-        </w:rPr>
-        <w:t>Product</w:t>
-      </w:r>
-      <w:proofErr w:type="spellEnd"/>
-      <w:r>
-        <w:rPr>
-          <w:lang w:eastAsia="es-CO"/>
-        </w:rPr>
-        <w:t>. El propósito central es ofrecer una comprensión integral del enfoque, destacando su relevancia para:</w:t>
+        <w:t>Este componente presenta los fundamentos conceptuales y metodológicos del enfoque OVOP Colombia, articulados con las experiencias del movimiento internacional One Village, One Product. El propósito central es ofrecer una comprensión integral del enfoque, destacando su relevancia para:</w:t>
       </w:r>
     </w:p>
     <w:p>
@@ -4583,6 +4527,11 @@
         <w:rPr>
           <w:b/>
         </w:rPr>
+      </w:r>
+      <w:r>
+        <w:rPr>
+          <w:b/>
+        </w:rPr>
         <w:fldChar w:fldCharType="separate"/>
       </w:r>
       <w:r>
@@ -4645,39 +4594,7 @@
           <w:p>
             <w:r>
               <w:lastRenderedPageBreak/>
-              <w:t xml:space="preserve">El enfoque Mi Pueblo, Mi Producto, Mi Orgullo, inspirado en el movimiento internacional </w:t>
-            </w:r>
-            <w:proofErr w:type="spellStart"/>
-            <w:r>
-              <w:t>One</w:t>
-            </w:r>
-            <w:proofErr w:type="spellEnd"/>
-            <w:r>
-              <w:t xml:space="preserve"> </w:t>
-            </w:r>
-            <w:proofErr w:type="spellStart"/>
-            <w:r>
-              <w:t>Village</w:t>
-            </w:r>
-            <w:proofErr w:type="spellEnd"/>
-            <w:r>
-              <w:t xml:space="preserve">, </w:t>
-            </w:r>
-            <w:proofErr w:type="spellStart"/>
-            <w:r>
-              <w:t>One</w:t>
-            </w:r>
-            <w:proofErr w:type="spellEnd"/>
-            <w:r>
-              <w:t xml:space="preserve"> </w:t>
-            </w:r>
-            <w:proofErr w:type="spellStart"/>
-            <w:r>
-              <w:t>Product</w:t>
-            </w:r>
-            <w:proofErr w:type="spellEnd"/>
-            <w:r>
-              <w:t xml:space="preserve"> (OVOP), propone mirar el territorio desde sus propios recursos, valores y capacidades. Este enfoque invita a reconocer lo que hace única a cada comunidad: su historia, sus saberes, su relación con la naturaleza y sus productos representativos. A partir de estos elementos, se generan oportunidades para dinamizar la economía local, fortalecer la participación ciudadana y consolidar la cohesión social.</w:t>
+              <w:t>El enfoque Mi Pueblo, Mi Producto, Mi Orgullo, inspirado en el movimiento internacional One Village, One Product (OVOP), propone mirar el territorio desde sus propios recursos, valores y capacidades. Este enfoque invita a reconocer lo que hace única a cada comunidad: su historia, sus saberes, su relación con la naturaleza y sus productos representativos. A partir de estos elementos, se generan oportunidades para dinamizar la economía local, fortalecer la participación ciudadana y consolidar la cohesión social.</w:t>
             </w:r>
           </w:p>
           <w:p>
@@ -4860,35 +4777,7 @@
         <w:rPr>
           <w:lang w:eastAsia="es-CO"/>
         </w:rPr>
-        <w:t>Asimismo, el desarrollo endógeno se entiende como un proceso de desarrollo local impulsado por la iniciativa de las personas del territorio, quienes aprovechan los recursos disponibles y se apoyan en expresiones culturales, tradiciones y técnicas propias. (</w:t>
-      </w:r>
-      <w:proofErr w:type="spellStart"/>
-      <w:r>
-        <w:rPr>
-          <w:lang w:eastAsia="es-CO"/>
-        </w:rPr>
-        <w:t>Gambarota</w:t>
-      </w:r>
-      <w:proofErr w:type="spellEnd"/>
-      <w:r>
-        <w:rPr>
-          <w:lang w:eastAsia="es-CO"/>
-        </w:rPr>
-        <w:t xml:space="preserve"> &amp; </w:t>
-      </w:r>
-      <w:proofErr w:type="spellStart"/>
-      <w:r>
-        <w:rPr>
-          <w:lang w:eastAsia="es-CO"/>
-        </w:rPr>
-        <w:t>Lorda</w:t>
-      </w:r>
-      <w:proofErr w:type="spellEnd"/>
-      <w:r>
-        <w:rPr>
-          <w:lang w:eastAsia="es-CO"/>
-        </w:rPr>
-        <w:t>, 2017; JICA – SENA, 2020).</w:t>
+        <w:t>Asimismo, el desarrollo endógeno se entiende como un proceso de desarrollo local impulsado por la iniciativa de las personas del territorio, quienes aprovechan los recursos disponibles y se apoyan en expresiones culturales, tradiciones y técnicas propias. (Gambarota &amp; Lorda, 2017; JICA – SENA, 2020).</w:t>
       </w:r>
     </w:p>
     <w:p>
@@ -5044,21 +4933,7 @@
         <w:rPr>
           <w:lang w:eastAsia="es-CO"/>
         </w:rPr>
-        <w:t>De acuerdo con Silvina (2012), citado en Gómez-</w:t>
-      </w:r>
-      <w:proofErr w:type="spellStart"/>
-      <w:r>
-        <w:rPr>
-          <w:lang w:eastAsia="es-CO"/>
-        </w:rPr>
-        <w:t>Ibagón</w:t>
-      </w:r>
-      <w:proofErr w:type="spellEnd"/>
-      <w:r>
-        <w:rPr>
-          <w:lang w:eastAsia="es-CO"/>
-        </w:rPr>
-        <w:t xml:space="preserve"> et al. (2014), el desarrollo endógeno demanda elementos como:</w:t>
+        <w:t>De acuerdo con Silvina (2012), citado en Gómez-Ibagón et al. (2014), el desarrollo endógeno demanda elementos como:</w:t>
       </w:r>
     </w:p>
     <w:p>
@@ -5523,20 +5398,32 @@
         <w:rPr>
           <w:lang w:eastAsia="es-CO"/>
         </w:rPr>
-        <w:t>la resolución de sus necesidades y la gestión de su desarrollo. Este enfoque destaca los valores, capacidades y recursos presentes en los individuos y en los grupos, fortaleciendo su habilidad para enfrentar y resolver problemas comunes. La autogestión impulsa la organización social y comunitaria, reduce la dependencia de ayudas externas y promueve la participación activa en la construcción de soluciones que atienden las demandas locales.</w:t>
-      </w:r>
-    </w:p>
-    <w:p>
-      <w:pPr>
-        <w:rPr>
-          <w:lang w:eastAsia="es-CO"/>
-        </w:rPr>
-      </w:pPr>
+        <w:t xml:space="preserve">La autogestión es un proceso mediante el cual las comunidades se organizan para tomar en sus propias manos </w:t>
+      </w:r>
+      <w:r>
+        <w:rPr>
+          <w:lang w:eastAsia="es-CO"/>
+        </w:rPr>
+        <w:t xml:space="preserve">la resolución de sus necesidades y la gestión de su desarrollo. Este enfoque destaca los valores, capacidades y recursos presentes en los individuos y en los grupos, fortaleciendo su habilidad para enfrentar y resolver problemas comunes. La autogestión impulsa la organización social y comunitaria, </w:t>
+      </w:r>
       <w:r>
         <w:rPr>
           <w:lang w:eastAsia="es-CO"/>
         </w:rPr>
         <w:lastRenderedPageBreak/>
+        <w:t>reduce la dependencia de ayudas externas y promueve la participación activa en la construcción de soluciones que atienden las demandas locales.</w:t>
+      </w:r>
+    </w:p>
+    <w:p>
+      <w:pPr>
+        <w:rPr>
+          <w:lang w:eastAsia="es-CO"/>
+        </w:rPr>
+      </w:pPr>
+      <w:r>
+        <w:rPr>
+          <w:lang w:eastAsia="es-CO"/>
+        </w:rPr>
         <w:t>La autogestión comunitaria debe incluir los siguientes factores:</w:t>
       </w:r>
     </w:p>
@@ -5658,20 +5545,6 @@
     </w:p>
     <w:p>
       <w:pPr>
-        <w:rPr>
-          <w:lang w:eastAsia="es-CO"/>
-        </w:rPr>
-      </w:pPr>
-    </w:p>
-    <w:p>
-      <w:pPr>
-        <w:rPr>
-          <w:lang w:eastAsia="es-CO"/>
-        </w:rPr>
-      </w:pPr>
-    </w:p>
-    <w:p>
-      <w:pPr>
         <w:pStyle w:val="Ttulo1"/>
       </w:pPr>
       <w:r>
@@ -5680,39 +5553,7 @@
       </w:r>
       <w:bookmarkStart w:id="11" w:name="_Toc215127858"/>
       <w:r>
-        <w:t xml:space="preserve">Enfoque </w:t>
-      </w:r>
-      <w:proofErr w:type="spellStart"/>
-      <w:r>
-        <w:t>One</w:t>
-      </w:r>
-      <w:proofErr w:type="spellEnd"/>
-      <w:r>
-        <w:t xml:space="preserve"> </w:t>
-      </w:r>
-      <w:proofErr w:type="spellStart"/>
-      <w:r>
-        <w:t>Village</w:t>
-      </w:r>
-      <w:proofErr w:type="spellEnd"/>
-      <w:r>
-        <w:t xml:space="preserve">, </w:t>
-      </w:r>
-      <w:proofErr w:type="spellStart"/>
-      <w:r>
-        <w:t>One</w:t>
-      </w:r>
-      <w:proofErr w:type="spellEnd"/>
-      <w:r>
-        <w:t xml:space="preserve"> </w:t>
-      </w:r>
-      <w:proofErr w:type="spellStart"/>
-      <w:r>
-        <w:t>Product</w:t>
-      </w:r>
-      <w:proofErr w:type="spellEnd"/>
-      <w:r>
-        <w:t xml:space="preserve"> (OVOP)</w:t>
+        <w:t>Enfoque One Village, One Product (OVOP)</w:t>
       </w:r>
       <w:bookmarkEnd w:id="11"/>
     </w:p>
@@ -5726,63 +5567,7 @@
         <w:rPr>
           <w:lang w:eastAsia="es-CO"/>
         </w:rPr>
-        <w:t xml:space="preserve">El enfoque </w:t>
-      </w:r>
-      <w:proofErr w:type="spellStart"/>
-      <w:r>
-        <w:rPr>
-          <w:lang w:eastAsia="es-CO"/>
-        </w:rPr>
-        <w:t>One</w:t>
-      </w:r>
-      <w:proofErr w:type="spellEnd"/>
-      <w:r>
-        <w:rPr>
-          <w:lang w:eastAsia="es-CO"/>
-        </w:rPr>
-        <w:t xml:space="preserve"> </w:t>
-      </w:r>
-      <w:proofErr w:type="spellStart"/>
-      <w:r>
-        <w:rPr>
-          <w:lang w:eastAsia="es-CO"/>
-        </w:rPr>
-        <w:t>Village</w:t>
-      </w:r>
-      <w:proofErr w:type="spellEnd"/>
-      <w:r>
-        <w:rPr>
-          <w:lang w:eastAsia="es-CO"/>
-        </w:rPr>
-        <w:t xml:space="preserve">, </w:t>
-      </w:r>
-      <w:proofErr w:type="spellStart"/>
-      <w:r>
-        <w:rPr>
-          <w:lang w:eastAsia="es-CO"/>
-        </w:rPr>
-        <w:t>One</w:t>
-      </w:r>
-      <w:proofErr w:type="spellEnd"/>
-      <w:r>
-        <w:rPr>
-          <w:lang w:eastAsia="es-CO"/>
-        </w:rPr>
-        <w:t xml:space="preserve"> </w:t>
-      </w:r>
-      <w:proofErr w:type="spellStart"/>
-      <w:r>
-        <w:rPr>
-          <w:lang w:eastAsia="es-CO"/>
-        </w:rPr>
-        <w:t>Product</w:t>
-      </w:r>
-      <w:proofErr w:type="spellEnd"/>
-      <w:r>
-        <w:rPr>
-          <w:lang w:eastAsia="es-CO"/>
-        </w:rPr>
-        <w:t xml:space="preserve"> (OVOP) promueve el fortalecimiento del orgullo, el amor y la identidad comunitaria mediante la identificación y valorización de productos únicos que son reconocidos como propios y originarios del territorio. Este enfoque impulsa la mejora en la comercialización de dichos productos y fomenta el trabajo colectivo y colaborativo como medio para alcanzar un objetivo común. Su propósito es contribuir a la revitalización del territorio, fortalecer la cohesión social y promover un desarrollo local incluyente, sustentado en las capacidades, tradiciones y potencialidades de cada comunidad.</w:t>
+        <w:t>El enfoque One Village, One Product (OVOP) promueve el fortalecimiento del orgullo, el amor y la identidad comunitaria mediante la identificación y valorización de productos únicos que son reconocidos como propios y originarios del territorio. Este enfoque impulsa la mejora en la comercialización de dichos productos y fomenta el trabajo colectivo y colaborativo como medio para alcanzar un objetivo común. Su propósito es contribuir a la revitalización del territorio, fortalecer la cohesión social y promover un desarrollo local incluyente, sustentado en las capacidades, tradiciones y potencialidades de cada comunidad.</w:t>
       </w:r>
     </w:p>
     <w:p>
@@ -5790,37 +5575,8 @@
         <w:pStyle w:val="Figura"/>
       </w:pPr>
       <w:r>
-        <w:t xml:space="preserve">Presencia Mundial del Movimiento </w:t>
-      </w:r>
-      <w:proofErr w:type="spellStart"/>
-      <w:r>
-        <w:t>One</w:t>
-      </w:r>
-      <w:proofErr w:type="spellEnd"/>
-      <w:r>
-        <w:t xml:space="preserve"> </w:t>
-      </w:r>
-      <w:proofErr w:type="spellStart"/>
-      <w:r>
-        <w:t>Village</w:t>
-      </w:r>
-      <w:proofErr w:type="spellEnd"/>
-      <w:r>
-        <w:t xml:space="preserve">, </w:t>
-      </w:r>
-      <w:proofErr w:type="spellStart"/>
-      <w:r>
-        <w:t>One</w:t>
-      </w:r>
-      <w:proofErr w:type="spellEnd"/>
-      <w:r>
-        <w:t xml:space="preserve"> </w:t>
-      </w:r>
-      <w:proofErr w:type="spellStart"/>
-      <w:r>
-        <w:t>Product</w:t>
-      </w:r>
-      <w:proofErr w:type="spellEnd"/>
+        <w:t>Presencia Mundial del Movimiento One Village, One Product</w:t>
+      </w:r>
     </w:p>
     <w:p>
       <w:pPr>
@@ -5930,112 +5686,14 @@
         <w:rPr>
           <w:lang w:eastAsia="es-CO"/>
         </w:rPr>
-        <w:t xml:space="preserve">El enfoque </w:t>
-      </w:r>
-      <w:proofErr w:type="spellStart"/>
-      <w:r>
-        <w:rPr>
-          <w:lang w:eastAsia="es-CO"/>
-        </w:rPr>
-        <w:t>One</w:t>
-      </w:r>
-      <w:proofErr w:type="spellEnd"/>
-      <w:r>
-        <w:rPr>
-          <w:lang w:eastAsia="es-CO"/>
-        </w:rPr>
-        <w:t xml:space="preserve"> </w:t>
-      </w:r>
-      <w:proofErr w:type="spellStart"/>
-      <w:r>
-        <w:rPr>
-          <w:lang w:eastAsia="es-CO"/>
-        </w:rPr>
-        <w:t>Village</w:t>
-      </w:r>
-      <w:proofErr w:type="spellEnd"/>
-      <w:r>
-        <w:rPr>
-          <w:lang w:eastAsia="es-CO"/>
-        </w:rPr>
-        <w:t xml:space="preserve">, </w:t>
-      </w:r>
-      <w:proofErr w:type="spellStart"/>
-      <w:r>
-        <w:rPr>
-          <w:lang w:eastAsia="es-CO"/>
-        </w:rPr>
-        <w:t>One</w:t>
-      </w:r>
-      <w:proofErr w:type="spellEnd"/>
-      <w:r>
-        <w:rPr>
-          <w:lang w:eastAsia="es-CO"/>
-        </w:rPr>
-        <w:t xml:space="preserve"> </w:t>
-      </w:r>
-      <w:proofErr w:type="spellStart"/>
-      <w:r>
-        <w:rPr>
-          <w:lang w:eastAsia="es-CO"/>
-        </w:rPr>
-        <w:t>Product</w:t>
-      </w:r>
-      <w:proofErr w:type="spellEnd"/>
-      <w:r>
-        <w:rPr>
-          <w:lang w:eastAsia="es-CO"/>
-        </w:rPr>
-        <w:t xml:space="preserve"> (OVOP) tiene su origen en el movimiento “Nuevas Ciruelas y Castañas” (NPC, por sus siglas en inglés: New </w:t>
-      </w:r>
-      <w:proofErr w:type="spellStart"/>
-      <w:r>
-        <w:rPr>
-          <w:lang w:eastAsia="es-CO"/>
-        </w:rPr>
-        <w:t>Plum</w:t>
-      </w:r>
-      <w:proofErr w:type="spellEnd"/>
-      <w:r>
-        <w:rPr>
-          <w:lang w:eastAsia="es-CO"/>
-        </w:rPr>
-        <w:t xml:space="preserve"> and </w:t>
-      </w:r>
-      <w:proofErr w:type="spellStart"/>
-      <w:r>
-        <w:rPr>
-          <w:lang w:eastAsia="es-CO"/>
-        </w:rPr>
-        <w:t>Chestnuts</w:t>
-      </w:r>
-      <w:proofErr w:type="spellEnd"/>
-      <w:r>
-        <w:rPr>
-          <w:lang w:eastAsia="es-CO"/>
-        </w:rPr>
-        <w:t xml:space="preserve">), impulsado en 1961 en la villa de Oyama, ubicada en una zona montañosa y alejada de </w:t>
+        <w:t xml:space="preserve">El enfoque One Village, One Product (OVOP) tiene su origen en el movimiento “Nuevas Ciruelas y Castañas” (NPC, por sus siglas en inglés: New Plum and Chestnuts), impulsado en 1961 en la villa de Oyama, ubicada en una zona montañosa y alejada de </w:t>
       </w:r>
       <w:r>
         <w:rPr>
           <w:lang w:eastAsia="es-CO"/>
         </w:rPr>
         <w:lastRenderedPageBreak/>
-        <w:t xml:space="preserve">los principales centros urbanos de la prefectura de </w:t>
-      </w:r>
-      <w:proofErr w:type="spellStart"/>
-      <w:r>
-        <w:rPr>
-          <w:lang w:eastAsia="es-CO"/>
-        </w:rPr>
-        <w:t>Oita</w:t>
-      </w:r>
-      <w:proofErr w:type="spellEnd"/>
-      <w:r>
-        <w:rPr>
-          <w:lang w:eastAsia="es-CO"/>
-        </w:rPr>
-        <w:t>, en Japón. Según JICA Colombia (2011), este movimiento surgió con el propósito de incrementar los ingresos de los habitantes mediante la promoción agrícola, especialmente a través de la producción de ciruelas y castañas.</w:t>
+        <w:t>los principales centros urbanos de la prefectura de Oita, en Japón. Según JICA Colombia (2011), este movimiento surgió con el propósito de incrementar los ingresos de los habitantes mediante la promoción agrícola, especialmente a través de la producción de ciruelas y castañas.</w:t>
       </w:r>
     </w:p>
     <w:p>
@@ -6123,63 +5781,7 @@
         <w:rPr>
           <w:lang w:eastAsia="es-CO"/>
         </w:rPr>
-        <w:t xml:space="preserve">El enfoque </w:t>
-      </w:r>
-      <w:proofErr w:type="spellStart"/>
-      <w:r>
-        <w:rPr>
-          <w:lang w:eastAsia="es-CO"/>
-        </w:rPr>
-        <w:t>One</w:t>
-      </w:r>
-      <w:proofErr w:type="spellEnd"/>
-      <w:r>
-        <w:rPr>
-          <w:lang w:eastAsia="es-CO"/>
-        </w:rPr>
-        <w:t xml:space="preserve"> </w:t>
-      </w:r>
-      <w:proofErr w:type="spellStart"/>
-      <w:r>
-        <w:rPr>
-          <w:lang w:eastAsia="es-CO"/>
-        </w:rPr>
-        <w:t>Village</w:t>
-      </w:r>
-      <w:proofErr w:type="spellEnd"/>
-      <w:r>
-        <w:rPr>
-          <w:lang w:eastAsia="es-CO"/>
-        </w:rPr>
-        <w:t xml:space="preserve">, </w:t>
-      </w:r>
-      <w:proofErr w:type="spellStart"/>
-      <w:r>
-        <w:rPr>
-          <w:lang w:eastAsia="es-CO"/>
-        </w:rPr>
-        <w:t>One</w:t>
-      </w:r>
-      <w:proofErr w:type="spellEnd"/>
-      <w:r>
-        <w:rPr>
-          <w:lang w:eastAsia="es-CO"/>
-        </w:rPr>
-        <w:t xml:space="preserve"> </w:t>
-      </w:r>
-      <w:proofErr w:type="spellStart"/>
-      <w:r>
-        <w:rPr>
-          <w:lang w:eastAsia="es-CO"/>
-        </w:rPr>
-        <w:t>Product</w:t>
-      </w:r>
-      <w:proofErr w:type="spellEnd"/>
-      <w:r>
-        <w:rPr>
-          <w:lang w:eastAsia="es-CO"/>
-        </w:rPr>
-        <w:t xml:space="preserve"> (OVOP) se fundamenta en una serie de características que orientan su implementación y permiten fortalecer la identidad, la organización social y las capacidades productivas de los territorios. Estas características articulan la participación comunitaria, el desarrollo de productos representativos, el aprendizaje continuo, la cooperación entre actores y la sostenibilidad integral como pilares para promover un desarrollo local incluyente y coherente con las realidades del territorio.</w:t>
+        <w:t>El enfoque One Village, One Product (OVOP) se fundamenta en una serie de características que orientan su implementación y permiten fortalecer la identidad, la organización social y las capacidades productivas de los territorios. Estas características articulan la participación comunitaria, el desarrollo de productos representativos, el aprendizaje continuo, la cooperación entre actores y la sostenibilidad integral como pilares para promover un desarrollo local incluyente y coherente con las realidades del territorio.</w:t>
       </w:r>
     </w:p>
     <w:p>
@@ -6675,63 +6277,7 @@
         <w:rPr>
           <w:lang w:eastAsia="es-CO"/>
         </w:rPr>
-        <w:t xml:space="preserve">El movimiento </w:t>
-      </w:r>
-      <w:proofErr w:type="spellStart"/>
-      <w:r>
-        <w:rPr>
-          <w:lang w:eastAsia="es-CO"/>
-        </w:rPr>
-        <w:t>One</w:t>
-      </w:r>
-      <w:proofErr w:type="spellEnd"/>
-      <w:r>
-        <w:rPr>
-          <w:lang w:eastAsia="es-CO"/>
-        </w:rPr>
-        <w:t xml:space="preserve"> </w:t>
-      </w:r>
-      <w:proofErr w:type="spellStart"/>
-      <w:r>
-        <w:rPr>
-          <w:lang w:eastAsia="es-CO"/>
-        </w:rPr>
-        <w:t>Village</w:t>
-      </w:r>
-      <w:proofErr w:type="spellEnd"/>
-      <w:r>
-        <w:rPr>
-          <w:lang w:eastAsia="es-CO"/>
-        </w:rPr>
-        <w:t xml:space="preserve">, </w:t>
-      </w:r>
-      <w:proofErr w:type="spellStart"/>
-      <w:r>
-        <w:rPr>
-          <w:lang w:eastAsia="es-CO"/>
-        </w:rPr>
-        <w:t>One</w:t>
-      </w:r>
-      <w:proofErr w:type="spellEnd"/>
-      <w:r>
-        <w:rPr>
-          <w:lang w:eastAsia="es-CO"/>
-        </w:rPr>
-        <w:t xml:space="preserve"> </w:t>
-      </w:r>
-      <w:proofErr w:type="spellStart"/>
-      <w:r>
-        <w:rPr>
-          <w:lang w:eastAsia="es-CO"/>
-        </w:rPr>
-        <w:t>Product</w:t>
-      </w:r>
-      <w:proofErr w:type="spellEnd"/>
-      <w:r>
-        <w:rPr>
-          <w:lang w:eastAsia="es-CO"/>
-        </w:rPr>
-        <w:t xml:space="preserve"> (OVOP) se estructura a partir de tres principios fundamentales que orientan su implementación y explican su alcance en los territorios. Estos principios permiten fortalecer las capacidades locales, promover la identidad territorial y generar oportunidades de desarrollo sostenible mediante la participación activa de las comunidades. Cada principio articula elementos relacionados con la formación, la innovación y la gestión autónoma de los recursos, lo que permite consolidar procesos de desarrollo basados en la creatividad y en el aprovechamiento de las ventajas comparativas de cada territorio.</w:t>
+        <w:t>El movimiento One Village, One Product (OVOP) se estructura a partir de tres principios fundamentales que orientan su implementación y explican su alcance en los territorios. Estos principios permiten fortalecer las capacidades locales, promover la identidad territorial y generar oportunidades de desarrollo sostenible mediante la participación activa de las comunidades. Cada principio articula elementos relacionados con la formación, la innovación y la gestión autónoma de los recursos, lo que permite consolidar procesos de desarrollo basados en la creatividad y en el aprovechamiento de las ventajas comparativas de cada territorio.</w:t>
       </w:r>
     </w:p>
     <w:p>
@@ -6842,21 +6388,15 @@
     </w:p>
     <w:p>
       <w:pPr>
-        <w:rPr>
-          <w:lang w:eastAsia="es-CO"/>
-        </w:rPr>
-      </w:pPr>
-    </w:p>
-    <w:p>
-      <w:pPr>
         <w:pStyle w:val="Ttulo1"/>
       </w:pPr>
       <w:r>
+        <w:lastRenderedPageBreak/>
         <w:t xml:space="preserve"> </w:t>
       </w:r>
       <w:bookmarkStart w:id="16" w:name="_Toc215127863"/>
       <w:r>
-        <w:t>Enfoque Mi Pueblo, Mi Producto, Mi Orgullo (OVOP Colombia)</w:t>
+        <w:t>Enfoque Mi Pueblo, Mi Producto, Mi Orgullo</w:t>
       </w:r>
       <w:bookmarkEnd w:id="16"/>
     </w:p>
@@ -6968,6 +6508,7 @@
       </w:pPr>
       <w:r>
         <w:rPr>
+          <w:b/>
           <w:lang w:eastAsia="es-CO"/>
         </w:rPr>
         <w:t>Mi Orgullo</w:t>
@@ -7041,7 +6582,14 @@
         <w:rPr>
           <w:lang w:eastAsia="es-CO"/>
         </w:rPr>
-        <w:t>La estrategia OVOP Colombia se consolidó a partir de la implementación del proyecto Un Pueblo, Un Producto (OVOP) Colombia, cuyo propósito fue fortalecer la cohesión social y la autonomía económica de las comunidades donde se desarrollaban iniciativas OVOP, con el fin de revitalizar los territorios y contribuir a la construcción de paz en el país. Este proyecto, ejecutado entre 2014 y 2018, permitió recopilar aprendizajes significativos, así como identificar lecciones de éxito y desafíos derivados de las doce experiencias priorizadas en Colombia.</w:t>
+        <w:t xml:space="preserve">La estrategia OVOP Colombia se consolidó a partir de la implementación del proyecto Un Pueblo, Un Producto (OVOP) Colombia, cuyo propósito fue fortalecer la </w:t>
+      </w:r>
+      <w:r>
+        <w:rPr>
+          <w:lang w:eastAsia="es-CO"/>
+        </w:rPr>
+        <w:lastRenderedPageBreak/>
+        <w:t>cohesión social y la autonomía económica de las comunidades donde se desarrollaban iniciativas OVOP, con el fin de revitalizar los territorios y contribuir a la construcción de paz en el país. Este proyecto, ejecutado entre 2014 y 2018, permitió recopilar aprendizajes significativos, así como identificar lecciones de éxito y desafíos derivados de las doce experiencias priorizadas en Colombia.</w:t>
       </w:r>
     </w:p>
     <w:p>
@@ -7078,9 +6626,16 @@
       </w:pPr>
       <w:r>
         <w:rPr>
-          <w:lang w:eastAsia="es-CO"/>
-        </w:rPr>
-        <w:t>Video: OVOP Colombia – Construcción de identidad y desarrollo territorial</w:t>
+          <w:b/>
+          <w:lang w:eastAsia="es-CO"/>
+        </w:rPr>
+        <w:t>Video</w:t>
+      </w:r>
+      <w:r>
+        <w:rPr>
+          <w:lang w:eastAsia="es-CO"/>
+        </w:rPr>
+        <w:t>: OVOP Colombia – Construcción de identidad y desarrollo territorial</w:t>
       </w:r>
     </w:p>
     <w:p>
@@ -7112,9 +6667,16 @@
       </w:pPr>
       <w:r>
         <w:rPr>
-          <w:lang w:eastAsia="es-CO"/>
-        </w:rPr>
-        <w:t xml:space="preserve">Enlace: </w:t>
+          <w:b/>
+          <w:lang w:eastAsia="es-CO"/>
+        </w:rPr>
+        <w:t>Enlace</w:t>
+      </w:r>
+      <w:r>
+        <w:rPr>
+          <w:lang w:eastAsia="es-CO"/>
+        </w:rPr>
+        <w:t xml:space="preserve">: </w:t>
       </w:r>
       <w:hyperlink r:id="rId14" w:history="1">
         <w:r>
@@ -7149,27 +6711,21 @@
         <w:rPr>
           <w:lang w:eastAsia="es-CO"/>
         </w:rPr>
-        <w:t xml:space="preserve">Los pilares del enfoque Mi Pueblo, Mi Producto, Mi Orgullo (OVOP Colombia) constituyen orientaciones fundamentales que facilitan el trabajo de las comunidades en los procesos de revitalización territorial. Estos pilares organizan los principios, acciones </w:t>
-      </w:r>
+        <w:t>Los pilares del enfoque Mi Pueblo, Mi Producto, Mi Orgullo (OVOP Colombia) constituyen orientaciones fundamentales que facilitan el trabajo de las comunidades en los procesos de revitalización territorial. Estos pilares organizan los principios, acciones y estrategias necesarias para fortalecer las capacidades locales, impulsar el desarrollo económico y promover la cohesión social. A continuación, se presenta la descripción de cada uno de ellos de manera sintetizada y funcional para el proceso formativo.</w:t>
+      </w:r>
+    </w:p>
+    <w:p>
+      <w:pPr>
+        <w:pStyle w:val="Tabla"/>
+        <w:rPr>
+          <w:lang w:eastAsia="es-CO"/>
+        </w:rPr>
+      </w:pPr>
       <w:r>
         <w:rPr>
           <w:lang w:eastAsia="es-CO"/>
         </w:rPr>
         <w:lastRenderedPageBreak/>
-        <w:t>y estrategias necesarias para fortalecer las capacidades locales, impulsar el desarrollo económico y promover la cohesión social. A continuación, se presenta la descripción de cada uno de ellos de manera sintetizada y funcional para el proceso formativo.</w:t>
-      </w:r>
-    </w:p>
-    <w:p>
-      <w:pPr>
-        <w:pStyle w:val="Tabla"/>
-        <w:rPr>
-          <w:lang w:eastAsia="es-CO"/>
-        </w:rPr>
-      </w:pPr>
-      <w:r>
-        <w:rPr>
-          <w:lang w:eastAsia="es-CO"/>
-        </w:rPr>
         <w:t>Pilares del enfoque Mi Pueblo, Mi Producto, Mi Orgullo</w:t>
       </w:r>
     </w:p>
@@ -7339,11 +6895,7 @@
               </w:rPr>
             </w:pPr>
             <w:r>
-              <w:t xml:space="preserve">Coordinación y articulación con instituciones sociales y entidades del sector público con el fin de </w:t>
-            </w:r>
-            <w:r>
-              <w:lastRenderedPageBreak/>
-              <w:t>contribuir al desarrollo local.</w:t>
+              <w:t>Coordinación y articulación con instituciones sociales y entidades del sector público con el fin de contribuir al desarrollo local.</w:t>
             </w:r>
           </w:p>
         </w:tc>
@@ -7484,11 +7036,7 @@
               </w:rPr>
             </w:pPr>
             <w:r>
-              <w:t xml:space="preserve">Instancia que soporta y acompaña el proceso del territorio en el plan de acción establecido en el plan de desarrollo y el que </w:t>
-            </w:r>
-            <w:r>
-              <w:lastRenderedPageBreak/>
-              <w:t>busca aumentar el valor del territorio.</w:t>
+              <w:t>Instancia que soporta y acompaña el proceso del territorio en el plan de acción establecido en el plan de desarrollo y el que busca aumentar el valor del territorio.</w:t>
             </w:r>
           </w:p>
         </w:tc>
@@ -7504,7 +7052,6 @@
               </w:rPr>
             </w:pPr>
             <w:r>
-              <w:lastRenderedPageBreak/>
               <w:t>Mesa técnica territorial interinstitucional como espacio de concertación, articulación y coordinación del proceso del territorio.</w:t>
             </w:r>
           </w:p>
@@ -7523,6 +7070,7 @@
               </w:rPr>
             </w:pPr>
             <w:r>
+              <w:lastRenderedPageBreak/>
               <w:t>Pilar 6: Estrategia de sostenibilidad y divulgación</w:t>
             </w:r>
           </w:p>
@@ -7625,6 +7173,7 @@
         <w:rPr>
           <w:lang w:eastAsia="es-CO"/>
         </w:rPr>
+        <w:lastRenderedPageBreak/>
         <w:t>A lo largo de cada fase se describen los pasos necesarios para su implementación, acompañados de respuestas a preguntas clave como: ¿en qué consiste cada paso?, ¿cómo se lleva a cabo? y ¿qué resultados se esperan? Este enfoque facilita el trabajo comunitario, fortalece la organización local y permite avanzar hacia procesos de desarrollo incluyentes, participativos y sostenibles.</w:t>
       </w:r>
     </w:p>
@@ -8593,11 +8142,7 @@
               <w:ind w:firstLine="0"/>
             </w:pPr>
             <w:r>
-              <w:t xml:space="preserve">Completar el proceso de formación jurídica para la empresa social mediante la </w:t>
-            </w:r>
-            <w:r>
-              <w:lastRenderedPageBreak/>
-              <w:t>presentación de las actividades desarrolladas en la comunidad.</w:t>
+              <w:t>Completar el proceso de formación jurídica para la empresa social mediante la presentación de las actividades desarrolladas en la comunidad.</w:t>
             </w:r>
           </w:p>
         </w:tc>
@@ -8987,8 +8532,14 @@
         <w:rPr>
           <w:lang w:eastAsia="es-CO"/>
         </w:rPr>
+        <w:t xml:space="preserve">Mi Pueblo, Mi Producto, Mi Orgullo es el concepto central del enfoque OVOP Colombia y reúne tres elementos fundamentales para el desarrollo territorial. Mi </w:t>
+      </w:r>
+      <w:r>
+        <w:rPr>
+          <w:lang w:eastAsia="es-CO"/>
+        </w:rPr>
         <w:lastRenderedPageBreak/>
-        <w:t>Mi Pueblo, Mi Producto, Mi Orgullo es el concepto central del enfoque OVOP Colombia y reúne tres elementos fundamentales para el desarrollo territorial. Mi Pueblo hace referencia al o los territorios en los que la comunidad trabaja de manera colectiva para alcanzar su sueño común. Mi Producto alude al producto único que identifica y caracteriza al territorio, el cual puede corresponder a uno o varios bienes o servicios representativos. Finalmente, Mi Orgullo se relaciona con la identidad, el sentido de pertenencia y el orgullo que la comunidad siente por su territorio y por los productos únicos que lo distinguen.</w:t>
+        <w:t>Pueblo hace referencia al o los territorios en los que la comunidad trabaja de manera colectiva para alcanzar su sueño común. Mi Producto alude al producto único que identifica y caracteriza al territorio, el cual puede corresponder a uno o varios bienes o servicios representativos. Finalmente, Mi Orgullo se relaciona con la identidad, el sentido de pertenencia y el orgullo que la comunidad siente por su territorio y por los productos únicos que lo distinguen.</w:t>
       </w:r>
     </w:p>
     <w:p>
@@ -9099,7 +8650,6 @@
         <w:rPr>
           <w:lang w:eastAsia="es-CO"/>
         </w:rPr>
-        <w:lastRenderedPageBreak/>
         <w:t>Instituciones gubernamentales y no gubernamentales que interactúan entre sí.</w:t>
       </w:r>
     </w:p>
@@ -9390,15 +8940,15 @@
         <w:rPr>
           <w:lang w:eastAsia="es-CO"/>
         </w:rPr>
-        <w:t xml:space="preserve">El contexto se entiende como el conjunto de elementos que definen las dinámicas y la identidad de un territorio, influyendo directamente en la vida de sus habitantes. Comprender el contexto implica reconocer las dimensiones sociales, </w:t>
-      </w:r>
-      <w:r>
-        <w:rPr>
-          <w:lang w:eastAsia="es-CO"/>
-        </w:rPr>
-        <w:lastRenderedPageBreak/>
-        <w:t>económicas, culturales, ambientales e institucionales que configuran un lugar y que determinan la manera en que sus comunidades se relacionan con su entorno.</w:t>
-      </w:r>
+        <w:t>El contexto se entiende como el conjunto de elementos que definen las dinámicas y la identidad de un territorio, influyendo directamente en la vida de sus habitantes. Comprender el contexto implica reconocer las dimensiones sociales, económicas, culturales, ambientales e institucionales que configuran un lugar y que determinan la manera en que sus comunidades se relacionan con su entorno.</w:t>
+      </w:r>
+    </w:p>
+    <w:p>
+      <w:pPr>
+        <w:rPr>
+          <w:lang w:eastAsia="es-CO"/>
+        </w:rPr>
+      </w:pPr>
     </w:p>
     <w:p>
       <w:pPr>
@@ -9419,6 +8969,7 @@
           <w:bCs/>
           <w:lang w:eastAsia="es-CO"/>
         </w:rPr>
+        <w:lastRenderedPageBreak/>
         <w:t>Dimensión ambiental</w:t>
       </w:r>
     </w:p>
@@ -9502,14 +9053,14 @@
         <w:rPr>
           <w:lang w:eastAsia="es-CO"/>
         </w:rPr>
-        <w:t xml:space="preserve">La dimensión económica comprende las formas en que un territorio organiza la apropiación, producción, distribución y consumo de bienes y servicios, tanto materiales como inmateriales. Esta dimensión depende del equilibrio entre las condiciones </w:t>
+        <w:t xml:space="preserve">La dimensión económica comprende las formas en que un territorio organiza la apropiación, producción, distribución y consumo de bienes y servicios, tanto materiales como inmateriales. Esta dimensión depende del equilibrio entre las condiciones competitivas y la capacidad colectiva para generar ingresos y oportunidades económicas. Entre los elementos que la integran se encuentran el acceso a transporte, </w:t>
       </w:r>
       <w:r>
         <w:rPr>
           <w:lang w:eastAsia="es-CO"/>
         </w:rPr>
         <w:lastRenderedPageBreak/>
-        <w:t>competitivas y la capacidad colectiva para generar ingresos y oportunidades económicas. Entre los elementos que la integran se encuentran el acceso a transporte, la promoción del empleo, el uso de tecnologías de la información y las comunicaciones (TIC) y el desarrollo agropecuario. Su análisis permite entender la dinámica productiva y el potencial económico del territorio.</w:t>
+        <w:t>la promoción del empleo, el uso de tecnologías de la información y las comunicaciones (TIC) y el desarrollo agropecuario. Su análisis permite entender la dinámica productiva y el potencial económico del territorio.</w:t>
       </w:r>
     </w:p>
     <w:p>
@@ -9586,14 +9137,7 @@
         <w:rPr>
           <w:lang w:eastAsia="es-CO"/>
         </w:rPr>
-        <w:t xml:space="preserve">Identificar fuentes pertinentes y de calidad es fundamental para la elaboración de trabajos académicos, investigaciones, informes, materiales educativos, noticias, conferencias y otros productos de divulgación. La confiabilidad de las fuentes </w:t>
-      </w:r>
-      <w:r>
-        <w:rPr>
-          <w:lang w:eastAsia="es-CO"/>
-        </w:rPr>
-        <w:lastRenderedPageBreak/>
-        <w:t>determina, en gran medida, la solidez del conocimiento generado y la validez de los resultados obtenidos.</w:t>
+        <w:t>Identificar fuentes pertinentes y de calidad es fundamental para la elaboración de trabajos académicos, investigaciones, informes, materiales educativos, noticias, conferencias y otros productos de divulgación. La confiabilidad de las fuentes determina, en gran medida, la solidez del conocimiento generado y la validez de los resultados obtenidos.</w:t>
       </w:r>
     </w:p>
     <w:p>
@@ -9795,7 +9339,6 @@
           <w:b/>
           <w:bCs/>
         </w:rPr>
-        <w:lastRenderedPageBreak/>
         <w:t>Criterios de uso</w:t>
       </w:r>
       <w:bookmarkEnd w:id="30"/>
@@ -9832,6 +9375,7 @@
           <w:bCs/>
           <w:lang w:eastAsia="es-CO"/>
         </w:rPr>
+        <w:lastRenderedPageBreak/>
         <w:t>Criterios del método CRAAP</w:t>
       </w:r>
     </w:p>
@@ -9937,6 +9481,15 @@
     <w:p>
       <w:pPr>
         <w:pStyle w:val="Prrafodelista"/>
+        <w:ind w:left="2496" w:firstLine="0"/>
+        <w:rPr>
+          <w:lang w:eastAsia="es-CO"/>
+        </w:rPr>
+      </w:pPr>
+    </w:p>
+    <w:p>
+      <w:pPr>
+        <w:pStyle w:val="Prrafodelista"/>
         <w:numPr>
           <w:ilvl w:val="0"/>
           <w:numId w:val="29"/>
@@ -9990,14 +9543,18 @@
           <w:lang w:eastAsia="es-CO"/>
         </w:rPr>
       </w:pPr>
-      <w:proofErr w:type="gramStart"/>
+      <w:r>
+        <w:rPr>
+          <w:lang w:eastAsia="es-CO"/>
+        </w:rPr>
+        <w:t>¿</w:t>
+      </w:r>
       <w:r>
         <w:rPr>
           <w:lang w:eastAsia="es-CO"/>
         </w:rPr>
         <w:t>Qué se sabe del autor?</w:t>
       </w:r>
-      <w:proofErr w:type="gramEnd"/>
     </w:p>
     <w:p>
       <w:pPr>
@@ -10056,6 +9613,15 @@
     <w:p>
       <w:pPr>
         <w:pStyle w:val="Prrafodelista"/>
+        <w:ind w:left="2496" w:firstLine="0"/>
+        <w:rPr>
+          <w:lang w:eastAsia="es-CO"/>
+        </w:rPr>
+      </w:pPr>
+    </w:p>
+    <w:p>
+      <w:pPr>
+        <w:pStyle w:val="Prrafodelista"/>
         <w:numPr>
           <w:ilvl w:val="0"/>
           <w:numId w:val="29"/>
@@ -10131,9 +9697,17 @@
         <w:rPr>
           <w:lang w:eastAsia="es-CO"/>
         </w:rPr>
-        <w:lastRenderedPageBreak/>
         <w:t>La frecuencia de actualización de la fuente.</w:t>
       </w:r>
+    </w:p>
+    <w:p>
+      <w:pPr>
+        <w:pStyle w:val="Prrafodelista"/>
+        <w:ind w:left="2496" w:firstLine="0"/>
+        <w:rPr>
+          <w:lang w:eastAsia="es-CO"/>
+        </w:rPr>
+      </w:pPr>
     </w:p>
     <w:p>
       <w:pPr>
@@ -10177,6 +9751,7 @@
         <w:rPr>
           <w:lang w:eastAsia="es-CO"/>
         </w:rPr>
+        <w:lastRenderedPageBreak/>
         <w:t>Considerar:</w:t>
       </w:r>
     </w:p>
@@ -10219,6 +9794,15 @@
     <w:p>
       <w:pPr>
         <w:pStyle w:val="Prrafodelista"/>
+        <w:ind w:left="2496" w:firstLine="0"/>
+        <w:rPr>
+          <w:lang w:eastAsia="es-CO"/>
+        </w:rPr>
+      </w:pPr>
+    </w:p>
+    <w:p>
+      <w:pPr>
+        <w:pStyle w:val="Prrafodelista"/>
         <w:numPr>
           <w:ilvl w:val="0"/>
           <w:numId w:val="29"/>
@@ -10440,7 +10024,6 @@
         <w:rPr>
           <w:lang w:eastAsia="es-CO"/>
         </w:rPr>
-        <w:lastRenderedPageBreak/>
         <w:t>Semiestructurada: con pautas generales que permiten mayor libertad al entrevistado.</w:t>
       </w:r>
     </w:p>
@@ -10461,6 +10044,7 @@
           <w:bCs/>
           <w:lang w:eastAsia="es-CO"/>
         </w:rPr>
+        <w:lastRenderedPageBreak/>
         <w:t>Cuestionario</w:t>
       </w:r>
       <w:r>
@@ -10616,21 +10200,7 @@
         <w:rPr>
           <w:lang w:eastAsia="es-CO"/>
         </w:rPr>
-        <w:t>(Ceballos, 2004; Pozo-</w:t>
-      </w:r>
-      <w:proofErr w:type="spellStart"/>
-      <w:r>
-        <w:rPr>
-          <w:lang w:eastAsia="es-CO"/>
-        </w:rPr>
-        <w:t>Solis</w:t>
-      </w:r>
-      <w:proofErr w:type="spellEnd"/>
-      <w:r>
-        <w:rPr>
-          <w:lang w:eastAsia="es-CO"/>
-        </w:rPr>
-        <w:t>, 2007)</w:t>
+        <w:t>(Ceballos, 2004; Pozo-Solis, 2007)</w:t>
       </w:r>
     </w:p>
     <w:p>
@@ -10686,14 +10256,14 @@
         <w:rPr>
           <w:lang w:eastAsia="es-CO"/>
         </w:rPr>
-        <w:t xml:space="preserve">Según el Ministerio del Trabajo (2016), el Mapeo de Actores Clave (MAC) es una metodología ampliamente utilizada en el análisis social y en los procesos de incidencia político-institucional, como la formulación de políticas públicas. De acuerdo con Del </w:t>
+        <w:t xml:space="preserve">Según el Ministerio del Trabajo (2016), el Mapeo de Actores Clave (MAC) es una metodología ampliamente utilizada en el análisis social y en los procesos de incidencia político-institucional, como la formulación de políticas públicas. De acuerdo con Del Castillo (2014, citado en Ministerio del Trabajo, 2016), en la gestión de proyectos, una buena planificación debe incluir la identificación y clasificación de interesados, </w:t>
       </w:r>
       <w:r>
         <w:rPr>
           <w:lang w:eastAsia="es-CO"/>
         </w:rPr>
         <w:lastRenderedPageBreak/>
-        <w:t>Castillo (2014, citado en Ministerio del Trabajo, 2016), en la gestión de proyectos, una buena planificación debe incluir la identificación y clasificación de interesados, considerando sus necesidades, expectativas, posibilidades de interacción y potenciales alianzas. Este proceso se conoce como mapa de actores.</w:t>
+        <w:t>considerando sus necesidades, expectativas, posibilidades de interacción y potenciales alianzas. Este proceso se conoce como mapa de actores.</w:t>
       </w:r>
     </w:p>
     <w:p>
@@ -10848,6 +10418,13 @@
         </w:rPr>
         <w:t>En contra.</w:t>
       </w:r>
+    </w:p>
+    <w:p>
+      <w:pPr>
+        <w:rPr>
+          <w:lang w:eastAsia="es-CO"/>
+        </w:rPr>
+      </w:pPr>
     </w:p>
     <w:p>
       <w:pPr>
@@ -12515,4696 +12092,552 @@
         <w:rPr>
           <w:rStyle w:val="Extranjerismo"/>
           <w:bCs/>
-          <w:lang w:eastAsia="es-CO"/>
-        </w:rPr>
-      </w:pPr>
-      <w:proofErr w:type="spellStart"/>
+          <w:lang w:val="es-CO" w:eastAsia="es-CO"/>
+        </w:rPr>
+      </w:pPr>
       <w:r>
         <w:rPr>
           <w:rStyle w:val="Extranjerismo"/>
           <w:b/>
-          <w:lang w:eastAsia="es-CO"/>
-        </w:rPr>
-        <w:t>Actores</w:t>
-      </w:r>
-      <w:proofErr w:type="spellEnd"/>
+          <w:lang w:val="es-CO" w:eastAsia="es-CO"/>
+        </w:rPr>
+        <w:t>Actores sociales</w:t>
+      </w:r>
+      <w:r>
+        <w:rPr>
+          <w:rStyle w:val="Extranjerismo"/>
+          <w:bCs/>
+          <w:lang w:val="es-CO" w:eastAsia="es-CO"/>
+        </w:rPr>
+        <w:t>: personas, grupos u organizaciones que influyen o participan en las dinámicas del territorio mediante acciones, decisiones o intereses.</w:t>
+      </w:r>
+    </w:p>
+    <w:p>
+      <w:pPr>
+        <w:rPr>
+          <w:rStyle w:val="Extranjerismo"/>
+          <w:bCs/>
+          <w:lang w:val="es-CO" w:eastAsia="es-CO"/>
+        </w:rPr>
+      </w:pPr>
       <w:r>
         <w:rPr>
           <w:rStyle w:val="Extranjerismo"/>
           <w:b/>
-          <w:lang w:eastAsia="es-CO"/>
-        </w:rPr>
-        <w:t xml:space="preserve"> </w:t>
-      </w:r>
-      <w:proofErr w:type="spellStart"/>
+          <w:lang w:val="es-CO" w:eastAsia="es-CO"/>
+        </w:rPr>
+        <w:t>Autogestión</w:t>
+      </w:r>
+      <w:r>
+        <w:rPr>
+          <w:rStyle w:val="Extranjerismo"/>
+          <w:bCs/>
+          <w:lang w:val="es-CO" w:eastAsia="es-CO"/>
+        </w:rPr>
+        <w:t>: capacidad de una comunidad para organizarse, tomar decisiones y ejecutar acciones orientadas a resolver sus necesidades sin depender de agentes externos.</w:t>
+      </w:r>
+    </w:p>
+    <w:p>
+      <w:pPr>
+        <w:rPr>
+          <w:rStyle w:val="Extranjerismo"/>
+          <w:bCs/>
+          <w:lang w:val="es-CO" w:eastAsia="es-CO"/>
+        </w:rPr>
+      </w:pPr>
       <w:r>
         <w:rPr>
           <w:rStyle w:val="Extranjerismo"/>
           <w:b/>
-          <w:lang w:eastAsia="es-CO"/>
-        </w:rPr>
-        <w:t>sociales</w:t>
-      </w:r>
-      <w:proofErr w:type="spellEnd"/>
+          <w:lang w:val="es-CO" w:eastAsia="es-CO"/>
+        </w:rPr>
+        <w:t>Cartografía social</w:t>
+      </w:r>
       <w:r>
         <w:rPr>
           <w:rStyle w:val="Extranjerismo"/>
           <w:bCs/>
-          <w:lang w:eastAsia="es-CO"/>
-        </w:rPr>
-        <w:t xml:space="preserve">: personas, </w:t>
-      </w:r>
-      <w:proofErr w:type="spellStart"/>
-      <w:r>
+          <w:lang w:val="es-CO" w:eastAsia="es-CO"/>
+        </w:rPr>
+        <w:t>: metodología participativa para construir conocimiento colectivo del territorio mediante la elaboración conjunta de mapas y la integración de saberes locales.</w:t>
+      </w:r>
+    </w:p>
+    <w:p>
+      <w:pPr>
         <w:rPr>
           <w:rStyle w:val="Extranjerismo"/>
           <w:bCs/>
-          <w:lang w:eastAsia="es-CO"/>
-        </w:rPr>
-        <w:t>grupos</w:t>
-      </w:r>
-      <w:proofErr w:type="spellEnd"/>
+          <w:lang w:val="es-CO" w:eastAsia="es-CO"/>
+        </w:rPr>
+      </w:pPr>
+      <w:r>
+        <w:rPr>
+          <w:rStyle w:val="Extranjerismo"/>
+          <w:b/>
+          <w:lang w:val="es-CO" w:eastAsia="es-CO"/>
+        </w:rPr>
+        <w:t>Contexto</w:t>
+      </w:r>
       <w:r>
         <w:rPr>
           <w:rStyle w:val="Extranjerismo"/>
           <w:bCs/>
-          <w:lang w:eastAsia="es-CO"/>
-        </w:rPr>
-        <w:t xml:space="preserve"> u </w:t>
-      </w:r>
-      <w:proofErr w:type="spellStart"/>
-      <w:r>
+          <w:lang w:val="es-CO" w:eastAsia="es-CO"/>
+        </w:rPr>
+        <w:t>: conjunto de elementos y dinámicas —ambientales, sociales, económicas y políticas— que configuran la identidad de un territorio.</w:t>
+      </w:r>
+    </w:p>
+    <w:p>
+      <w:pPr>
         <w:rPr>
           <w:rStyle w:val="Extranjerismo"/>
           <w:bCs/>
-          <w:lang w:eastAsia="es-CO"/>
-        </w:rPr>
-        <w:t>organizaciones</w:t>
-      </w:r>
-      <w:proofErr w:type="spellEnd"/>
+          <w:lang w:val="es-CO" w:eastAsia="es-CO"/>
+        </w:rPr>
+      </w:pPr>
+      <w:r>
+        <w:rPr>
+          <w:rStyle w:val="Extranjerismo"/>
+          <w:b/>
+          <w:lang w:val="es-CO" w:eastAsia="es-CO"/>
+        </w:rPr>
+        <w:t>Desarrollo endógeno</w:t>
+      </w:r>
       <w:r>
         <w:rPr>
           <w:rStyle w:val="Extranjerismo"/>
           <w:bCs/>
-          <w:lang w:eastAsia="es-CO"/>
-        </w:rPr>
-        <w:t xml:space="preserve"> que </w:t>
-      </w:r>
-      <w:proofErr w:type="spellStart"/>
-      <w:r>
+          <w:lang w:val="es-CO" w:eastAsia="es-CO"/>
+        </w:rPr>
+        <w:t>: modelo de desarrollo que surge desde dentro del territorio, aprovechando sus recursos, capacidades y cultura local.</w:t>
+      </w:r>
+    </w:p>
+    <w:p>
+      <w:pPr>
         <w:rPr>
           <w:rStyle w:val="Extranjerismo"/>
           <w:bCs/>
-          <w:lang w:eastAsia="es-CO"/>
-        </w:rPr>
-        <w:t>influyen</w:t>
-      </w:r>
-      <w:proofErr w:type="spellEnd"/>
+          <w:lang w:val="es-CO" w:eastAsia="es-CO"/>
+        </w:rPr>
+      </w:pPr>
+      <w:r>
+        <w:rPr>
+          <w:rStyle w:val="Extranjerismo"/>
+          <w:b/>
+          <w:lang w:val="es-CO" w:eastAsia="es-CO"/>
+        </w:rPr>
+        <w:t>Dimensión ambiental</w:t>
+      </w:r>
       <w:r>
         <w:rPr>
           <w:rStyle w:val="Extranjerismo"/>
           <w:bCs/>
-          <w:lang w:eastAsia="es-CO"/>
-        </w:rPr>
-        <w:t xml:space="preserve"> o </w:t>
-      </w:r>
-      <w:proofErr w:type="spellStart"/>
-      <w:r>
+          <w:lang w:val="es-CO" w:eastAsia="es-CO"/>
+        </w:rPr>
+        <w:t>: componente del territorio relacionado con el entorno natural, ecológico y físico, y con las interacciones humanas que inciden en él.</w:t>
+      </w:r>
+    </w:p>
+    <w:p>
+      <w:pPr>
         <w:rPr>
           <w:rStyle w:val="Extranjerismo"/>
           <w:bCs/>
-          <w:lang w:eastAsia="es-CO"/>
-        </w:rPr>
-        <w:t>participan</w:t>
-      </w:r>
-      <w:proofErr w:type="spellEnd"/>
+          <w:lang w:val="es-CO" w:eastAsia="es-CO"/>
+        </w:rPr>
+      </w:pPr>
+      <w:r>
+        <w:rPr>
+          <w:rStyle w:val="Extranjerismo"/>
+          <w:b/>
+          <w:lang w:val="es-CO" w:eastAsia="es-CO"/>
+        </w:rPr>
+        <w:t>Dimensión económica</w:t>
+      </w:r>
       <w:r>
         <w:rPr>
           <w:rStyle w:val="Extranjerismo"/>
           <w:bCs/>
-          <w:lang w:eastAsia="es-CO"/>
-        </w:rPr>
-        <w:t xml:space="preserve"> </w:t>
-      </w:r>
-      <w:proofErr w:type="spellStart"/>
-      <w:r>
+          <w:lang w:val="es-CO" w:eastAsia="es-CO"/>
+        </w:rPr>
+        <w:t>: aspecto del territorio vinculado a la producción, distribución y consumo de bienes y servicios y a la generación de ingresos.</w:t>
+      </w:r>
+    </w:p>
+    <w:p>
+      <w:pPr>
         <w:rPr>
           <w:rStyle w:val="Extranjerismo"/>
           <w:bCs/>
-          <w:lang w:eastAsia="es-CO"/>
-        </w:rPr>
-        <w:t>en</w:t>
-      </w:r>
-      <w:proofErr w:type="spellEnd"/>
-      <w:r>
+          <w:lang w:val="es-CO" w:eastAsia="es-CO"/>
+        </w:rPr>
+      </w:pPr>
+    </w:p>
+    <w:p>
+      <w:pPr>
         <w:rPr>
           <w:rStyle w:val="Extranjerismo"/>
           <w:bCs/>
-          <w:lang w:eastAsia="es-CO"/>
-        </w:rPr>
-        <w:t xml:space="preserve"> las </w:t>
-      </w:r>
-      <w:proofErr w:type="spellStart"/>
+          <w:lang w:val="es-CO" w:eastAsia="es-CO"/>
+        </w:rPr>
+      </w:pPr>
+      <w:r>
+        <w:rPr>
+          <w:rStyle w:val="Extranjerismo"/>
+          <w:b/>
+          <w:lang w:val="es-CO" w:eastAsia="es-CO"/>
+        </w:rPr>
+        <w:lastRenderedPageBreak/>
+        <w:t>Dimensión política</w:t>
+      </w:r>
       <w:r>
         <w:rPr>
           <w:rStyle w:val="Extranjerismo"/>
           <w:bCs/>
-          <w:lang w:eastAsia="es-CO"/>
-        </w:rPr>
-        <w:t>dinámicas</w:t>
-      </w:r>
-      <w:proofErr w:type="spellEnd"/>
-      <w:r>
+          <w:lang w:val="es-CO" w:eastAsia="es-CO"/>
+        </w:rPr>
+        <w:t>: conjunto de normas, instituciones, procesos y relaciones de poder que orientan la toma de decisiones y la participación ciudadana.</w:t>
+      </w:r>
+    </w:p>
+    <w:p>
+      <w:pPr>
         <w:rPr>
           <w:rStyle w:val="Extranjerismo"/>
           <w:bCs/>
-          <w:lang w:eastAsia="es-CO"/>
-        </w:rPr>
-        <w:t xml:space="preserve"> del </w:t>
-      </w:r>
-      <w:proofErr w:type="spellStart"/>
+          <w:lang w:val="es-CO" w:eastAsia="es-CO"/>
+        </w:rPr>
+      </w:pPr>
+      <w:r>
+        <w:rPr>
+          <w:rStyle w:val="Extranjerismo"/>
+          <w:b/>
+          <w:lang w:val="es-CO" w:eastAsia="es-CO"/>
+        </w:rPr>
+        <w:t>Dimensión social</w:t>
+      </w:r>
       <w:r>
         <w:rPr>
           <w:rStyle w:val="Extranjerismo"/>
           <w:bCs/>
-          <w:lang w:eastAsia="es-CO"/>
-        </w:rPr>
-        <w:t>territorio</w:t>
-      </w:r>
-      <w:proofErr w:type="spellEnd"/>
-      <w:r>
+          <w:lang w:val="es-CO" w:eastAsia="es-CO"/>
+        </w:rPr>
+        <w:t>: elementos culturales, educativos, relacionales y comunitarios que influyen en cómo las personas conviven, se organizan y construyen identidad.</w:t>
+      </w:r>
+    </w:p>
+    <w:p>
+      <w:pPr>
         <w:rPr>
           <w:rStyle w:val="Extranjerismo"/>
           <w:bCs/>
-          <w:lang w:eastAsia="es-CO"/>
-        </w:rPr>
-        <w:t xml:space="preserve"> </w:t>
-      </w:r>
-      <w:proofErr w:type="spellStart"/>
+          <w:lang w:val="es-CO" w:eastAsia="es-CO"/>
+        </w:rPr>
+      </w:pPr>
+      <w:r>
+        <w:rPr>
+          <w:rStyle w:val="Extranjerismo"/>
+          <w:b/>
+          <w:lang w:val="es-CO" w:eastAsia="es-CO"/>
+        </w:rPr>
+        <w:t>Enfoque OVOP</w:t>
+      </w:r>
       <w:r>
         <w:rPr>
           <w:rStyle w:val="Extranjerismo"/>
           <w:bCs/>
-          <w:lang w:eastAsia="es-CO"/>
-        </w:rPr>
-        <w:t>mediante</w:t>
-      </w:r>
-      <w:proofErr w:type="spellEnd"/>
-      <w:r>
+          <w:lang w:val="es-CO" w:eastAsia="es-CO"/>
+        </w:rPr>
+        <w:t>: movimiento de desarrollo local que impulsa a las comunidades a identificar y fortalecer productos únicos representativos de su identidad.</w:t>
+      </w:r>
+    </w:p>
+    <w:p>
+      <w:pPr>
         <w:rPr>
           <w:rStyle w:val="Extranjerismo"/>
           <w:bCs/>
-          <w:lang w:eastAsia="es-CO"/>
-        </w:rPr>
-        <w:t xml:space="preserve"> </w:t>
-      </w:r>
-      <w:proofErr w:type="spellStart"/>
+          <w:lang w:val="es-CO" w:eastAsia="es-CO"/>
+        </w:rPr>
+      </w:pPr>
+      <w:r>
+        <w:rPr>
+          <w:rStyle w:val="Extranjerismo"/>
+          <w:b/>
+          <w:lang w:val="es-CO" w:eastAsia="es-CO"/>
+        </w:rPr>
+        <w:t>Fuentes de información</w:t>
+      </w:r>
       <w:r>
         <w:rPr>
           <w:rStyle w:val="Extranjerismo"/>
           <w:bCs/>
-          <w:lang w:eastAsia="es-CO"/>
-        </w:rPr>
-        <w:t>acciones</w:t>
-      </w:r>
-      <w:proofErr w:type="spellEnd"/>
-      <w:r>
+          <w:lang w:val="es-CO" w:eastAsia="es-CO"/>
+        </w:rPr>
+        <w:t>: documentos o recursos que brindan datos para investigar, analizar o profundizar en un tema.</w:t>
+      </w:r>
+    </w:p>
+    <w:p>
+      <w:pPr>
         <w:rPr>
           <w:rStyle w:val="Extranjerismo"/>
           <w:bCs/>
-          <w:lang w:eastAsia="es-CO"/>
-        </w:rPr>
-        <w:t xml:space="preserve">, </w:t>
-      </w:r>
-      <w:proofErr w:type="spellStart"/>
+          <w:lang w:val="es-CO" w:eastAsia="es-CO"/>
+        </w:rPr>
+      </w:pPr>
+      <w:r>
+        <w:rPr>
+          <w:rStyle w:val="Extranjerismo"/>
+          <w:b/>
+          <w:lang w:val="es-CO" w:eastAsia="es-CO"/>
+        </w:rPr>
+        <w:t>Mapa de actores</w:t>
+      </w:r>
       <w:r>
         <w:rPr>
           <w:rStyle w:val="Extranjerismo"/>
           <w:bCs/>
-          <w:lang w:eastAsia="es-CO"/>
-        </w:rPr>
-        <w:t>decisiones</w:t>
-      </w:r>
-      <w:proofErr w:type="spellEnd"/>
-      <w:r>
+          <w:lang w:val="es-CO" w:eastAsia="es-CO"/>
+        </w:rPr>
+        <w:t>: herramienta que identifica actores clave del territorio, sus roles, intereses, relaciones y niveles de influencia.</w:t>
+      </w:r>
+    </w:p>
+    <w:p>
+      <w:pPr>
         <w:rPr>
           <w:rStyle w:val="Extranjerismo"/>
           <w:bCs/>
-          <w:lang w:eastAsia="es-CO"/>
-        </w:rPr>
-        <w:t xml:space="preserve"> o </w:t>
-      </w:r>
-      <w:proofErr w:type="spellStart"/>
+          <w:lang w:val="es-CO" w:eastAsia="es-CO"/>
+        </w:rPr>
+      </w:pPr>
+      <w:r>
+        <w:rPr>
+          <w:rStyle w:val="Extranjerismo"/>
+          <w:b/>
+          <w:lang w:val="es-CO" w:eastAsia="es-CO"/>
+        </w:rPr>
+        <w:t>Método CRAAP</w:t>
+      </w:r>
       <w:r>
         <w:rPr>
           <w:rStyle w:val="Extranjerismo"/>
           <w:bCs/>
-          <w:lang w:eastAsia="es-CO"/>
-        </w:rPr>
-        <w:t>intereses</w:t>
-      </w:r>
-      <w:proofErr w:type="spellEnd"/>
-      <w:r>
+          <w:lang w:val="es-CO" w:eastAsia="es-CO"/>
+        </w:rPr>
+        <w:t>: criterio para evaluar la calidad de las fuentes según actualidad, relevancia, autoridad, exactitud y propósito.</w:t>
+      </w:r>
+    </w:p>
+    <w:p>
+      <w:pPr>
         <w:rPr>
           <w:rStyle w:val="Extranjerismo"/>
           <w:bCs/>
-          <w:lang w:eastAsia="es-CO"/>
-        </w:rPr>
-        <w:t>.</w:t>
-      </w:r>
-    </w:p>
-    <w:p>
-      <w:pPr>
+          <w:lang w:val="es-CO" w:eastAsia="es-CO"/>
+        </w:rPr>
+      </w:pPr>
+      <w:r>
+        <w:rPr>
+          <w:rStyle w:val="Extranjerismo"/>
+          <w:b/>
+          <w:lang w:val="es-CO" w:eastAsia="es-CO"/>
+        </w:rPr>
+        <w:t>Mi Orgullo</w:t>
+      </w:r>
+      <w:r>
         <w:rPr>
           <w:rStyle w:val="Extranjerismo"/>
           <w:bCs/>
-          <w:lang w:eastAsia="es-CO"/>
-        </w:rPr>
-      </w:pPr>
-      <w:proofErr w:type="spellStart"/>
+          <w:lang w:val="es-CO" w:eastAsia="es-CO"/>
+        </w:rPr>
+        <w:t>: componente del enfoque OVOP que expresa el sentido de pertenencia, identidad y valoración de la comunidad hacia su territorio y productos.</w:t>
+      </w:r>
+    </w:p>
+    <w:p>
+      <w:pPr>
+        <w:rPr>
+          <w:rStyle w:val="Extranjerismo"/>
+          <w:bCs/>
+          <w:lang w:val="es-CO" w:eastAsia="es-CO"/>
+        </w:rPr>
+      </w:pPr>
       <w:r>
         <w:rPr>
           <w:rStyle w:val="Extranjerismo"/>
           <w:b/>
-          <w:lang w:eastAsia="es-CO"/>
-        </w:rPr>
-        <w:t>Autogestión</w:t>
-      </w:r>
-      <w:proofErr w:type="spellEnd"/>
+          <w:lang w:val="es-CO" w:eastAsia="es-CO"/>
+        </w:rPr>
+        <w:t>Mi Producto</w:t>
+      </w:r>
       <w:r>
         <w:rPr>
           <w:rStyle w:val="Extranjerismo"/>
           <w:bCs/>
-          <w:lang w:eastAsia="es-CO"/>
-        </w:rPr>
-        <w:t xml:space="preserve">: </w:t>
-      </w:r>
-      <w:proofErr w:type="spellStart"/>
-      <w:r>
+          <w:lang w:val="es-CO" w:eastAsia="es-CO"/>
+        </w:rPr>
+        <w:t>: producto, servicio o experiencia única que caracteriza al territorio y refleja su cultura y recursos.</w:t>
+      </w:r>
+    </w:p>
+    <w:p>
+      <w:pPr>
         <w:rPr>
           <w:rStyle w:val="Extranjerismo"/>
           <w:bCs/>
           <w:lang w:eastAsia="es-CO"/>
         </w:rPr>
-        <w:t>capacidad</w:t>
-      </w:r>
-      <w:proofErr w:type="spellEnd"/>
-      <w:r>
+      </w:pPr>
+    </w:p>
+    <w:p>
+      <w:pPr>
         <w:rPr>
           <w:rStyle w:val="Extranjerismo"/>
           <w:bCs/>
-          <w:lang w:eastAsia="es-CO"/>
-        </w:rPr>
-        <w:t xml:space="preserve"> de una </w:t>
-      </w:r>
-      <w:proofErr w:type="spellStart"/>
+          <w:lang w:val="es-CO" w:eastAsia="es-CO"/>
+        </w:rPr>
+      </w:pPr>
+      <w:r>
+        <w:rPr>
+          <w:rStyle w:val="Extranjerismo"/>
+          <w:b/>
+          <w:lang w:val="es-CO" w:eastAsia="es-CO"/>
+        </w:rPr>
+        <w:lastRenderedPageBreak/>
+        <w:t>Mi Pueblo</w:t>
+      </w:r>
       <w:r>
         <w:rPr>
           <w:rStyle w:val="Extranjerismo"/>
           <w:bCs/>
-          <w:lang w:eastAsia="es-CO"/>
-        </w:rPr>
-        <w:t>comunidad</w:t>
-      </w:r>
-      <w:proofErr w:type="spellEnd"/>
-      <w:r>
+          <w:lang w:val="es-CO" w:eastAsia="es-CO"/>
+        </w:rPr>
+        <w:t>: territorio donde la comunidad vive y construye su proyecto colectivo, integrando aspectos físicos, sociales, culturales y productivos.</w:t>
+      </w:r>
+    </w:p>
+    <w:p>
+      <w:pPr>
         <w:rPr>
           <w:rStyle w:val="Extranjerismo"/>
           <w:bCs/>
-          <w:lang w:eastAsia="es-CO"/>
-        </w:rPr>
-        <w:t xml:space="preserve"> para </w:t>
-      </w:r>
-      <w:proofErr w:type="spellStart"/>
+          <w:lang w:val="es-CO" w:eastAsia="es-CO"/>
+        </w:rPr>
+      </w:pPr>
+      <w:r>
+        <w:rPr>
+          <w:rStyle w:val="Extranjerismo"/>
+          <w:b/>
+          <w:lang w:val="es-CO" w:eastAsia="es-CO"/>
+        </w:rPr>
+        <w:t>Participación comunitaria</w:t>
+      </w:r>
       <w:r>
         <w:rPr>
           <w:rStyle w:val="Extranjerismo"/>
           <w:bCs/>
-          <w:lang w:eastAsia="es-CO"/>
-        </w:rPr>
-        <w:t>organizarse</w:t>
-      </w:r>
-      <w:proofErr w:type="spellEnd"/>
-      <w:r>
+          <w:lang w:val="es-CO" w:eastAsia="es-CO"/>
+        </w:rPr>
+        <w:t>: proceso mediante el cual las personas intervienen activamente en decisiones y acciones que afectan su territorio.</w:t>
+      </w:r>
+    </w:p>
+    <w:p>
+      <w:pPr>
         <w:rPr>
           <w:rStyle w:val="Extranjerismo"/>
           <w:bCs/>
-          <w:lang w:eastAsia="es-CO"/>
-        </w:rPr>
-        <w:t xml:space="preserve">, </w:t>
-      </w:r>
-      <w:proofErr w:type="spellStart"/>
+          <w:lang w:val="es-CO" w:eastAsia="es-CO"/>
+        </w:rPr>
+      </w:pPr>
+      <w:r>
+        <w:rPr>
+          <w:rStyle w:val="Extranjerismo"/>
+          <w:b/>
+          <w:lang w:val="es-CO" w:eastAsia="es-CO"/>
+        </w:rPr>
+        <w:t>Pilares OVOP</w:t>
+      </w:r>
       <w:r>
         <w:rPr>
           <w:rStyle w:val="Extranjerismo"/>
           <w:bCs/>
-          <w:lang w:eastAsia="es-CO"/>
-        </w:rPr>
-        <w:t>tomar</w:t>
-      </w:r>
-      <w:proofErr w:type="spellEnd"/>
-      <w:r>
+          <w:lang w:val="es-CO" w:eastAsia="es-CO"/>
+        </w:rPr>
+        <w:t>: principios que orientan el movimiento OVOP: desarrollo de capacidades humanas, actuación local con visión global y autogestión comunitaria.</w:t>
+      </w:r>
+    </w:p>
+    <w:p>
+      <w:pPr>
         <w:rPr>
           <w:rStyle w:val="Extranjerismo"/>
           <w:bCs/>
-          <w:lang w:eastAsia="es-CO"/>
-        </w:rPr>
-        <w:t xml:space="preserve"> </w:t>
-      </w:r>
-      <w:proofErr w:type="spellStart"/>
+          <w:lang w:val="es-CO" w:eastAsia="es-CO"/>
+        </w:rPr>
+      </w:pPr>
+      <w:r>
+        <w:rPr>
+          <w:rStyle w:val="Extranjerismo"/>
+          <w:b/>
+          <w:lang w:val="es-CO" w:eastAsia="es-CO"/>
+        </w:rPr>
+        <w:t>Producto representativo</w:t>
+      </w:r>
       <w:r>
         <w:rPr>
           <w:rStyle w:val="Extranjerismo"/>
           <w:bCs/>
-          <w:lang w:eastAsia="es-CO"/>
-        </w:rPr>
-        <w:t>decisiones</w:t>
-      </w:r>
-      <w:proofErr w:type="spellEnd"/>
-      <w:r>
+          <w:lang w:val="es-CO" w:eastAsia="es-CO"/>
+        </w:rPr>
+        <w:t>: bien, servicio o experiencia que refleja las tradiciones, habilidades y singularidad de un territorio.</w:t>
+      </w:r>
+    </w:p>
+    <w:p>
+      <w:pPr>
         <w:rPr>
           <w:rStyle w:val="Extranjerismo"/>
           <w:bCs/>
-          <w:lang w:eastAsia="es-CO"/>
-        </w:rPr>
-        <w:t xml:space="preserve"> y </w:t>
-      </w:r>
-      <w:proofErr w:type="spellStart"/>
+          <w:lang w:val="es-CO" w:eastAsia="es-CO"/>
+        </w:rPr>
+      </w:pPr>
+      <w:r>
+        <w:rPr>
+          <w:rStyle w:val="Extranjerismo"/>
+          <w:b/>
+          <w:lang w:val="es-CO" w:eastAsia="es-CO"/>
+        </w:rPr>
+        <w:t>Sostenibilidad</w:t>
+      </w:r>
       <w:r>
         <w:rPr>
           <w:rStyle w:val="Extranjerismo"/>
           <w:bCs/>
-          <w:lang w:eastAsia="es-CO"/>
-        </w:rPr>
-        <w:t>ejecutar</w:t>
-      </w:r>
-      <w:proofErr w:type="spellEnd"/>
-      <w:r>
+          <w:lang w:val="es-CO" w:eastAsia="es-CO"/>
+        </w:rPr>
+        <w:t>: capacidad de asegurar beneficios económicos, sociales y ambientales sin comprometer los recursos futuros.</w:t>
+      </w:r>
+    </w:p>
+    <w:p>
+      <w:pPr>
         <w:rPr>
           <w:rStyle w:val="Extranjerismo"/>
           <w:bCs/>
-          <w:lang w:eastAsia="es-CO"/>
-        </w:rPr>
-        <w:t xml:space="preserve"> </w:t>
-      </w:r>
-      <w:proofErr w:type="spellStart"/>
+          <w:lang w:val="es-CO" w:eastAsia="es-CO"/>
+        </w:rPr>
+      </w:pPr>
+      <w:r>
+        <w:rPr>
+          <w:rStyle w:val="Extranjerismo"/>
+          <w:b/>
+          <w:lang w:val="es-CO" w:eastAsia="es-CO"/>
+        </w:rPr>
+        <w:t>Territorio</w:t>
+      </w:r>
       <w:r>
         <w:rPr>
           <w:rStyle w:val="Extranjerismo"/>
           <w:bCs/>
-          <w:lang w:eastAsia="es-CO"/>
-        </w:rPr>
-        <w:t>acciones</w:t>
-      </w:r>
-      <w:proofErr w:type="spellEnd"/>
-      <w:r>
-        <w:rPr>
-          <w:rStyle w:val="Extranjerismo"/>
-          <w:bCs/>
-          <w:lang w:eastAsia="es-CO"/>
-        </w:rPr>
-        <w:t xml:space="preserve"> </w:t>
-      </w:r>
-      <w:proofErr w:type="spellStart"/>
-      <w:r>
-        <w:rPr>
-          <w:rStyle w:val="Extranjerismo"/>
-          <w:bCs/>
-          <w:lang w:eastAsia="es-CO"/>
-        </w:rPr>
-        <w:t>orientadas</w:t>
-      </w:r>
-      <w:proofErr w:type="spellEnd"/>
-      <w:r>
-        <w:rPr>
-          <w:rStyle w:val="Extranjerismo"/>
-          <w:bCs/>
-          <w:lang w:eastAsia="es-CO"/>
-        </w:rPr>
-        <w:t xml:space="preserve"> a resolver sus </w:t>
-      </w:r>
-      <w:proofErr w:type="spellStart"/>
-      <w:r>
-        <w:rPr>
-          <w:rStyle w:val="Extranjerismo"/>
-          <w:bCs/>
-          <w:lang w:eastAsia="es-CO"/>
-        </w:rPr>
-        <w:t>necesidades</w:t>
-      </w:r>
-      <w:proofErr w:type="spellEnd"/>
-      <w:r>
-        <w:rPr>
-          <w:rStyle w:val="Extranjerismo"/>
-          <w:bCs/>
-          <w:lang w:eastAsia="es-CO"/>
-        </w:rPr>
-        <w:t xml:space="preserve"> sin </w:t>
-      </w:r>
-      <w:proofErr w:type="spellStart"/>
-      <w:r>
-        <w:rPr>
-          <w:rStyle w:val="Extranjerismo"/>
-          <w:bCs/>
-          <w:lang w:eastAsia="es-CO"/>
-        </w:rPr>
-        <w:t>depender</w:t>
-      </w:r>
-      <w:proofErr w:type="spellEnd"/>
-      <w:r>
-        <w:rPr>
-          <w:rStyle w:val="Extranjerismo"/>
-          <w:bCs/>
-          <w:lang w:eastAsia="es-CO"/>
-        </w:rPr>
-        <w:t xml:space="preserve"> de </w:t>
-      </w:r>
-      <w:proofErr w:type="spellStart"/>
-      <w:r>
-        <w:rPr>
-          <w:rStyle w:val="Extranjerismo"/>
-          <w:bCs/>
-          <w:lang w:eastAsia="es-CO"/>
-        </w:rPr>
-        <w:t>agentes</w:t>
-      </w:r>
-      <w:proofErr w:type="spellEnd"/>
-      <w:r>
-        <w:rPr>
-          <w:rStyle w:val="Extranjerismo"/>
-          <w:bCs/>
-          <w:lang w:eastAsia="es-CO"/>
-        </w:rPr>
-        <w:t xml:space="preserve"> </w:t>
-      </w:r>
-      <w:proofErr w:type="spellStart"/>
-      <w:r>
-        <w:rPr>
-          <w:rStyle w:val="Extranjerismo"/>
-          <w:bCs/>
-          <w:lang w:eastAsia="es-CO"/>
-        </w:rPr>
-        <w:t>externos</w:t>
-      </w:r>
-      <w:proofErr w:type="spellEnd"/>
-      <w:r>
-        <w:rPr>
-          <w:rStyle w:val="Extranjerismo"/>
-          <w:bCs/>
-          <w:lang w:eastAsia="es-CO"/>
-        </w:rPr>
-        <w:t>.</w:t>
-      </w:r>
-    </w:p>
-    <w:p>
-      <w:pPr>
-        <w:rPr>
-          <w:rStyle w:val="Extranjerismo"/>
-          <w:bCs/>
-          <w:lang w:eastAsia="es-CO"/>
-        </w:rPr>
-      </w:pPr>
-      <w:proofErr w:type="spellStart"/>
-      <w:r>
+          <w:lang w:val="es-CO" w:eastAsia="es-CO"/>
+        </w:rPr>
+        <w:t>: espacio geográfico, social, cultural y político donde se construyen relaciones, dinámicas e identidades comunitarias.</w:t>
+      </w:r>
+    </w:p>
+    <w:p>
+      <w:pPr>
         <w:rPr>
           <w:rStyle w:val="Extranjerismo"/>
           <w:b/>
-          <w:lang w:eastAsia="es-CO"/>
-        </w:rPr>
-        <w:t>Cartografía</w:t>
-      </w:r>
-      <w:proofErr w:type="spellEnd"/>
-      <w:r>
-        <w:rPr>
-          <w:rStyle w:val="Extranjerismo"/>
-          <w:b/>
-          <w:lang w:eastAsia="es-CO"/>
-        </w:rPr>
-        <w:t xml:space="preserve"> social</w:t>
-      </w:r>
-      <w:r>
-        <w:rPr>
-          <w:rStyle w:val="Extranjerismo"/>
-          <w:bCs/>
-          <w:lang w:eastAsia="es-CO"/>
-        </w:rPr>
-        <w:t xml:space="preserve">: </w:t>
-      </w:r>
-      <w:proofErr w:type="spellStart"/>
-      <w:r>
-        <w:rPr>
-          <w:rStyle w:val="Extranjerismo"/>
-          <w:bCs/>
-          <w:lang w:eastAsia="es-CO"/>
-        </w:rPr>
-        <w:t>metodología</w:t>
-      </w:r>
-      <w:proofErr w:type="spellEnd"/>
-      <w:r>
-        <w:rPr>
-          <w:rStyle w:val="Extranjerismo"/>
-          <w:bCs/>
-          <w:lang w:eastAsia="es-CO"/>
-        </w:rPr>
-        <w:t xml:space="preserve"> </w:t>
-      </w:r>
-      <w:proofErr w:type="spellStart"/>
-      <w:r>
-        <w:rPr>
-          <w:rStyle w:val="Extranjerismo"/>
-          <w:bCs/>
-          <w:lang w:eastAsia="es-CO"/>
-        </w:rPr>
-        <w:t>participativa</w:t>
-      </w:r>
-      <w:proofErr w:type="spellEnd"/>
-      <w:r>
-        <w:rPr>
-          <w:rStyle w:val="Extranjerismo"/>
-          <w:bCs/>
-          <w:lang w:eastAsia="es-CO"/>
-        </w:rPr>
-        <w:t xml:space="preserve"> para </w:t>
-      </w:r>
-      <w:proofErr w:type="spellStart"/>
-      <w:r>
-        <w:rPr>
-          <w:rStyle w:val="Extranjerismo"/>
-          <w:bCs/>
-          <w:lang w:eastAsia="es-CO"/>
-        </w:rPr>
-        <w:t>construir</w:t>
-      </w:r>
-      <w:proofErr w:type="spellEnd"/>
-      <w:r>
-        <w:rPr>
-          <w:rStyle w:val="Extranjerismo"/>
-          <w:bCs/>
-          <w:lang w:eastAsia="es-CO"/>
-        </w:rPr>
-        <w:t xml:space="preserve"> </w:t>
-      </w:r>
-      <w:proofErr w:type="spellStart"/>
-      <w:r>
-        <w:rPr>
-          <w:rStyle w:val="Extranjerismo"/>
-          <w:bCs/>
-          <w:lang w:eastAsia="es-CO"/>
-        </w:rPr>
-        <w:t>conocimiento</w:t>
-      </w:r>
-      <w:proofErr w:type="spellEnd"/>
-      <w:r>
-        <w:rPr>
-          <w:rStyle w:val="Extranjerismo"/>
-          <w:bCs/>
-          <w:lang w:eastAsia="es-CO"/>
-        </w:rPr>
-        <w:t xml:space="preserve"> </w:t>
-      </w:r>
-      <w:proofErr w:type="spellStart"/>
-      <w:r>
-        <w:rPr>
-          <w:rStyle w:val="Extranjerismo"/>
-          <w:bCs/>
-          <w:lang w:eastAsia="es-CO"/>
-        </w:rPr>
-        <w:t>colectivo</w:t>
-      </w:r>
-      <w:proofErr w:type="spellEnd"/>
-      <w:r>
-        <w:rPr>
-          <w:rStyle w:val="Extranjerismo"/>
-          <w:bCs/>
-          <w:lang w:eastAsia="es-CO"/>
-        </w:rPr>
-        <w:t xml:space="preserve"> del </w:t>
-      </w:r>
-      <w:proofErr w:type="spellStart"/>
-      <w:r>
-        <w:rPr>
-          <w:rStyle w:val="Extranjerismo"/>
-          <w:bCs/>
-          <w:lang w:eastAsia="es-CO"/>
-        </w:rPr>
-        <w:t>territorio</w:t>
-      </w:r>
-      <w:proofErr w:type="spellEnd"/>
-      <w:r>
-        <w:rPr>
-          <w:rStyle w:val="Extranjerismo"/>
-          <w:bCs/>
-          <w:lang w:eastAsia="es-CO"/>
-        </w:rPr>
-        <w:t xml:space="preserve"> </w:t>
-      </w:r>
-      <w:proofErr w:type="spellStart"/>
-      <w:r>
-        <w:rPr>
-          <w:rStyle w:val="Extranjerismo"/>
-          <w:bCs/>
-          <w:lang w:eastAsia="es-CO"/>
-        </w:rPr>
-        <w:t>mediante</w:t>
-      </w:r>
-      <w:proofErr w:type="spellEnd"/>
-      <w:r>
-        <w:rPr>
-          <w:rStyle w:val="Extranjerismo"/>
-          <w:bCs/>
-          <w:lang w:eastAsia="es-CO"/>
-        </w:rPr>
-        <w:t xml:space="preserve"> la </w:t>
-      </w:r>
-      <w:proofErr w:type="spellStart"/>
-      <w:r>
-        <w:rPr>
-          <w:rStyle w:val="Extranjerismo"/>
-          <w:bCs/>
-          <w:lang w:eastAsia="es-CO"/>
-        </w:rPr>
-        <w:t>elaboración</w:t>
-      </w:r>
-      <w:proofErr w:type="spellEnd"/>
-      <w:r>
-        <w:rPr>
-          <w:rStyle w:val="Extranjerismo"/>
-          <w:bCs/>
-          <w:lang w:eastAsia="es-CO"/>
-        </w:rPr>
-        <w:t xml:space="preserve"> </w:t>
-      </w:r>
-      <w:proofErr w:type="spellStart"/>
-      <w:r>
-        <w:rPr>
-          <w:rStyle w:val="Extranjerismo"/>
-          <w:bCs/>
-          <w:lang w:eastAsia="es-CO"/>
-        </w:rPr>
-        <w:t>conjunta</w:t>
-      </w:r>
-      <w:proofErr w:type="spellEnd"/>
-      <w:r>
-        <w:rPr>
-          <w:rStyle w:val="Extranjerismo"/>
-          <w:bCs/>
-          <w:lang w:eastAsia="es-CO"/>
-        </w:rPr>
-        <w:t xml:space="preserve"> de </w:t>
-      </w:r>
-      <w:proofErr w:type="spellStart"/>
-      <w:r>
-        <w:rPr>
-          <w:rStyle w:val="Extranjerismo"/>
-          <w:bCs/>
-          <w:lang w:eastAsia="es-CO"/>
-        </w:rPr>
-        <w:t>mapas</w:t>
-      </w:r>
-      <w:proofErr w:type="spellEnd"/>
-      <w:r>
-        <w:rPr>
-          <w:rStyle w:val="Extranjerismo"/>
-          <w:bCs/>
-          <w:lang w:eastAsia="es-CO"/>
-        </w:rPr>
-        <w:t xml:space="preserve"> y la </w:t>
-      </w:r>
-      <w:proofErr w:type="spellStart"/>
-      <w:r>
-        <w:rPr>
-          <w:rStyle w:val="Extranjerismo"/>
-          <w:bCs/>
-          <w:lang w:eastAsia="es-CO"/>
-        </w:rPr>
-        <w:t>integración</w:t>
-      </w:r>
-      <w:proofErr w:type="spellEnd"/>
-      <w:r>
-        <w:rPr>
-          <w:rStyle w:val="Extranjerismo"/>
-          <w:bCs/>
-          <w:lang w:eastAsia="es-CO"/>
-        </w:rPr>
-        <w:t xml:space="preserve"> de </w:t>
-      </w:r>
-      <w:proofErr w:type="spellStart"/>
-      <w:r>
-        <w:rPr>
-          <w:rStyle w:val="Extranjerismo"/>
-          <w:bCs/>
-          <w:lang w:eastAsia="es-CO"/>
-        </w:rPr>
-        <w:t>saberes</w:t>
-      </w:r>
-      <w:proofErr w:type="spellEnd"/>
-      <w:r>
-        <w:rPr>
-          <w:rStyle w:val="Extranjerismo"/>
-          <w:bCs/>
-          <w:lang w:eastAsia="es-CO"/>
-        </w:rPr>
-        <w:t xml:space="preserve"> locales.</w:t>
-      </w:r>
-    </w:p>
-    <w:p>
-      <w:pPr>
-        <w:rPr>
-          <w:rStyle w:val="Extranjerismo"/>
-          <w:bCs/>
-          <w:lang w:eastAsia="es-CO"/>
-        </w:rPr>
-      </w:pPr>
-      <w:proofErr w:type="spellStart"/>
-      <w:r>
-        <w:rPr>
-          <w:rStyle w:val="Extranjerismo"/>
-          <w:b/>
-          <w:lang w:eastAsia="es-CO"/>
-        </w:rPr>
-        <w:t>Contexto</w:t>
-      </w:r>
-      <w:proofErr w:type="spellEnd"/>
-      <w:r>
-        <w:rPr>
-          <w:rStyle w:val="Extranjerismo"/>
-          <w:bCs/>
-          <w:lang w:eastAsia="es-CO"/>
-        </w:rPr>
-        <w:t xml:space="preserve">: conjunto de </w:t>
-      </w:r>
-      <w:proofErr w:type="spellStart"/>
-      <w:r>
-        <w:rPr>
-          <w:rStyle w:val="Extranjerismo"/>
-          <w:bCs/>
-          <w:lang w:eastAsia="es-CO"/>
-        </w:rPr>
-        <w:t>elementos</w:t>
-      </w:r>
-      <w:proofErr w:type="spellEnd"/>
-      <w:r>
-        <w:rPr>
-          <w:rStyle w:val="Extranjerismo"/>
-          <w:bCs/>
-          <w:lang w:eastAsia="es-CO"/>
-        </w:rPr>
-        <w:t xml:space="preserve"> y </w:t>
-      </w:r>
-      <w:proofErr w:type="spellStart"/>
-      <w:r>
-        <w:rPr>
-          <w:rStyle w:val="Extranjerismo"/>
-          <w:bCs/>
-          <w:lang w:eastAsia="es-CO"/>
-        </w:rPr>
-        <w:t>dinámicas</w:t>
-      </w:r>
-      <w:proofErr w:type="spellEnd"/>
-      <w:r>
-        <w:rPr>
-          <w:rStyle w:val="Extranjerismo"/>
-          <w:bCs/>
-          <w:lang w:eastAsia="es-CO"/>
-        </w:rPr>
-        <w:t xml:space="preserve"> —</w:t>
-      </w:r>
-      <w:proofErr w:type="spellStart"/>
-      <w:r>
-        <w:rPr>
-          <w:rStyle w:val="Extranjerismo"/>
-          <w:bCs/>
-          <w:lang w:eastAsia="es-CO"/>
-        </w:rPr>
-        <w:t>ambientales</w:t>
-      </w:r>
-      <w:proofErr w:type="spellEnd"/>
-      <w:r>
-        <w:rPr>
-          <w:rStyle w:val="Extranjerismo"/>
-          <w:bCs/>
-          <w:lang w:eastAsia="es-CO"/>
-        </w:rPr>
-        <w:t xml:space="preserve">, </w:t>
-      </w:r>
-      <w:proofErr w:type="spellStart"/>
-      <w:r>
-        <w:rPr>
-          <w:rStyle w:val="Extranjerismo"/>
-          <w:bCs/>
-          <w:lang w:eastAsia="es-CO"/>
-        </w:rPr>
-        <w:t>sociales</w:t>
-      </w:r>
-      <w:proofErr w:type="spellEnd"/>
-      <w:r>
-        <w:rPr>
-          <w:rStyle w:val="Extranjerismo"/>
-          <w:bCs/>
-          <w:lang w:eastAsia="es-CO"/>
-        </w:rPr>
-        <w:t xml:space="preserve">, </w:t>
-      </w:r>
-      <w:proofErr w:type="spellStart"/>
-      <w:r>
-        <w:rPr>
-          <w:rStyle w:val="Extranjerismo"/>
-          <w:bCs/>
-          <w:lang w:eastAsia="es-CO"/>
-        </w:rPr>
-        <w:t>económicas</w:t>
-      </w:r>
-      <w:proofErr w:type="spellEnd"/>
-      <w:r>
-        <w:rPr>
-          <w:rStyle w:val="Extranjerismo"/>
-          <w:bCs/>
-          <w:lang w:eastAsia="es-CO"/>
-        </w:rPr>
-        <w:t xml:space="preserve"> y </w:t>
-      </w:r>
-      <w:proofErr w:type="spellStart"/>
-      <w:r>
-        <w:rPr>
-          <w:rStyle w:val="Extranjerismo"/>
-          <w:bCs/>
-          <w:lang w:eastAsia="es-CO"/>
-        </w:rPr>
-        <w:t>políticas</w:t>
-      </w:r>
-      <w:proofErr w:type="spellEnd"/>
-      <w:r>
-        <w:rPr>
-          <w:rStyle w:val="Extranjerismo"/>
-          <w:bCs/>
-          <w:lang w:eastAsia="es-CO"/>
-        </w:rPr>
-        <w:t xml:space="preserve">— que </w:t>
-      </w:r>
-      <w:proofErr w:type="spellStart"/>
-      <w:r>
-        <w:rPr>
-          <w:rStyle w:val="Extranjerismo"/>
-          <w:bCs/>
-          <w:lang w:eastAsia="es-CO"/>
-        </w:rPr>
-        <w:t>configuran</w:t>
-      </w:r>
-      <w:proofErr w:type="spellEnd"/>
-      <w:r>
-        <w:rPr>
-          <w:rStyle w:val="Extranjerismo"/>
-          <w:bCs/>
-          <w:lang w:eastAsia="es-CO"/>
-        </w:rPr>
-        <w:t xml:space="preserve"> la </w:t>
-      </w:r>
-      <w:proofErr w:type="spellStart"/>
-      <w:r>
-        <w:rPr>
-          <w:rStyle w:val="Extranjerismo"/>
-          <w:bCs/>
-          <w:lang w:eastAsia="es-CO"/>
-        </w:rPr>
-        <w:t>identidad</w:t>
-      </w:r>
-      <w:proofErr w:type="spellEnd"/>
-      <w:r>
-        <w:rPr>
-          <w:rStyle w:val="Extranjerismo"/>
-          <w:bCs/>
-          <w:lang w:eastAsia="es-CO"/>
-        </w:rPr>
-        <w:t xml:space="preserve"> de un </w:t>
-      </w:r>
-      <w:proofErr w:type="spellStart"/>
-      <w:r>
-        <w:rPr>
-          <w:rStyle w:val="Extranjerismo"/>
-          <w:bCs/>
-          <w:lang w:eastAsia="es-CO"/>
-        </w:rPr>
-        <w:t>territorio</w:t>
-      </w:r>
-      <w:proofErr w:type="spellEnd"/>
-      <w:r>
-        <w:rPr>
-          <w:rStyle w:val="Extranjerismo"/>
-          <w:bCs/>
-          <w:lang w:eastAsia="es-CO"/>
-        </w:rPr>
-        <w:t>.</w:t>
-      </w:r>
-    </w:p>
-    <w:p>
-      <w:pPr>
-        <w:rPr>
-          <w:rStyle w:val="Extranjerismo"/>
-          <w:bCs/>
-          <w:lang w:eastAsia="es-CO"/>
-        </w:rPr>
-      </w:pPr>
-      <w:r>
-        <w:rPr>
-          <w:rStyle w:val="Extranjerismo"/>
-          <w:b/>
-          <w:lang w:eastAsia="es-CO"/>
-        </w:rPr>
-        <w:t xml:space="preserve">Desarrollo </w:t>
-      </w:r>
-      <w:proofErr w:type="spellStart"/>
-      <w:r>
-        <w:rPr>
-          <w:rStyle w:val="Extranjerismo"/>
-          <w:b/>
-          <w:lang w:eastAsia="es-CO"/>
-        </w:rPr>
-        <w:t>endógeno</w:t>
-      </w:r>
-      <w:proofErr w:type="spellEnd"/>
-      <w:r>
-        <w:rPr>
-          <w:rStyle w:val="Extranjerismo"/>
-          <w:bCs/>
-          <w:lang w:eastAsia="es-CO"/>
-        </w:rPr>
-        <w:t xml:space="preserve">: </w:t>
-      </w:r>
-      <w:proofErr w:type="spellStart"/>
-      <w:r>
-        <w:rPr>
-          <w:rStyle w:val="Extranjerismo"/>
-          <w:bCs/>
-          <w:lang w:eastAsia="es-CO"/>
-        </w:rPr>
-        <w:t>modelo</w:t>
-      </w:r>
-      <w:proofErr w:type="spellEnd"/>
-      <w:r>
-        <w:rPr>
-          <w:rStyle w:val="Extranjerismo"/>
-          <w:bCs/>
-          <w:lang w:eastAsia="es-CO"/>
-        </w:rPr>
-        <w:t xml:space="preserve"> de </w:t>
-      </w:r>
-      <w:proofErr w:type="spellStart"/>
-      <w:r>
-        <w:rPr>
-          <w:rStyle w:val="Extranjerismo"/>
-          <w:bCs/>
-          <w:lang w:eastAsia="es-CO"/>
-        </w:rPr>
-        <w:t>desarrollo</w:t>
-      </w:r>
-      <w:proofErr w:type="spellEnd"/>
-      <w:r>
-        <w:rPr>
-          <w:rStyle w:val="Extranjerismo"/>
-          <w:bCs/>
-          <w:lang w:eastAsia="es-CO"/>
-        </w:rPr>
-        <w:t xml:space="preserve"> que surge </w:t>
-      </w:r>
-      <w:proofErr w:type="spellStart"/>
-      <w:r>
-        <w:rPr>
-          <w:rStyle w:val="Extranjerismo"/>
-          <w:bCs/>
-          <w:lang w:eastAsia="es-CO"/>
-        </w:rPr>
-        <w:t>desde</w:t>
-      </w:r>
-      <w:proofErr w:type="spellEnd"/>
-      <w:r>
-        <w:rPr>
-          <w:rStyle w:val="Extranjerismo"/>
-          <w:bCs/>
-          <w:lang w:eastAsia="es-CO"/>
-        </w:rPr>
-        <w:t xml:space="preserve"> dentro del </w:t>
-      </w:r>
-      <w:proofErr w:type="spellStart"/>
-      <w:r>
-        <w:rPr>
-          <w:rStyle w:val="Extranjerismo"/>
-          <w:bCs/>
-          <w:lang w:eastAsia="es-CO"/>
-        </w:rPr>
-        <w:t>territorio</w:t>
-      </w:r>
-      <w:proofErr w:type="spellEnd"/>
-      <w:r>
-        <w:rPr>
-          <w:rStyle w:val="Extranjerismo"/>
-          <w:bCs/>
-          <w:lang w:eastAsia="es-CO"/>
-        </w:rPr>
-        <w:t xml:space="preserve">, </w:t>
-      </w:r>
-      <w:proofErr w:type="spellStart"/>
-      <w:r>
-        <w:rPr>
-          <w:rStyle w:val="Extranjerismo"/>
-          <w:bCs/>
-          <w:lang w:eastAsia="es-CO"/>
-        </w:rPr>
-        <w:t>aprovechando</w:t>
-      </w:r>
-      <w:proofErr w:type="spellEnd"/>
-      <w:r>
-        <w:rPr>
-          <w:rStyle w:val="Extranjerismo"/>
-          <w:bCs/>
-          <w:lang w:eastAsia="es-CO"/>
-        </w:rPr>
-        <w:t xml:space="preserve"> sus </w:t>
-      </w:r>
-      <w:proofErr w:type="spellStart"/>
-      <w:r>
-        <w:rPr>
-          <w:rStyle w:val="Extranjerismo"/>
-          <w:bCs/>
-          <w:lang w:eastAsia="es-CO"/>
-        </w:rPr>
-        <w:t>recursos</w:t>
-      </w:r>
-      <w:proofErr w:type="spellEnd"/>
-      <w:r>
-        <w:rPr>
-          <w:rStyle w:val="Extranjerismo"/>
-          <w:bCs/>
-          <w:lang w:eastAsia="es-CO"/>
-        </w:rPr>
-        <w:t xml:space="preserve">, </w:t>
-      </w:r>
-      <w:proofErr w:type="spellStart"/>
-      <w:r>
-        <w:rPr>
-          <w:rStyle w:val="Extranjerismo"/>
-          <w:bCs/>
-          <w:lang w:eastAsia="es-CO"/>
-        </w:rPr>
-        <w:t>capacidades</w:t>
-      </w:r>
-      <w:proofErr w:type="spellEnd"/>
-      <w:r>
-        <w:rPr>
-          <w:rStyle w:val="Extranjerismo"/>
-          <w:bCs/>
-          <w:lang w:eastAsia="es-CO"/>
-        </w:rPr>
-        <w:t xml:space="preserve"> y </w:t>
-      </w:r>
-      <w:proofErr w:type="spellStart"/>
-      <w:r>
-        <w:rPr>
-          <w:rStyle w:val="Extranjerismo"/>
-          <w:bCs/>
-          <w:lang w:eastAsia="es-CO"/>
-        </w:rPr>
-        <w:t>cultura</w:t>
-      </w:r>
-      <w:proofErr w:type="spellEnd"/>
-      <w:r>
-        <w:rPr>
-          <w:rStyle w:val="Extranjerismo"/>
-          <w:bCs/>
-          <w:lang w:eastAsia="es-CO"/>
-        </w:rPr>
-        <w:t xml:space="preserve"> local.</w:t>
-      </w:r>
-    </w:p>
-    <w:p>
-      <w:pPr>
-        <w:rPr>
-          <w:rStyle w:val="Extranjerismo"/>
-          <w:bCs/>
-          <w:lang w:eastAsia="es-CO"/>
-        </w:rPr>
-      </w:pPr>
-      <w:proofErr w:type="spellStart"/>
-      <w:r>
-        <w:rPr>
-          <w:rStyle w:val="Extranjerismo"/>
-          <w:b/>
-          <w:lang w:eastAsia="es-CO"/>
-        </w:rPr>
-        <w:t>Dimensión</w:t>
-      </w:r>
-      <w:proofErr w:type="spellEnd"/>
-      <w:r>
-        <w:rPr>
-          <w:rStyle w:val="Extranjerismo"/>
-          <w:b/>
-          <w:lang w:eastAsia="es-CO"/>
-        </w:rPr>
-        <w:t xml:space="preserve"> </w:t>
-      </w:r>
-      <w:proofErr w:type="spellStart"/>
-      <w:r>
-        <w:rPr>
-          <w:rStyle w:val="Extranjerismo"/>
-          <w:b/>
-          <w:lang w:eastAsia="es-CO"/>
-        </w:rPr>
-        <w:t>ambiental</w:t>
-      </w:r>
-      <w:proofErr w:type="spellEnd"/>
-      <w:r>
-        <w:rPr>
-          <w:rStyle w:val="Extranjerismo"/>
-          <w:bCs/>
-          <w:lang w:eastAsia="es-CO"/>
-        </w:rPr>
-        <w:t xml:space="preserve">: </w:t>
-      </w:r>
-      <w:proofErr w:type="spellStart"/>
-      <w:r>
-        <w:rPr>
-          <w:rStyle w:val="Extranjerismo"/>
-          <w:bCs/>
-          <w:lang w:eastAsia="es-CO"/>
-        </w:rPr>
-        <w:t>componente</w:t>
-      </w:r>
-      <w:proofErr w:type="spellEnd"/>
-      <w:r>
-        <w:rPr>
-          <w:rStyle w:val="Extranjerismo"/>
-          <w:bCs/>
-          <w:lang w:eastAsia="es-CO"/>
-        </w:rPr>
-        <w:t xml:space="preserve"> del </w:t>
-      </w:r>
-      <w:proofErr w:type="spellStart"/>
-      <w:r>
-        <w:rPr>
-          <w:rStyle w:val="Extranjerismo"/>
-          <w:bCs/>
-          <w:lang w:eastAsia="es-CO"/>
-        </w:rPr>
-        <w:t>territorio</w:t>
-      </w:r>
-      <w:proofErr w:type="spellEnd"/>
-      <w:r>
-        <w:rPr>
-          <w:rStyle w:val="Extranjerismo"/>
-          <w:bCs/>
-          <w:lang w:eastAsia="es-CO"/>
-        </w:rPr>
-        <w:t xml:space="preserve"> </w:t>
-      </w:r>
-      <w:proofErr w:type="spellStart"/>
-      <w:r>
-        <w:rPr>
-          <w:rStyle w:val="Extranjerismo"/>
-          <w:bCs/>
-          <w:lang w:eastAsia="es-CO"/>
-        </w:rPr>
-        <w:t>relacionado</w:t>
-      </w:r>
-      <w:proofErr w:type="spellEnd"/>
-      <w:r>
-        <w:rPr>
-          <w:rStyle w:val="Extranjerismo"/>
-          <w:bCs/>
-          <w:lang w:eastAsia="es-CO"/>
-        </w:rPr>
-        <w:t xml:space="preserve"> con el </w:t>
-      </w:r>
-      <w:proofErr w:type="spellStart"/>
-      <w:r>
-        <w:rPr>
-          <w:rStyle w:val="Extranjerismo"/>
-          <w:bCs/>
-          <w:lang w:eastAsia="es-CO"/>
-        </w:rPr>
-        <w:t>entorno</w:t>
-      </w:r>
-      <w:proofErr w:type="spellEnd"/>
-      <w:r>
-        <w:rPr>
-          <w:rStyle w:val="Extranjerismo"/>
-          <w:bCs/>
-          <w:lang w:eastAsia="es-CO"/>
-        </w:rPr>
-        <w:t xml:space="preserve"> natural, </w:t>
-      </w:r>
-      <w:proofErr w:type="spellStart"/>
-      <w:r>
-        <w:rPr>
-          <w:rStyle w:val="Extranjerismo"/>
-          <w:bCs/>
-          <w:lang w:eastAsia="es-CO"/>
-        </w:rPr>
-        <w:t>ecológico</w:t>
-      </w:r>
-      <w:proofErr w:type="spellEnd"/>
-      <w:r>
-        <w:rPr>
-          <w:rStyle w:val="Extranjerismo"/>
-          <w:bCs/>
-          <w:lang w:eastAsia="es-CO"/>
-        </w:rPr>
-        <w:t xml:space="preserve"> y </w:t>
-      </w:r>
-      <w:proofErr w:type="spellStart"/>
-      <w:r>
-        <w:rPr>
-          <w:rStyle w:val="Extranjerismo"/>
-          <w:bCs/>
-          <w:lang w:eastAsia="es-CO"/>
-        </w:rPr>
-        <w:t>físico</w:t>
-      </w:r>
-      <w:proofErr w:type="spellEnd"/>
-      <w:r>
-        <w:rPr>
-          <w:rStyle w:val="Extranjerismo"/>
-          <w:bCs/>
-          <w:lang w:eastAsia="es-CO"/>
-        </w:rPr>
-        <w:t xml:space="preserve">, y </w:t>
-      </w:r>
-      <w:proofErr w:type="gramStart"/>
-      <w:r>
-        <w:rPr>
-          <w:rStyle w:val="Extranjerismo"/>
-          <w:bCs/>
-          <w:lang w:eastAsia="es-CO"/>
-        </w:rPr>
-        <w:t>con</w:t>
-      </w:r>
-      <w:proofErr w:type="gramEnd"/>
-      <w:r>
-        <w:rPr>
-          <w:rStyle w:val="Extranjerismo"/>
-          <w:bCs/>
-          <w:lang w:eastAsia="es-CO"/>
-        </w:rPr>
-        <w:t xml:space="preserve"> las </w:t>
-      </w:r>
-      <w:proofErr w:type="spellStart"/>
-      <w:r>
-        <w:rPr>
-          <w:rStyle w:val="Extranjerismo"/>
-          <w:bCs/>
-          <w:lang w:eastAsia="es-CO"/>
-        </w:rPr>
-        <w:t>interacciones</w:t>
-      </w:r>
-      <w:proofErr w:type="spellEnd"/>
-      <w:r>
-        <w:rPr>
-          <w:rStyle w:val="Extranjerismo"/>
-          <w:bCs/>
-          <w:lang w:eastAsia="es-CO"/>
-        </w:rPr>
-        <w:t xml:space="preserve"> </w:t>
-      </w:r>
-      <w:proofErr w:type="spellStart"/>
-      <w:r>
-        <w:rPr>
-          <w:rStyle w:val="Extranjerismo"/>
-          <w:bCs/>
-          <w:lang w:eastAsia="es-CO"/>
-        </w:rPr>
-        <w:t>humanas</w:t>
-      </w:r>
-      <w:proofErr w:type="spellEnd"/>
-      <w:r>
-        <w:rPr>
-          <w:rStyle w:val="Extranjerismo"/>
-          <w:bCs/>
-          <w:lang w:eastAsia="es-CO"/>
-        </w:rPr>
-        <w:t xml:space="preserve"> que </w:t>
-      </w:r>
-      <w:proofErr w:type="spellStart"/>
-      <w:r>
-        <w:rPr>
-          <w:rStyle w:val="Extranjerismo"/>
-          <w:bCs/>
-          <w:lang w:eastAsia="es-CO"/>
-        </w:rPr>
-        <w:t>inciden</w:t>
-      </w:r>
-      <w:proofErr w:type="spellEnd"/>
-      <w:r>
-        <w:rPr>
-          <w:rStyle w:val="Extranjerismo"/>
-          <w:bCs/>
-          <w:lang w:eastAsia="es-CO"/>
-        </w:rPr>
-        <w:t xml:space="preserve"> </w:t>
-      </w:r>
-      <w:proofErr w:type="spellStart"/>
-      <w:r>
-        <w:rPr>
-          <w:rStyle w:val="Extranjerismo"/>
-          <w:bCs/>
-          <w:lang w:eastAsia="es-CO"/>
-        </w:rPr>
-        <w:t>en</w:t>
-      </w:r>
-      <w:proofErr w:type="spellEnd"/>
-      <w:r>
-        <w:rPr>
-          <w:rStyle w:val="Extranjerismo"/>
-          <w:bCs/>
-          <w:lang w:eastAsia="es-CO"/>
-        </w:rPr>
-        <w:t xml:space="preserve"> </w:t>
-      </w:r>
-      <w:proofErr w:type="spellStart"/>
-      <w:r>
-        <w:rPr>
-          <w:rStyle w:val="Extranjerismo"/>
-          <w:bCs/>
-          <w:lang w:eastAsia="es-CO"/>
-        </w:rPr>
-        <w:t>él</w:t>
-      </w:r>
-      <w:proofErr w:type="spellEnd"/>
-      <w:r>
-        <w:rPr>
-          <w:rStyle w:val="Extranjerismo"/>
-          <w:bCs/>
-          <w:lang w:eastAsia="es-CO"/>
-        </w:rPr>
-        <w:t>.</w:t>
-      </w:r>
-    </w:p>
-    <w:p>
-      <w:pPr>
-        <w:rPr>
-          <w:rStyle w:val="Extranjerismo"/>
-          <w:bCs/>
-          <w:lang w:eastAsia="es-CO"/>
-        </w:rPr>
-      </w:pPr>
-      <w:proofErr w:type="spellStart"/>
-      <w:r>
-        <w:rPr>
-          <w:rStyle w:val="Extranjerismo"/>
-          <w:b/>
-          <w:lang w:eastAsia="es-CO"/>
-        </w:rPr>
-        <w:t>Dimensión</w:t>
-      </w:r>
-      <w:proofErr w:type="spellEnd"/>
-      <w:r>
-        <w:rPr>
-          <w:rStyle w:val="Extranjerismo"/>
-          <w:b/>
-          <w:lang w:eastAsia="es-CO"/>
-        </w:rPr>
-        <w:t xml:space="preserve"> </w:t>
-      </w:r>
-      <w:proofErr w:type="spellStart"/>
-      <w:r>
-        <w:rPr>
-          <w:rStyle w:val="Extranjerismo"/>
-          <w:b/>
-          <w:lang w:eastAsia="es-CO"/>
-        </w:rPr>
-        <w:t>económica</w:t>
-      </w:r>
-      <w:proofErr w:type="spellEnd"/>
-      <w:r>
-        <w:rPr>
-          <w:rStyle w:val="Extranjerismo"/>
-          <w:bCs/>
-          <w:lang w:eastAsia="es-CO"/>
-        </w:rPr>
-        <w:t xml:space="preserve">: </w:t>
-      </w:r>
-      <w:proofErr w:type="spellStart"/>
-      <w:r>
-        <w:rPr>
-          <w:rStyle w:val="Extranjerismo"/>
-          <w:bCs/>
-          <w:lang w:eastAsia="es-CO"/>
-        </w:rPr>
-        <w:t>aspecto</w:t>
-      </w:r>
-      <w:proofErr w:type="spellEnd"/>
-      <w:r>
-        <w:rPr>
-          <w:rStyle w:val="Extranjerismo"/>
-          <w:bCs/>
-          <w:lang w:eastAsia="es-CO"/>
-        </w:rPr>
-        <w:t xml:space="preserve"> del </w:t>
-      </w:r>
-      <w:proofErr w:type="spellStart"/>
-      <w:r>
-        <w:rPr>
-          <w:rStyle w:val="Extranjerismo"/>
-          <w:bCs/>
-          <w:lang w:eastAsia="es-CO"/>
-        </w:rPr>
-        <w:t>territorio</w:t>
-      </w:r>
-      <w:proofErr w:type="spellEnd"/>
-      <w:r>
-        <w:rPr>
-          <w:rStyle w:val="Extranjerismo"/>
-          <w:bCs/>
-          <w:lang w:eastAsia="es-CO"/>
-        </w:rPr>
-        <w:t xml:space="preserve"> </w:t>
-      </w:r>
-      <w:proofErr w:type="spellStart"/>
-      <w:r>
-        <w:rPr>
-          <w:rStyle w:val="Extranjerismo"/>
-          <w:bCs/>
-          <w:lang w:eastAsia="es-CO"/>
-        </w:rPr>
-        <w:t>vinculado</w:t>
-      </w:r>
-      <w:proofErr w:type="spellEnd"/>
-      <w:r>
-        <w:rPr>
-          <w:rStyle w:val="Extranjerismo"/>
-          <w:bCs/>
-          <w:lang w:eastAsia="es-CO"/>
-        </w:rPr>
-        <w:t xml:space="preserve"> a la </w:t>
-      </w:r>
-      <w:proofErr w:type="spellStart"/>
-      <w:r>
-        <w:rPr>
-          <w:rStyle w:val="Extranjerismo"/>
-          <w:bCs/>
-          <w:lang w:eastAsia="es-CO"/>
-        </w:rPr>
-        <w:t>producción</w:t>
-      </w:r>
-      <w:proofErr w:type="spellEnd"/>
-      <w:r>
-        <w:rPr>
-          <w:rStyle w:val="Extranjerismo"/>
-          <w:bCs/>
-          <w:lang w:eastAsia="es-CO"/>
-        </w:rPr>
-        <w:t xml:space="preserve">, </w:t>
-      </w:r>
-      <w:proofErr w:type="spellStart"/>
-      <w:r>
-        <w:rPr>
-          <w:rStyle w:val="Extranjerismo"/>
-          <w:bCs/>
-          <w:lang w:eastAsia="es-CO"/>
-        </w:rPr>
-        <w:t>distribución</w:t>
-      </w:r>
-      <w:proofErr w:type="spellEnd"/>
-      <w:r>
-        <w:rPr>
-          <w:rStyle w:val="Extranjerismo"/>
-          <w:bCs/>
-          <w:lang w:eastAsia="es-CO"/>
-        </w:rPr>
-        <w:t xml:space="preserve"> y </w:t>
-      </w:r>
-      <w:proofErr w:type="spellStart"/>
-      <w:r>
-        <w:rPr>
-          <w:rStyle w:val="Extranjerismo"/>
-          <w:bCs/>
-          <w:lang w:eastAsia="es-CO"/>
-        </w:rPr>
-        <w:t>consumo</w:t>
-      </w:r>
-      <w:proofErr w:type="spellEnd"/>
-      <w:r>
-        <w:rPr>
-          <w:rStyle w:val="Extranjerismo"/>
-          <w:bCs/>
-          <w:lang w:eastAsia="es-CO"/>
-        </w:rPr>
-        <w:t xml:space="preserve"> de </w:t>
-      </w:r>
-      <w:proofErr w:type="spellStart"/>
-      <w:r>
-        <w:rPr>
-          <w:rStyle w:val="Extranjerismo"/>
-          <w:bCs/>
-          <w:lang w:eastAsia="es-CO"/>
-        </w:rPr>
-        <w:t>bienes</w:t>
-      </w:r>
-      <w:proofErr w:type="spellEnd"/>
-      <w:r>
-        <w:rPr>
-          <w:rStyle w:val="Extranjerismo"/>
-          <w:bCs/>
-          <w:lang w:eastAsia="es-CO"/>
-        </w:rPr>
-        <w:t xml:space="preserve"> y </w:t>
-      </w:r>
-      <w:proofErr w:type="spellStart"/>
-      <w:r>
-        <w:rPr>
-          <w:rStyle w:val="Extranjerismo"/>
-          <w:bCs/>
-          <w:lang w:eastAsia="es-CO"/>
-        </w:rPr>
-        <w:t>servicios</w:t>
-      </w:r>
-      <w:proofErr w:type="spellEnd"/>
-      <w:r>
-        <w:rPr>
-          <w:rStyle w:val="Extranjerismo"/>
-          <w:bCs/>
-          <w:lang w:eastAsia="es-CO"/>
-        </w:rPr>
-        <w:t xml:space="preserve"> y a la </w:t>
-      </w:r>
-      <w:proofErr w:type="spellStart"/>
-      <w:r>
-        <w:rPr>
-          <w:rStyle w:val="Extranjerismo"/>
-          <w:bCs/>
-          <w:lang w:eastAsia="es-CO"/>
-        </w:rPr>
-        <w:t>generación</w:t>
-      </w:r>
-      <w:proofErr w:type="spellEnd"/>
-      <w:r>
-        <w:rPr>
-          <w:rStyle w:val="Extranjerismo"/>
-          <w:bCs/>
-          <w:lang w:eastAsia="es-CO"/>
-        </w:rPr>
-        <w:t xml:space="preserve"> de </w:t>
-      </w:r>
-      <w:proofErr w:type="spellStart"/>
-      <w:r>
-        <w:rPr>
-          <w:rStyle w:val="Extranjerismo"/>
-          <w:bCs/>
-          <w:lang w:eastAsia="es-CO"/>
-        </w:rPr>
-        <w:t>ingresos</w:t>
-      </w:r>
-      <w:proofErr w:type="spellEnd"/>
-      <w:r>
-        <w:rPr>
-          <w:rStyle w:val="Extranjerismo"/>
-          <w:bCs/>
-          <w:lang w:eastAsia="es-CO"/>
-        </w:rPr>
-        <w:t>.</w:t>
-      </w:r>
-    </w:p>
-    <w:p>
-      <w:pPr>
-        <w:rPr>
-          <w:rStyle w:val="Extranjerismo"/>
-          <w:bCs/>
-          <w:lang w:eastAsia="es-CO"/>
-        </w:rPr>
-      </w:pPr>
-    </w:p>
-    <w:p>
-      <w:pPr>
-        <w:rPr>
-          <w:rStyle w:val="Extranjerismo"/>
-          <w:bCs/>
-          <w:lang w:eastAsia="es-CO"/>
-        </w:rPr>
-      </w:pPr>
-      <w:proofErr w:type="spellStart"/>
-      <w:r>
-        <w:rPr>
-          <w:rStyle w:val="Extranjerismo"/>
-          <w:b/>
-          <w:lang w:eastAsia="es-CO"/>
-        </w:rPr>
-        <w:lastRenderedPageBreak/>
-        <w:t>Dimensión</w:t>
-      </w:r>
-      <w:proofErr w:type="spellEnd"/>
-      <w:r>
-        <w:rPr>
-          <w:rStyle w:val="Extranjerismo"/>
-          <w:b/>
-          <w:lang w:eastAsia="es-CO"/>
-        </w:rPr>
-        <w:t xml:space="preserve"> </w:t>
-      </w:r>
-      <w:proofErr w:type="spellStart"/>
-      <w:r>
-        <w:rPr>
-          <w:rStyle w:val="Extranjerismo"/>
-          <w:b/>
-          <w:lang w:eastAsia="es-CO"/>
-        </w:rPr>
-        <w:t>política</w:t>
-      </w:r>
-      <w:proofErr w:type="spellEnd"/>
-      <w:r>
-        <w:rPr>
-          <w:rStyle w:val="Extranjerismo"/>
-          <w:bCs/>
-          <w:lang w:eastAsia="es-CO"/>
-        </w:rPr>
-        <w:t xml:space="preserve">: conjunto de </w:t>
-      </w:r>
-      <w:proofErr w:type="spellStart"/>
-      <w:r>
-        <w:rPr>
-          <w:rStyle w:val="Extranjerismo"/>
-          <w:bCs/>
-          <w:lang w:eastAsia="es-CO"/>
-        </w:rPr>
-        <w:t>normas</w:t>
-      </w:r>
-      <w:proofErr w:type="spellEnd"/>
-      <w:r>
-        <w:rPr>
-          <w:rStyle w:val="Extranjerismo"/>
-          <w:bCs/>
-          <w:lang w:eastAsia="es-CO"/>
-        </w:rPr>
-        <w:t xml:space="preserve">, </w:t>
-      </w:r>
-      <w:proofErr w:type="spellStart"/>
-      <w:r>
-        <w:rPr>
-          <w:rStyle w:val="Extranjerismo"/>
-          <w:bCs/>
-          <w:lang w:eastAsia="es-CO"/>
-        </w:rPr>
-        <w:t>instituciones</w:t>
-      </w:r>
-      <w:proofErr w:type="spellEnd"/>
-      <w:r>
-        <w:rPr>
-          <w:rStyle w:val="Extranjerismo"/>
-          <w:bCs/>
-          <w:lang w:eastAsia="es-CO"/>
-        </w:rPr>
-        <w:t xml:space="preserve">, </w:t>
-      </w:r>
-      <w:proofErr w:type="spellStart"/>
-      <w:r>
-        <w:rPr>
-          <w:rStyle w:val="Extranjerismo"/>
-          <w:bCs/>
-          <w:lang w:eastAsia="es-CO"/>
-        </w:rPr>
-        <w:t>procesos</w:t>
-      </w:r>
-      <w:proofErr w:type="spellEnd"/>
-      <w:r>
-        <w:rPr>
-          <w:rStyle w:val="Extranjerismo"/>
-          <w:bCs/>
-          <w:lang w:eastAsia="es-CO"/>
-        </w:rPr>
-        <w:t xml:space="preserve"> y </w:t>
-      </w:r>
-      <w:proofErr w:type="spellStart"/>
-      <w:r>
-        <w:rPr>
-          <w:rStyle w:val="Extranjerismo"/>
-          <w:bCs/>
-          <w:lang w:eastAsia="es-CO"/>
-        </w:rPr>
-        <w:t>relaciones</w:t>
-      </w:r>
-      <w:proofErr w:type="spellEnd"/>
-      <w:r>
-        <w:rPr>
-          <w:rStyle w:val="Extranjerismo"/>
-          <w:bCs/>
-          <w:lang w:eastAsia="es-CO"/>
-        </w:rPr>
-        <w:t xml:space="preserve"> de </w:t>
-      </w:r>
-      <w:proofErr w:type="spellStart"/>
-      <w:r>
-        <w:rPr>
-          <w:rStyle w:val="Extranjerismo"/>
-          <w:bCs/>
-          <w:lang w:eastAsia="es-CO"/>
-        </w:rPr>
-        <w:t>poder</w:t>
-      </w:r>
-      <w:proofErr w:type="spellEnd"/>
-      <w:r>
-        <w:rPr>
-          <w:rStyle w:val="Extranjerismo"/>
-          <w:bCs/>
-          <w:lang w:eastAsia="es-CO"/>
-        </w:rPr>
-        <w:t xml:space="preserve"> que </w:t>
-      </w:r>
-      <w:proofErr w:type="spellStart"/>
-      <w:r>
-        <w:rPr>
-          <w:rStyle w:val="Extranjerismo"/>
-          <w:bCs/>
-          <w:lang w:eastAsia="es-CO"/>
-        </w:rPr>
-        <w:t>orientan</w:t>
-      </w:r>
-      <w:proofErr w:type="spellEnd"/>
-      <w:r>
-        <w:rPr>
-          <w:rStyle w:val="Extranjerismo"/>
-          <w:bCs/>
-          <w:lang w:eastAsia="es-CO"/>
-        </w:rPr>
-        <w:t xml:space="preserve"> la </w:t>
-      </w:r>
-      <w:proofErr w:type="spellStart"/>
-      <w:r>
-        <w:rPr>
-          <w:rStyle w:val="Extranjerismo"/>
-          <w:bCs/>
-          <w:lang w:eastAsia="es-CO"/>
-        </w:rPr>
-        <w:t>toma</w:t>
-      </w:r>
-      <w:proofErr w:type="spellEnd"/>
-      <w:r>
-        <w:rPr>
-          <w:rStyle w:val="Extranjerismo"/>
-          <w:bCs/>
-          <w:lang w:eastAsia="es-CO"/>
-        </w:rPr>
-        <w:t xml:space="preserve"> de </w:t>
-      </w:r>
-      <w:proofErr w:type="spellStart"/>
-      <w:r>
-        <w:rPr>
-          <w:rStyle w:val="Extranjerismo"/>
-          <w:bCs/>
-          <w:lang w:eastAsia="es-CO"/>
-        </w:rPr>
-        <w:t>decisiones</w:t>
-      </w:r>
-      <w:proofErr w:type="spellEnd"/>
-      <w:r>
-        <w:rPr>
-          <w:rStyle w:val="Extranjerismo"/>
-          <w:bCs/>
-          <w:lang w:eastAsia="es-CO"/>
-        </w:rPr>
-        <w:t xml:space="preserve"> y la </w:t>
-      </w:r>
-      <w:proofErr w:type="spellStart"/>
-      <w:r>
-        <w:rPr>
-          <w:rStyle w:val="Extranjerismo"/>
-          <w:bCs/>
-          <w:lang w:eastAsia="es-CO"/>
-        </w:rPr>
-        <w:t>participación</w:t>
-      </w:r>
-      <w:proofErr w:type="spellEnd"/>
-      <w:r>
-        <w:rPr>
-          <w:rStyle w:val="Extranjerismo"/>
-          <w:bCs/>
-          <w:lang w:eastAsia="es-CO"/>
-        </w:rPr>
-        <w:t xml:space="preserve"> </w:t>
-      </w:r>
-      <w:proofErr w:type="spellStart"/>
-      <w:r>
-        <w:rPr>
-          <w:rStyle w:val="Extranjerismo"/>
-          <w:bCs/>
-          <w:lang w:eastAsia="es-CO"/>
-        </w:rPr>
-        <w:t>ciudadana</w:t>
-      </w:r>
-      <w:proofErr w:type="spellEnd"/>
-      <w:r>
-        <w:rPr>
-          <w:rStyle w:val="Extranjerismo"/>
-          <w:bCs/>
-          <w:lang w:eastAsia="es-CO"/>
-        </w:rPr>
-        <w:t>.</w:t>
-      </w:r>
-    </w:p>
-    <w:p>
-      <w:pPr>
-        <w:rPr>
-          <w:rStyle w:val="Extranjerismo"/>
-          <w:bCs/>
-          <w:lang w:eastAsia="es-CO"/>
-        </w:rPr>
-      </w:pPr>
-      <w:proofErr w:type="spellStart"/>
-      <w:r>
-        <w:rPr>
-          <w:rStyle w:val="Extranjerismo"/>
-          <w:b/>
-          <w:lang w:eastAsia="es-CO"/>
-        </w:rPr>
-        <w:t>Dimensión</w:t>
-      </w:r>
-      <w:proofErr w:type="spellEnd"/>
-      <w:r>
-        <w:rPr>
-          <w:rStyle w:val="Extranjerismo"/>
-          <w:b/>
-          <w:lang w:eastAsia="es-CO"/>
-        </w:rPr>
-        <w:t xml:space="preserve"> social</w:t>
-      </w:r>
-      <w:r>
-        <w:rPr>
-          <w:rStyle w:val="Extranjerismo"/>
-          <w:bCs/>
-          <w:lang w:eastAsia="es-CO"/>
-        </w:rPr>
-        <w:t xml:space="preserve">: </w:t>
-      </w:r>
-      <w:proofErr w:type="spellStart"/>
-      <w:r>
-        <w:rPr>
-          <w:rStyle w:val="Extranjerismo"/>
-          <w:bCs/>
-          <w:lang w:eastAsia="es-CO"/>
-        </w:rPr>
-        <w:t>elementos</w:t>
-      </w:r>
-      <w:proofErr w:type="spellEnd"/>
-      <w:r>
-        <w:rPr>
-          <w:rStyle w:val="Extranjerismo"/>
-          <w:bCs/>
-          <w:lang w:eastAsia="es-CO"/>
-        </w:rPr>
-        <w:t xml:space="preserve"> </w:t>
-      </w:r>
-      <w:proofErr w:type="spellStart"/>
-      <w:r>
-        <w:rPr>
-          <w:rStyle w:val="Extranjerismo"/>
-          <w:bCs/>
-          <w:lang w:eastAsia="es-CO"/>
-        </w:rPr>
-        <w:t>culturales</w:t>
-      </w:r>
-      <w:proofErr w:type="spellEnd"/>
-      <w:r>
-        <w:rPr>
-          <w:rStyle w:val="Extranjerismo"/>
-          <w:bCs/>
-          <w:lang w:eastAsia="es-CO"/>
-        </w:rPr>
-        <w:t xml:space="preserve">, </w:t>
-      </w:r>
-      <w:proofErr w:type="spellStart"/>
-      <w:r>
-        <w:rPr>
-          <w:rStyle w:val="Extranjerismo"/>
-          <w:bCs/>
-          <w:lang w:eastAsia="es-CO"/>
-        </w:rPr>
-        <w:t>educativos</w:t>
-      </w:r>
-      <w:proofErr w:type="spellEnd"/>
-      <w:r>
-        <w:rPr>
-          <w:rStyle w:val="Extranjerismo"/>
-          <w:bCs/>
-          <w:lang w:eastAsia="es-CO"/>
-        </w:rPr>
-        <w:t xml:space="preserve">, </w:t>
-      </w:r>
-      <w:proofErr w:type="spellStart"/>
-      <w:r>
-        <w:rPr>
-          <w:rStyle w:val="Extranjerismo"/>
-          <w:bCs/>
-          <w:lang w:eastAsia="es-CO"/>
-        </w:rPr>
-        <w:t>relacionales</w:t>
-      </w:r>
-      <w:proofErr w:type="spellEnd"/>
-      <w:r>
-        <w:rPr>
-          <w:rStyle w:val="Extranjerismo"/>
-          <w:bCs/>
-          <w:lang w:eastAsia="es-CO"/>
-        </w:rPr>
-        <w:t xml:space="preserve"> y </w:t>
-      </w:r>
-      <w:proofErr w:type="spellStart"/>
-      <w:r>
-        <w:rPr>
-          <w:rStyle w:val="Extranjerismo"/>
-          <w:bCs/>
-          <w:lang w:eastAsia="es-CO"/>
-        </w:rPr>
-        <w:t>comunitarios</w:t>
-      </w:r>
-      <w:proofErr w:type="spellEnd"/>
-      <w:r>
-        <w:rPr>
-          <w:rStyle w:val="Extranjerismo"/>
-          <w:bCs/>
-          <w:lang w:eastAsia="es-CO"/>
-        </w:rPr>
-        <w:t xml:space="preserve"> que </w:t>
-      </w:r>
-      <w:proofErr w:type="spellStart"/>
-      <w:r>
-        <w:rPr>
-          <w:rStyle w:val="Extranjerismo"/>
-          <w:bCs/>
-          <w:lang w:eastAsia="es-CO"/>
-        </w:rPr>
-        <w:t>influyen</w:t>
-      </w:r>
-      <w:proofErr w:type="spellEnd"/>
-      <w:r>
-        <w:rPr>
-          <w:rStyle w:val="Extranjerismo"/>
-          <w:bCs/>
-          <w:lang w:eastAsia="es-CO"/>
-        </w:rPr>
-        <w:t xml:space="preserve"> </w:t>
-      </w:r>
-      <w:proofErr w:type="spellStart"/>
-      <w:r>
-        <w:rPr>
-          <w:rStyle w:val="Extranjerismo"/>
-          <w:bCs/>
-          <w:lang w:eastAsia="es-CO"/>
-        </w:rPr>
-        <w:t>en</w:t>
-      </w:r>
-      <w:proofErr w:type="spellEnd"/>
-      <w:r>
-        <w:rPr>
-          <w:rStyle w:val="Extranjerismo"/>
-          <w:bCs/>
-          <w:lang w:eastAsia="es-CO"/>
-        </w:rPr>
-        <w:t xml:space="preserve"> </w:t>
-      </w:r>
-      <w:proofErr w:type="spellStart"/>
-      <w:r>
-        <w:rPr>
-          <w:rStyle w:val="Extranjerismo"/>
-          <w:bCs/>
-          <w:lang w:eastAsia="es-CO"/>
-        </w:rPr>
-        <w:t>cómo</w:t>
-      </w:r>
-      <w:proofErr w:type="spellEnd"/>
-      <w:r>
-        <w:rPr>
-          <w:rStyle w:val="Extranjerismo"/>
-          <w:bCs/>
-          <w:lang w:eastAsia="es-CO"/>
-        </w:rPr>
-        <w:t xml:space="preserve"> las personas </w:t>
-      </w:r>
-      <w:proofErr w:type="spellStart"/>
-      <w:r>
-        <w:rPr>
-          <w:rStyle w:val="Extranjerismo"/>
-          <w:bCs/>
-          <w:lang w:eastAsia="es-CO"/>
-        </w:rPr>
-        <w:t>conviven</w:t>
-      </w:r>
-      <w:proofErr w:type="spellEnd"/>
-      <w:r>
-        <w:rPr>
-          <w:rStyle w:val="Extranjerismo"/>
-          <w:bCs/>
-          <w:lang w:eastAsia="es-CO"/>
-        </w:rPr>
-        <w:t xml:space="preserve">, se </w:t>
-      </w:r>
-      <w:proofErr w:type="spellStart"/>
-      <w:r>
-        <w:rPr>
-          <w:rStyle w:val="Extranjerismo"/>
-          <w:bCs/>
-          <w:lang w:eastAsia="es-CO"/>
-        </w:rPr>
-        <w:t>organizan</w:t>
-      </w:r>
-      <w:proofErr w:type="spellEnd"/>
-      <w:r>
-        <w:rPr>
-          <w:rStyle w:val="Extranjerismo"/>
-          <w:bCs/>
-          <w:lang w:eastAsia="es-CO"/>
-        </w:rPr>
-        <w:t xml:space="preserve"> y </w:t>
-      </w:r>
-      <w:proofErr w:type="spellStart"/>
-      <w:r>
-        <w:rPr>
-          <w:rStyle w:val="Extranjerismo"/>
-          <w:bCs/>
-          <w:lang w:eastAsia="es-CO"/>
-        </w:rPr>
-        <w:t>construyen</w:t>
-      </w:r>
-      <w:proofErr w:type="spellEnd"/>
-      <w:r>
-        <w:rPr>
-          <w:rStyle w:val="Extranjerismo"/>
-          <w:bCs/>
-          <w:lang w:eastAsia="es-CO"/>
-        </w:rPr>
-        <w:t xml:space="preserve"> </w:t>
-      </w:r>
-      <w:proofErr w:type="spellStart"/>
-      <w:r>
-        <w:rPr>
-          <w:rStyle w:val="Extranjerismo"/>
-          <w:bCs/>
-          <w:lang w:eastAsia="es-CO"/>
-        </w:rPr>
-        <w:t>identidad</w:t>
-      </w:r>
-      <w:proofErr w:type="spellEnd"/>
-      <w:r>
-        <w:rPr>
-          <w:rStyle w:val="Extranjerismo"/>
-          <w:bCs/>
-          <w:lang w:eastAsia="es-CO"/>
-        </w:rPr>
-        <w:t>.</w:t>
-      </w:r>
-    </w:p>
-    <w:p>
-      <w:pPr>
-        <w:rPr>
-          <w:rStyle w:val="Extranjerismo"/>
-          <w:bCs/>
-          <w:lang w:eastAsia="es-CO"/>
-        </w:rPr>
-      </w:pPr>
-      <w:proofErr w:type="spellStart"/>
-      <w:r>
-        <w:rPr>
-          <w:rStyle w:val="Extranjerismo"/>
-          <w:b/>
-          <w:lang w:eastAsia="es-CO"/>
-        </w:rPr>
-        <w:t>Enfoque</w:t>
-      </w:r>
-      <w:proofErr w:type="spellEnd"/>
-      <w:r>
-        <w:rPr>
-          <w:rStyle w:val="Extranjerismo"/>
-          <w:b/>
-          <w:lang w:eastAsia="es-CO"/>
-        </w:rPr>
-        <w:t xml:space="preserve"> OVOP</w:t>
-      </w:r>
-      <w:r>
-        <w:rPr>
-          <w:rStyle w:val="Extranjerismo"/>
-          <w:bCs/>
-          <w:lang w:eastAsia="es-CO"/>
-        </w:rPr>
-        <w:t xml:space="preserve">: </w:t>
-      </w:r>
-      <w:proofErr w:type="spellStart"/>
-      <w:r>
-        <w:rPr>
-          <w:rStyle w:val="Extranjerismo"/>
-          <w:bCs/>
-          <w:lang w:eastAsia="es-CO"/>
-        </w:rPr>
-        <w:t>movimiento</w:t>
-      </w:r>
-      <w:proofErr w:type="spellEnd"/>
-      <w:r>
-        <w:rPr>
-          <w:rStyle w:val="Extranjerismo"/>
-          <w:bCs/>
-          <w:lang w:eastAsia="es-CO"/>
-        </w:rPr>
-        <w:t xml:space="preserve"> de </w:t>
-      </w:r>
-      <w:proofErr w:type="spellStart"/>
-      <w:r>
-        <w:rPr>
-          <w:rStyle w:val="Extranjerismo"/>
-          <w:bCs/>
-          <w:lang w:eastAsia="es-CO"/>
-        </w:rPr>
-        <w:t>desarrollo</w:t>
-      </w:r>
-      <w:proofErr w:type="spellEnd"/>
-      <w:r>
-        <w:rPr>
-          <w:rStyle w:val="Extranjerismo"/>
-          <w:bCs/>
-          <w:lang w:eastAsia="es-CO"/>
-        </w:rPr>
-        <w:t xml:space="preserve"> local que </w:t>
-      </w:r>
-      <w:proofErr w:type="spellStart"/>
-      <w:r>
-        <w:rPr>
-          <w:rStyle w:val="Extranjerismo"/>
-          <w:bCs/>
-          <w:lang w:eastAsia="es-CO"/>
-        </w:rPr>
-        <w:t>impulsa</w:t>
-      </w:r>
-      <w:proofErr w:type="spellEnd"/>
-      <w:r>
-        <w:rPr>
-          <w:rStyle w:val="Extranjerismo"/>
-          <w:bCs/>
-          <w:lang w:eastAsia="es-CO"/>
-        </w:rPr>
-        <w:t xml:space="preserve"> a las </w:t>
-      </w:r>
-      <w:proofErr w:type="spellStart"/>
-      <w:r>
-        <w:rPr>
-          <w:rStyle w:val="Extranjerismo"/>
-          <w:bCs/>
-          <w:lang w:eastAsia="es-CO"/>
-        </w:rPr>
-        <w:t>comunidades</w:t>
-      </w:r>
-      <w:proofErr w:type="spellEnd"/>
-      <w:r>
-        <w:rPr>
-          <w:rStyle w:val="Extranjerismo"/>
-          <w:bCs/>
-          <w:lang w:eastAsia="es-CO"/>
-        </w:rPr>
-        <w:t xml:space="preserve"> </w:t>
-      </w:r>
-      <w:proofErr w:type="gramStart"/>
-      <w:r>
-        <w:rPr>
-          <w:rStyle w:val="Extranjerismo"/>
-          <w:bCs/>
-          <w:lang w:eastAsia="es-CO"/>
-        </w:rPr>
-        <w:t>a</w:t>
-      </w:r>
-      <w:proofErr w:type="gramEnd"/>
-      <w:r>
-        <w:rPr>
-          <w:rStyle w:val="Extranjerismo"/>
-          <w:bCs/>
-          <w:lang w:eastAsia="es-CO"/>
-        </w:rPr>
-        <w:t xml:space="preserve"> </w:t>
-      </w:r>
-      <w:proofErr w:type="spellStart"/>
-      <w:r>
-        <w:rPr>
-          <w:rStyle w:val="Extranjerismo"/>
-          <w:bCs/>
-          <w:lang w:eastAsia="es-CO"/>
-        </w:rPr>
-        <w:t>identificar</w:t>
-      </w:r>
-      <w:proofErr w:type="spellEnd"/>
-      <w:r>
-        <w:rPr>
-          <w:rStyle w:val="Extranjerismo"/>
-          <w:bCs/>
-          <w:lang w:eastAsia="es-CO"/>
-        </w:rPr>
-        <w:t xml:space="preserve"> y </w:t>
-      </w:r>
-      <w:proofErr w:type="spellStart"/>
-      <w:r>
-        <w:rPr>
-          <w:rStyle w:val="Extranjerismo"/>
-          <w:bCs/>
-          <w:lang w:eastAsia="es-CO"/>
-        </w:rPr>
-        <w:t>fortalecer</w:t>
-      </w:r>
-      <w:proofErr w:type="spellEnd"/>
-      <w:r>
-        <w:rPr>
-          <w:rStyle w:val="Extranjerismo"/>
-          <w:bCs/>
-          <w:lang w:eastAsia="es-CO"/>
-        </w:rPr>
-        <w:t xml:space="preserve"> </w:t>
-      </w:r>
-      <w:proofErr w:type="spellStart"/>
-      <w:r>
-        <w:rPr>
-          <w:rStyle w:val="Extranjerismo"/>
-          <w:bCs/>
-          <w:lang w:eastAsia="es-CO"/>
-        </w:rPr>
-        <w:t>productos</w:t>
-      </w:r>
-      <w:proofErr w:type="spellEnd"/>
-      <w:r>
-        <w:rPr>
-          <w:rStyle w:val="Extranjerismo"/>
-          <w:bCs/>
-          <w:lang w:eastAsia="es-CO"/>
-        </w:rPr>
-        <w:t xml:space="preserve"> </w:t>
-      </w:r>
-      <w:proofErr w:type="spellStart"/>
-      <w:r>
-        <w:rPr>
-          <w:rStyle w:val="Extranjerismo"/>
-          <w:bCs/>
-          <w:lang w:eastAsia="es-CO"/>
-        </w:rPr>
-        <w:t>únicos</w:t>
-      </w:r>
-      <w:proofErr w:type="spellEnd"/>
-      <w:r>
-        <w:rPr>
-          <w:rStyle w:val="Extranjerismo"/>
-          <w:bCs/>
-          <w:lang w:eastAsia="es-CO"/>
-        </w:rPr>
-        <w:t xml:space="preserve"> </w:t>
-      </w:r>
-      <w:proofErr w:type="spellStart"/>
-      <w:r>
-        <w:rPr>
-          <w:rStyle w:val="Extranjerismo"/>
-          <w:bCs/>
-          <w:lang w:eastAsia="es-CO"/>
-        </w:rPr>
-        <w:t>representativos</w:t>
-      </w:r>
-      <w:proofErr w:type="spellEnd"/>
-      <w:r>
-        <w:rPr>
-          <w:rStyle w:val="Extranjerismo"/>
-          <w:bCs/>
-          <w:lang w:eastAsia="es-CO"/>
-        </w:rPr>
-        <w:t xml:space="preserve"> de </w:t>
-      </w:r>
-      <w:proofErr w:type="spellStart"/>
-      <w:r>
-        <w:rPr>
-          <w:rStyle w:val="Extranjerismo"/>
-          <w:bCs/>
-          <w:lang w:eastAsia="es-CO"/>
-        </w:rPr>
-        <w:t>su</w:t>
-      </w:r>
-      <w:proofErr w:type="spellEnd"/>
-      <w:r>
-        <w:rPr>
-          <w:rStyle w:val="Extranjerismo"/>
-          <w:bCs/>
-          <w:lang w:eastAsia="es-CO"/>
-        </w:rPr>
-        <w:t xml:space="preserve"> </w:t>
-      </w:r>
-      <w:proofErr w:type="spellStart"/>
-      <w:r>
-        <w:rPr>
-          <w:rStyle w:val="Extranjerismo"/>
-          <w:bCs/>
-          <w:lang w:eastAsia="es-CO"/>
-        </w:rPr>
-        <w:t>identidad</w:t>
-      </w:r>
-      <w:proofErr w:type="spellEnd"/>
-      <w:r>
-        <w:rPr>
-          <w:rStyle w:val="Extranjerismo"/>
-          <w:bCs/>
-          <w:lang w:eastAsia="es-CO"/>
-        </w:rPr>
-        <w:t>.</w:t>
-      </w:r>
-    </w:p>
-    <w:p>
-      <w:pPr>
-        <w:rPr>
-          <w:rStyle w:val="Extranjerismo"/>
-          <w:bCs/>
-          <w:lang w:eastAsia="es-CO"/>
-        </w:rPr>
-      </w:pPr>
-      <w:r>
-        <w:rPr>
-          <w:rStyle w:val="Extranjerismo"/>
-          <w:b/>
-          <w:lang w:eastAsia="es-CO"/>
-        </w:rPr>
-        <w:t xml:space="preserve">Fuentes de </w:t>
-      </w:r>
-      <w:proofErr w:type="spellStart"/>
-      <w:r>
-        <w:rPr>
-          <w:rStyle w:val="Extranjerismo"/>
-          <w:b/>
-          <w:lang w:eastAsia="es-CO"/>
-        </w:rPr>
-        <w:t>información</w:t>
-      </w:r>
-      <w:proofErr w:type="spellEnd"/>
-      <w:r>
-        <w:rPr>
-          <w:rStyle w:val="Extranjerismo"/>
-          <w:bCs/>
-          <w:lang w:eastAsia="es-CO"/>
-        </w:rPr>
-        <w:t xml:space="preserve">: </w:t>
-      </w:r>
-      <w:proofErr w:type="spellStart"/>
-      <w:r>
-        <w:rPr>
-          <w:rStyle w:val="Extranjerismo"/>
-          <w:bCs/>
-          <w:lang w:eastAsia="es-CO"/>
-        </w:rPr>
-        <w:t>documentos</w:t>
-      </w:r>
-      <w:proofErr w:type="spellEnd"/>
-      <w:r>
-        <w:rPr>
-          <w:rStyle w:val="Extranjerismo"/>
-          <w:bCs/>
-          <w:lang w:eastAsia="es-CO"/>
-        </w:rPr>
-        <w:t xml:space="preserve"> o </w:t>
-      </w:r>
-      <w:proofErr w:type="spellStart"/>
-      <w:r>
-        <w:rPr>
-          <w:rStyle w:val="Extranjerismo"/>
-          <w:bCs/>
-          <w:lang w:eastAsia="es-CO"/>
-        </w:rPr>
-        <w:t>recursos</w:t>
-      </w:r>
-      <w:proofErr w:type="spellEnd"/>
-      <w:r>
-        <w:rPr>
-          <w:rStyle w:val="Extranjerismo"/>
-          <w:bCs/>
-          <w:lang w:eastAsia="es-CO"/>
-        </w:rPr>
-        <w:t xml:space="preserve"> que </w:t>
-      </w:r>
-      <w:proofErr w:type="spellStart"/>
-      <w:r>
-        <w:rPr>
-          <w:rStyle w:val="Extranjerismo"/>
-          <w:bCs/>
-          <w:lang w:eastAsia="es-CO"/>
-        </w:rPr>
-        <w:t>brindan</w:t>
-      </w:r>
-      <w:proofErr w:type="spellEnd"/>
-      <w:r>
-        <w:rPr>
-          <w:rStyle w:val="Extranjerismo"/>
-          <w:bCs/>
-          <w:lang w:eastAsia="es-CO"/>
-        </w:rPr>
-        <w:t xml:space="preserve"> </w:t>
-      </w:r>
-      <w:proofErr w:type="spellStart"/>
-      <w:r>
-        <w:rPr>
-          <w:rStyle w:val="Extranjerismo"/>
-          <w:bCs/>
-          <w:lang w:eastAsia="es-CO"/>
-        </w:rPr>
-        <w:t>datos</w:t>
-      </w:r>
-      <w:proofErr w:type="spellEnd"/>
-      <w:r>
-        <w:rPr>
-          <w:rStyle w:val="Extranjerismo"/>
-          <w:bCs/>
-          <w:lang w:eastAsia="es-CO"/>
-        </w:rPr>
-        <w:t xml:space="preserve"> para </w:t>
-      </w:r>
-      <w:proofErr w:type="spellStart"/>
-      <w:r>
-        <w:rPr>
-          <w:rStyle w:val="Extranjerismo"/>
-          <w:bCs/>
-          <w:lang w:eastAsia="es-CO"/>
-        </w:rPr>
-        <w:t>investigar</w:t>
-      </w:r>
-      <w:proofErr w:type="spellEnd"/>
-      <w:r>
-        <w:rPr>
-          <w:rStyle w:val="Extranjerismo"/>
-          <w:bCs/>
-          <w:lang w:eastAsia="es-CO"/>
-        </w:rPr>
-        <w:t xml:space="preserve">, </w:t>
-      </w:r>
-      <w:proofErr w:type="spellStart"/>
-      <w:r>
-        <w:rPr>
-          <w:rStyle w:val="Extranjerismo"/>
-          <w:bCs/>
-          <w:lang w:eastAsia="es-CO"/>
-        </w:rPr>
-        <w:t>analizar</w:t>
-      </w:r>
-      <w:proofErr w:type="spellEnd"/>
-      <w:r>
-        <w:rPr>
-          <w:rStyle w:val="Extranjerismo"/>
-          <w:bCs/>
-          <w:lang w:eastAsia="es-CO"/>
-        </w:rPr>
-        <w:t xml:space="preserve"> o </w:t>
-      </w:r>
-      <w:proofErr w:type="spellStart"/>
-      <w:r>
-        <w:rPr>
-          <w:rStyle w:val="Extranjerismo"/>
-          <w:bCs/>
-          <w:lang w:eastAsia="es-CO"/>
-        </w:rPr>
-        <w:t>profundizar</w:t>
-      </w:r>
-      <w:proofErr w:type="spellEnd"/>
-      <w:r>
-        <w:rPr>
-          <w:rStyle w:val="Extranjerismo"/>
-          <w:bCs/>
-          <w:lang w:eastAsia="es-CO"/>
-        </w:rPr>
-        <w:t xml:space="preserve"> </w:t>
-      </w:r>
-      <w:proofErr w:type="spellStart"/>
-      <w:r>
-        <w:rPr>
-          <w:rStyle w:val="Extranjerismo"/>
-          <w:bCs/>
-          <w:lang w:eastAsia="es-CO"/>
-        </w:rPr>
-        <w:t>en</w:t>
-      </w:r>
-      <w:proofErr w:type="spellEnd"/>
-      <w:r>
-        <w:rPr>
-          <w:rStyle w:val="Extranjerismo"/>
-          <w:bCs/>
-          <w:lang w:eastAsia="es-CO"/>
-        </w:rPr>
-        <w:t xml:space="preserve"> un </w:t>
-      </w:r>
-      <w:proofErr w:type="spellStart"/>
-      <w:r>
-        <w:rPr>
-          <w:rStyle w:val="Extranjerismo"/>
-          <w:bCs/>
-          <w:lang w:eastAsia="es-CO"/>
-        </w:rPr>
-        <w:t>tema</w:t>
-      </w:r>
-      <w:proofErr w:type="spellEnd"/>
-      <w:r>
-        <w:rPr>
-          <w:rStyle w:val="Extranjerismo"/>
-          <w:bCs/>
-          <w:lang w:eastAsia="es-CO"/>
-        </w:rPr>
-        <w:t>.</w:t>
-      </w:r>
-    </w:p>
-    <w:p>
-      <w:pPr>
-        <w:rPr>
-          <w:rStyle w:val="Extranjerismo"/>
-          <w:bCs/>
-          <w:lang w:eastAsia="es-CO"/>
-        </w:rPr>
-      </w:pPr>
-      <w:proofErr w:type="spellStart"/>
-      <w:r>
-        <w:rPr>
-          <w:rStyle w:val="Extranjerismo"/>
-          <w:b/>
-          <w:lang w:eastAsia="es-CO"/>
-        </w:rPr>
-        <w:t>Mapa</w:t>
-      </w:r>
-      <w:proofErr w:type="spellEnd"/>
-      <w:r>
-        <w:rPr>
-          <w:rStyle w:val="Extranjerismo"/>
-          <w:b/>
-          <w:lang w:eastAsia="es-CO"/>
-        </w:rPr>
-        <w:t xml:space="preserve"> de </w:t>
-      </w:r>
-      <w:proofErr w:type="spellStart"/>
-      <w:r>
-        <w:rPr>
-          <w:rStyle w:val="Extranjerismo"/>
-          <w:b/>
-          <w:lang w:eastAsia="es-CO"/>
-        </w:rPr>
-        <w:t>actores</w:t>
-      </w:r>
-      <w:proofErr w:type="spellEnd"/>
-      <w:r>
-        <w:rPr>
-          <w:rStyle w:val="Extranjerismo"/>
-          <w:bCs/>
-          <w:lang w:eastAsia="es-CO"/>
-        </w:rPr>
-        <w:t xml:space="preserve">: </w:t>
-      </w:r>
-      <w:proofErr w:type="spellStart"/>
-      <w:r>
-        <w:rPr>
-          <w:rStyle w:val="Extranjerismo"/>
-          <w:bCs/>
-          <w:lang w:eastAsia="es-CO"/>
-        </w:rPr>
-        <w:t>herramienta</w:t>
-      </w:r>
-      <w:proofErr w:type="spellEnd"/>
-      <w:r>
-        <w:rPr>
-          <w:rStyle w:val="Extranjerismo"/>
-          <w:bCs/>
-          <w:lang w:eastAsia="es-CO"/>
-        </w:rPr>
-        <w:t xml:space="preserve"> que </w:t>
-      </w:r>
-      <w:proofErr w:type="spellStart"/>
-      <w:r>
-        <w:rPr>
-          <w:rStyle w:val="Extranjerismo"/>
-          <w:bCs/>
-          <w:lang w:eastAsia="es-CO"/>
-        </w:rPr>
-        <w:t>identifica</w:t>
-      </w:r>
-      <w:proofErr w:type="spellEnd"/>
-      <w:r>
-        <w:rPr>
-          <w:rStyle w:val="Extranjerismo"/>
-          <w:bCs/>
-          <w:lang w:eastAsia="es-CO"/>
-        </w:rPr>
-        <w:t xml:space="preserve"> </w:t>
-      </w:r>
-      <w:proofErr w:type="spellStart"/>
-      <w:r>
-        <w:rPr>
-          <w:rStyle w:val="Extranjerismo"/>
-          <w:bCs/>
-          <w:lang w:eastAsia="es-CO"/>
-        </w:rPr>
-        <w:t>actores</w:t>
-      </w:r>
-      <w:proofErr w:type="spellEnd"/>
-      <w:r>
-        <w:rPr>
-          <w:rStyle w:val="Extranjerismo"/>
-          <w:bCs/>
-          <w:lang w:eastAsia="es-CO"/>
-        </w:rPr>
-        <w:t xml:space="preserve"> clave del </w:t>
-      </w:r>
-      <w:proofErr w:type="spellStart"/>
-      <w:r>
-        <w:rPr>
-          <w:rStyle w:val="Extranjerismo"/>
-          <w:bCs/>
-          <w:lang w:eastAsia="es-CO"/>
-        </w:rPr>
-        <w:t>territorio</w:t>
-      </w:r>
-      <w:proofErr w:type="spellEnd"/>
-      <w:r>
-        <w:rPr>
-          <w:rStyle w:val="Extranjerismo"/>
-          <w:bCs/>
-          <w:lang w:eastAsia="es-CO"/>
-        </w:rPr>
-        <w:t xml:space="preserve">, sus roles, </w:t>
-      </w:r>
-      <w:proofErr w:type="spellStart"/>
-      <w:r>
-        <w:rPr>
-          <w:rStyle w:val="Extranjerismo"/>
-          <w:bCs/>
-          <w:lang w:eastAsia="es-CO"/>
-        </w:rPr>
-        <w:t>intereses</w:t>
-      </w:r>
-      <w:proofErr w:type="spellEnd"/>
-      <w:r>
-        <w:rPr>
-          <w:rStyle w:val="Extranjerismo"/>
-          <w:bCs/>
-          <w:lang w:eastAsia="es-CO"/>
-        </w:rPr>
-        <w:t xml:space="preserve">, </w:t>
-      </w:r>
-      <w:proofErr w:type="spellStart"/>
-      <w:r>
-        <w:rPr>
-          <w:rStyle w:val="Extranjerismo"/>
-          <w:bCs/>
-          <w:lang w:eastAsia="es-CO"/>
-        </w:rPr>
-        <w:t>relaciones</w:t>
-      </w:r>
-      <w:proofErr w:type="spellEnd"/>
-      <w:r>
-        <w:rPr>
-          <w:rStyle w:val="Extranjerismo"/>
-          <w:bCs/>
-          <w:lang w:eastAsia="es-CO"/>
-        </w:rPr>
-        <w:t xml:space="preserve"> y </w:t>
-      </w:r>
-      <w:proofErr w:type="spellStart"/>
-      <w:r>
-        <w:rPr>
-          <w:rStyle w:val="Extranjerismo"/>
-          <w:bCs/>
-          <w:lang w:eastAsia="es-CO"/>
-        </w:rPr>
-        <w:t>niveles</w:t>
-      </w:r>
-      <w:proofErr w:type="spellEnd"/>
-      <w:r>
-        <w:rPr>
-          <w:rStyle w:val="Extranjerismo"/>
-          <w:bCs/>
-          <w:lang w:eastAsia="es-CO"/>
-        </w:rPr>
-        <w:t xml:space="preserve"> de </w:t>
-      </w:r>
-      <w:proofErr w:type="spellStart"/>
-      <w:r>
-        <w:rPr>
-          <w:rStyle w:val="Extranjerismo"/>
-          <w:bCs/>
-          <w:lang w:eastAsia="es-CO"/>
-        </w:rPr>
-        <w:t>influencia</w:t>
-      </w:r>
-      <w:proofErr w:type="spellEnd"/>
-      <w:r>
-        <w:rPr>
-          <w:rStyle w:val="Extranjerismo"/>
-          <w:bCs/>
-          <w:lang w:eastAsia="es-CO"/>
-        </w:rPr>
-        <w:t>.</w:t>
-      </w:r>
-    </w:p>
-    <w:p>
-      <w:pPr>
-        <w:rPr>
-          <w:rStyle w:val="Extranjerismo"/>
-          <w:bCs/>
-          <w:lang w:eastAsia="es-CO"/>
-        </w:rPr>
-      </w:pPr>
-      <w:proofErr w:type="spellStart"/>
-      <w:r>
-        <w:rPr>
-          <w:rStyle w:val="Extranjerismo"/>
-          <w:b/>
-          <w:lang w:eastAsia="es-CO"/>
-        </w:rPr>
-        <w:t>Método</w:t>
-      </w:r>
-      <w:proofErr w:type="spellEnd"/>
-      <w:r>
-        <w:rPr>
-          <w:rStyle w:val="Extranjerismo"/>
-          <w:b/>
-          <w:lang w:eastAsia="es-CO"/>
-        </w:rPr>
-        <w:t xml:space="preserve"> CRAAP</w:t>
-      </w:r>
-      <w:r>
-        <w:rPr>
-          <w:rStyle w:val="Extranjerismo"/>
-          <w:bCs/>
-          <w:lang w:eastAsia="es-CO"/>
-        </w:rPr>
-        <w:t xml:space="preserve">: </w:t>
-      </w:r>
-      <w:proofErr w:type="spellStart"/>
-      <w:r>
-        <w:rPr>
-          <w:rStyle w:val="Extranjerismo"/>
-          <w:bCs/>
-          <w:lang w:eastAsia="es-CO"/>
-        </w:rPr>
-        <w:t>criterio</w:t>
-      </w:r>
-      <w:proofErr w:type="spellEnd"/>
-      <w:r>
-        <w:rPr>
-          <w:rStyle w:val="Extranjerismo"/>
-          <w:bCs/>
-          <w:lang w:eastAsia="es-CO"/>
-        </w:rPr>
-        <w:t xml:space="preserve"> para </w:t>
-      </w:r>
-      <w:proofErr w:type="spellStart"/>
-      <w:r>
-        <w:rPr>
-          <w:rStyle w:val="Extranjerismo"/>
-          <w:bCs/>
-          <w:lang w:eastAsia="es-CO"/>
-        </w:rPr>
-        <w:t>evaluar</w:t>
-      </w:r>
-      <w:proofErr w:type="spellEnd"/>
-      <w:r>
-        <w:rPr>
-          <w:rStyle w:val="Extranjerismo"/>
-          <w:bCs/>
-          <w:lang w:eastAsia="es-CO"/>
-        </w:rPr>
-        <w:t xml:space="preserve"> la </w:t>
-      </w:r>
-      <w:proofErr w:type="spellStart"/>
-      <w:r>
-        <w:rPr>
-          <w:rStyle w:val="Extranjerismo"/>
-          <w:bCs/>
-          <w:lang w:eastAsia="es-CO"/>
-        </w:rPr>
-        <w:t>calidad</w:t>
-      </w:r>
-      <w:proofErr w:type="spellEnd"/>
-      <w:r>
-        <w:rPr>
-          <w:rStyle w:val="Extranjerismo"/>
-          <w:bCs/>
-          <w:lang w:eastAsia="es-CO"/>
-        </w:rPr>
-        <w:t xml:space="preserve"> de las </w:t>
-      </w:r>
-      <w:proofErr w:type="spellStart"/>
-      <w:r>
-        <w:rPr>
-          <w:rStyle w:val="Extranjerismo"/>
-          <w:bCs/>
-          <w:lang w:eastAsia="es-CO"/>
-        </w:rPr>
-        <w:t>fuentes</w:t>
-      </w:r>
-      <w:proofErr w:type="spellEnd"/>
-      <w:r>
-        <w:rPr>
-          <w:rStyle w:val="Extranjerismo"/>
-          <w:bCs/>
-          <w:lang w:eastAsia="es-CO"/>
-        </w:rPr>
-        <w:t xml:space="preserve"> </w:t>
-      </w:r>
-      <w:proofErr w:type="spellStart"/>
-      <w:r>
-        <w:rPr>
-          <w:rStyle w:val="Extranjerismo"/>
-          <w:bCs/>
-          <w:lang w:eastAsia="es-CO"/>
-        </w:rPr>
-        <w:t>según</w:t>
-      </w:r>
-      <w:proofErr w:type="spellEnd"/>
-      <w:r>
-        <w:rPr>
-          <w:rStyle w:val="Extranjerismo"/>
-          <w:bCs/>
-          <w:lang w:eastAsia="es-CO"/>
-        </w:rPr>
-        <w:t xml:space="preserve"> </w:t>
-      </w:r>
-      <w:proofErr w:type="spellStart"/>
-      <w:r>
-        <w:rPr>
-          <w:rStyle w:val="Extranjerismo"/>
-          <w:bCs/>
-          <w:lang w:eastAsia="es-CO"/>
-        </w:rPr>
-        <w:t>actualidad</w:t>
-      </w:r>
-      <w:proofErr w:type="spellEnd"/>
-      <w:r>
-        <w:rPr>
-          <w:rStyle w:val="Extranjerismo"/>
-          <w:bCs/>
-          <w:lang w:eastAsia="es-CO"/>
-        </w:rPr>
-        <w:t xml:space="preserve">, </w:t>
-      </w:r>
-      <w:proofErr w:type="spellStart"/>
-      <w:r>
-        <w:rPr>
-          <w:rStyle w:val="Extranjerismo"/>
-          <w:bCs/>
-          <w:lang w:eastAsia="es-CO"/>
-        </w:rPr>
-        <w:t>relevancia</w:t>
-      </w:r>
-      <w:proofErr w:type="spellEnd"/>
-      <w:r>
-        <w:rPr>
-          <w:rStyle w:val="Extranjerismo"/>
-          <w:bCs/>
-          <w:lang w:eastAsia="es-CO"/>
-        </w:rPr>
-        <w:t xml:space="preserve">, </w:t>
-      </w:r>
-      <w:proofErr w:type="spellStart"/>
-      <w:r>
-        <w:rPr>
-          <w:rStyle w:val="Extranjerismo"/>
-          <w:bCs/>
-          <w:lang w:eastAsia="es-CO"/>
-        </w:rPr>
-        <w:t>autoridad</w:t>
-      </w:r>
-      <w:proofErr w:type="spellEnd"/>
-      <w:r>
-        <w:rPr>
-          <w:rStyle w:val="Extranjerismo"/>
-          <w:bCs/>
-          <w:lang w:eastAsia="es-CO"/>
-        </w:rPr>
-        <w:t xml:space="preserve">, </w:t>
-      </w:r>
-      <w:proofErr w:type="spellStart"/>
-      <w:r>
-        <w:rPr>
-          <w:rStyle w:val="Extranjerismo"/>
-          <w:bCs/>
-          <w:lang w:eastAsia="es-CO"/>
-        </w:rPr>
-        <w:t>exactitud</w:t>
-      </w:r>
-      <w:proofErr w:type="spellEnd"/>
-      <w:r>
-        <w:rPr>
-          <w:rStyle w:val="Extranjerismo"/>
-          <w:bCs/>
-          <w:lang w:eastAsia="es-CO"/>
-        </w:rPr>
-        <w:t xml:space="preserve"> y </w:t>
-      </w:r>
-      <w:proofErr w:type="spellStart"/>
-      <w:r>
-        <w:rPr>
-          <w:rStyle w:val="Extranjerismo"/>
-          <w:bCs/>
-          <w:lang w:eastAsia="es-CO"/>
-        </w:rPr>
-        <w:t>propósito</w:t>
-      </w:r>
-      <w:proofErr w:type="spellEnd"/>
-      <w:r>
-        <w:rPr>
-          <w:rStyle w:val="Extranjerismo"/>
-          <w:bCs/>
-          <w:lang w:eastAsia="es-CO"/>
-        </w:rPr>
-        <w:t>.</w:t>
-      </w:r>
-    </w:p>
-    <w:p>
-      <w:pPr>
-        <w:rPr>
-          <w:rStyle w:val="Extranjerismo"/>
-          <w:bCs/>
-          <w:lang w:eastAsia="es-CO"/>
-        </w:rPr>
-      </w:pPr>
-      <w:r>
-        <w:rPr>
-          <w:rStyle w:val="Extranjerismo"/>
-          <w:b/>
-          <w:lang w:eastAsia="es-CO"/>
-        </w:rPr>
-        <w:t xml:space="preserve">Mi </w:t>
-      </w:r>
-      <w:proofErr w:type="spellStart"/>
-      <w:r>
-        <w:rPr>
-          <w:rStyle w:val="Extranjerismo"/>
-          <w:b/>
-          <w:lang w:eastAsia="es-CO"/>
-        </w:rPr>
-        <w:t>Orgullo</w:t>
-      </w:r>
-      <w:proofErr w:type="spellEnd"/>
-      <w:r>
-        <w:rPr>
-          <w:rStyle w:val="Extranjerismo"/>
-          <w:bCs/>
-          <w:lang w:eastAsia="es-CO"/>
-        </w:rPr>
-        <w:t xml:space="preserve">: </w:t>
-      </w:r>
-      <w:proofErr w:type="spellStart"/>
-      <w:r>
-        <w:rPr>
-          <w:rStyle w:val="Extranjerismo"/>
-          <w:bCs/>
-          <w:lang w:eastAsia="es-CO"/>
-        </w:rPr>
-        <w:t>componente</w:t>
-      </w:r>
-      <w:proofErr w:type="spellEnd"/>
-      <w:r>
-        <w:rPr>
-          <w:rStyle w:val="Extranjerismo"/>
-          <w:bCs/>
-          <w:lang w:eastAsia="es-CO"/>
-        </w:rPr>
-        <w:t xml:space="preserve"> del </w:t>
-      </w:r>
-      <w:proofErr w:type="spellStart"/>
-      <w:r>
-        <w:rPr>
-          <w:rStyle w:val="Extranjerismo"/>
-          <w:bCs/>
-          <w:lang w:eastAsia="es-CO"/>
-        </w:rPr>
-        <w:t>enfoque</w:t>
-      </w:r>
-      <w:proofErr w:type="spellEnd"/>
-      <w:r>
-        <w:rPr>
-          <w:rStyle w:val="Extranjerismo"/>
-          <w:bCs/>
-          <w:lang w:eastAsia="es-CO"/>
-        </w:rPr>
-        <w:t xml:space="preserve"> OVOP que </w:t>
-      </w:r>
-      <w:proofErr w:type="spellStart"/>
-      <w:r>
-        <w:rPr>
-          <w:rStyle w:val="Extranjerismo"/>
-          <w:bCs/>
-          <w:lang w:eastAsia="es-CO"/>
-        </w:rPr>
-        <w:t>expresa</w:t>
-      </w:r>
-      <w:proofErr w:type="spellEnd"/>
-      <w:r>
-        <w:rPr>
-          <w:rStyle w:val="Extranjerismo"/>
-          <w:bCs/>
-          <w:lang w:eastAsia="es-CO"/>
-        </w:rPr>
-        <w:t xml:space="preserve"> el </w:t>
-      </w:r>
-      <w:proofErr w:type="spellStart"/>
-      <w:r>
-        <w:rPr>
-          <w:rStyle w:val="Extranjerismo"/>
-          <w:bCs/>
-          <w:lang w:eastAsia="es-CO"/>
-        </w:rPr>
-        <w:t>sentido</w:t>
-      </w:r>
-      <w:proofErr w:type="spellEnd"/>
-      <w:r>
-        <w:rPr>
-          <w:rStyle w:val="Extranjerismo"/>
-          <w:bCs/>
-          <w:lang w:eastAsia="es-CO"/>
-        </w:rPr>
-        <w:t xml:space="preserve"> de </w:t>
-      </w:r>
-      <w:proofErr w:type="spellStart"/>
-      <w:r>
-        <w:rPr>
-          <w:rStyle w:val="Extranjerismo"/>
-          <w:bCs/>
-          <w:lang w:eastAsia="es-CO"/>
-        </w:rPr>
-        <w:t>pertenencia</w:t>
-      </w:r>
-      <w:proofErr w:type="spellEnd"/>
-      <w:r>
-        <w:rPr>
-          <w:rStyle w:val="Extranjerismo"/>
-          <w:bCs/>
-          <w:lang w:eastAsia="es-CO"/>
-        </w:rPr>
-        <w:t xml:space="preserve">, </w:t>
-      </w:r>
-      <w:proofErr w:type="spellStart"/>
-      <w:r>
-        <w:rPr>
-          <w:rStyle w:val="Extranjerismo"/>
-          <w:bCs/>
-          <w:lang w:eastAsia="es-CO"/>
-        </w:rPr>
-        <w:t>identidad</w:t>
-      </w:r>
-      <w:proofErr w:type="spellEnd"/>
-      <w:r>
-        <w:rPr>
-          <w:rStyle w:val="Extranjerismo"/>
-          <w:bCs/>
-          <w:lang w:eastAsia="es-CO"/>
-        </w:rPr>
-        <w:t xml:space="preserve"> y </w:t>
-      </w:r>
-      <w:proofErr w:type="spellStart"/>
-      <w:r>
-        <w:rPr>
-          <w:rStyle w:val="Extranjerismo"/>
-          <w:bCs/>
-          <w:lang w:eastAsia="es-CO"/>
-        </w:rPr>
-        <w:t>valoración</w:t>
-      </w:r>
-      <w:proofErr w:type="spellEnd"/>
-      <w:r>
-        <w:rPr>
-          <w:rStyle w:val="Extranjerismo"/>
-          <w:bCs/>
-          <w:lang w:eastAsia="es-CO"/>
-        </w:rPr>
-        <w:t xml:space="preserve"> de la </w:t>
-      </w:r>
-      <w:proofErr w:type="spellStart"/>
-      <w:r>
-        <w:rPr>
-          <w:rStyle w:val="Extranjerismo"/>
-          <w:bCs/>
-          <w:lang w:eastAsia="es-CO"/>
-        </w:rPr>
-        <w:t>comunidad</w:t>
-      </w:r>
-      <w:proofErr w:type="spellEnd"/>
-      <w:r>
-        <w:rPr>
-          <w:rStyle w:val="Extranjerismo"/>
-          <w:bCs/>
-          <w:lang w:eastAsia="es-CO"/>
-        </w:rPr>
-        <w:t xml:space="preserve"> </w:t>
-      </w:r>
-      <w:proofErr w:type="spellStart"/>
-      <w:r>
-        <w:rPr>
-          <w:rStyle w:val="Extranjerismo"/>
-          <w:bCs/>
-          <w:lang w:eastAsia="es-CO"/>
-        </w:rPr>
-        <w:t>hacia</w:t>
-      </w:r>
-      <w:proofErr w:type="spellEnd"/>
-      <w:r>
-        <w:rPr>
-          <w:rStyle w:val="Extranjerismo"/>
-          <w:bCs/>
-          <w:lang w:eastAsia="es-CO"/>
-        </w:rPr>
-        <w:t xml:space="preserve"> </w:t>
-      </w:r>
-      <w:proofErr w:type="spellStart"/>
-      <w:r>
-        <w:rPr>
-          <w:rStyle w:val="Extranjerismo"/>
-          <w:bCs/>
-          <w:lang w:eastAsia="es-CO"/>
-        </w:rPr>
-        <w:t>su</w:t>
-      </w:r>
-      <w:proofErr w:type="spellEnd"/>
-      <w:r>
-        <w:rPr>
-          <w:rStyle w:val="Extranjerismo"/>
-          <w:bCs/>
-          <w:lang w:eastAsia="es-CO"/>
-        </w:rPr>
-        <w:t xml:space="preserve"> </w:t>
-      </w:r>
-      <w:proofErr w:type="spellStart"/>
-      <w:r>
-        <w:rPr>
-          <w:rStyle w:val="Extranjerismo"/>
-          <w:bCs/>
-          <w:lang w:eastAsia="es-CO"/>
-        </w:rPr>
-        <w:t>territorio</w:t>
-      </w:r>
-      <w:proofErr w:type="spellEnd"/>
-      <w:r>
-        <w:rPr>
-          <w:rStyle w:val="Extranjerismo"/>
-          <w:bCs/>
-          <w:lang w:eastAsia="es-CO"/>
-        </w:rPr>
-        <w:t xml:space="preserve"> y </w:t>
-      </w:r>
-      <w:proofErr w:type="spellStart"/>
-      <w:r>
-        <w:rPr>
-          <w:rStyle w:val="Extranjerismo"/>
-          <w:bCs/>
-          <w:lang w:eastAsia="es-CO"/>
-        </w:rPr>
-        <w:t>productos</w:t>
-      </w:r>
-      <w:proofErr w:type="spellEnd"/>
-      <w:r>
-        <w:rPr>
-          <w:rStyle w:val="Extranjerismo"/>
-          <w:bCs/>
-          <w:lang w:eastAsia="es-CO"/>
-        </w:rPr>
-        <w:t>.</w:t>
-      </w:r>
-    </w:p>
-    <w:p>
-      <w:pPr>
-        <w:rPr>
-          <w:rStyle w:val="Extranjerismo"/>
-          <w:bCs/>
-          <w:lang w:eastAsia="es-CO"/>
-        </w:rPr>
-      </w:pPr>
-      <w:r>
-        <w:rPr>
-          <w:rStyle w:val="Extranjerismo"/>
-          <w:b/>
-          <w:lang w:eastAsia="es-CO"/>
-        </w:rPr>
-        <w:t xml:space="preserve">Mi </w:t>
-      </w:r>
-      <w:proofErr w:type="spellStart"/>
-      <w:r>
-        <w:rPr>
-          <w:rStyle w:val="Extranjerismo"/>
-          <w:b/>
-          <w:lang w:eastAsia="es-CO"/>
-        </w:rPr>
-        <w:t>Producto</w:t>
-      </w:r>
-      <w:proofErr w:type="spellEnd"/>
-      <w:r>
-        <w:rPr>
-          <w:rStyle w:val="Extranjerismo"/>
-          <w:bCs/>
-          <w:lang w:eastAsia="es-CO"/>
-        </w:rPr>
-        <w:t xml:space="preserve">: </w:t>
-      </w:r>
-      <w:proofErr w:type="spellStart"/>
-      <w:r>
-        <w:rPr>
-          <w:rStyle w:val="Extranjerismo"/>
-          <w:bCs/>
-          <w:lang w:eastAsia="es-CO"/>
-        </w:rPr>
-        <w:t>producto</w:t>
-      </w:r>
-      <w:proofErr w:type="spellEnd"/>
-      <w:r>
-        <w:rPr>
-          <w:rStyle w:val="Extranjerismo"/>
-          <w:bCs/>
-          <w:lang w:eastAsia="es-CO"/>
-        </w:rPr>
-        <w:t xml:space="preserve">, </w:t>
-      </w:r>
-      <w:proofErr w:type="spellStart"/>
-      <w:r>
-        <w:rPr>
-          <w:rStyle w:val="Extranjerismo"/>
-          <w:bCs/>
-          <w:lang w:eastAsia="es-CO"/>
-        </w:rPr>
-        <w:t>servicio</w:t>
-      </w:r>
-      <w:proofErr w:type="spellEnd"/>
-      <w:r>
-        <w:rPr>
-          <w:rStyle w:val="Extranjerismo"/>
-          <w:bCs/>
-          <w:lang w:eastAsia="es-CO"/>
-        </w:rPr>
-        <w:t xml:space="preserve"> o </w:t>
-      </w:r>
-      <w:proofErr w:type="spellStart"/>
-      <w:r>
-        <w:rPr>
-          <w:rStyle w:val="Extranjerismo"/>
-          <w:bCs/>
-          <w:lang w:eastAsia="es-CO"/>
-        </w:rPr>
-        <w:t>experiencia</w:t>
-      </w:r>
-      <w:proofErr w:type="spellEnd"/>
-      <w:r>
-        <w:rPr>
-          <w:rStyle w:val="Extranjerismo"/>
-          <w:bCs/>
-          <w:lang w:eastAsia="es-CO"/>
-        </w:rPr>
-        <w:t xml:space="preserve"> </w:t>
-      </w:r>
-      <w:proofErr w:type="spellStart"/>
-      <w:r>
-        <w:rPr>
-          <w:rStyle w:val="Extranjerismo"/>
-          <w:bCs/>
-          <w:lang w:eastAsia="es-CO"/>
-        </w:rPr>
-        <w:t>única</w:t>
-      </w:r>
-      <w:proofErr w:type="spellEnd"/>
-      <w:r>
-        <w:rPr>
-          <w:rStyle w:val="Extranjerismo"/>
-          <w:bCs/>
-          <w:lang w:eastAsia="es-CO"/>
-        </w:rPr>
-        <w:t xml:space="preserve"> que </w:t>
-      </w:r>
-      <w:proofErr w:type="spellStart"/>
-      <w:r>
-        <w:rPr>
-          <w:rStyle w:val="Extranjerismo"/>
-          <w:bCs/>
-          <w:lang w:eastAsia="es-CO"/>
-        </w:rPr>
-        <w:t>caracteriza</w:t>
-      </w:r>
-      <w:proofErr w:type="spellEnd"/>
-      <w:r>
-        <w:rPr>
-          <w:rStyle w:val="Extranjerismo"/>
-          <w:bCs/>
-          <w:lang w:eastAsia="es-CO"/>
-        </w:rPr>
-        <w:t xml:space="preserve"> al </w:t>
-      </w:r>
-      <w:proofErr w:type="spellStart"/>
-      <w:r>
-        <w:rPr>
-          <w:rStyle w:val="Extranjerismo"/>
-          <w:bCs/>
-          <w:lang w:eastAsia="es-CO"/>
-        </w:rPr>
-        <w:t>territorio</w:t>
-      </w:r>
-      <w:proofErr w:type="spellEnd"/>
-      <w:r>
-        <w:rPr>
-          <w:rStyle w:val="Extranjerismo"/>
-          <w:bCs/>
-          <w:lang w:eastAsia="es-CO"/>
-        </w:rPr>
-        <w:t xml:space="preserve"> y </w:t>
-      </w:r>
-      <w:proofErr w:type="spellStart"/>
-      <w:r>
-        <w:rPr>
-          <w:rStyle w:val="Extranjerismo"/>
-          <w:bCs/>
-          <w:lang w:eastAsia="es-CO"/>
-        </w:rPr>
-        <w:t>refleja</w:t>
-      </w:r>
-      <w:proofErr w:type="spellEnd"/>
-      <w:r>
-        <w:rPr>
-          <w:rStyle w:val="Extranjerismo"/>
-          <w:bCs/>
-          <w:lang w:eastAsia="es-CO"/>
-        </w:rPr>
-        <w:t xml:space="preserve"> </w:t>
-      </w:r>
-      <w:proofErr w:type="spellStart"/>
-      <w:r>
-        <w:rPr>
-          <w:rStyle w:val="Extranjerismo"/>
-          <w:bCs/>
-          <w:lang w:eastAsia="es-CO"/>
-        </w:rPr>
-        <w:t>su</w:t>
-      </w:r>
-      <w:proofErr w:type="spellEnd"/>
-      <w:r>
-        <w:rPr>
-          <w:rStyle w:val="Extranjerismo"/>
-          <w:bCs/>
-          <w:lang w:eastAsia="es-CO"/>
-        </w:rPr>
-        <w:t xml:space="preserve"> </w:t>
-      </w:r>
-      <w:proofErr w:type="spellStart"/>
-      <w:r>
-        <w:rPr>
-          <w:rStyle w:val="Extranjerismo"/>
-          <w:bCs/>
-          <w:lang w:eastAsia="es-CO"/>
-        </w:rPr>
-        <w:t>cultura</w:t>
-      </w:r>
-      <w:proofErr w:type="spellEnd"/>
-      <w:r>
-        <w:rPr>
-          <w:rStyle w:val="Extranjerismo"/>
-          <w:bCs/>
-          <w:lang w:eastAsia="es-CO"/>
-        </w:rPr>
-        <w:t xml:space="preserve"> y </w:t>
-      </w:r>
-      <w:proofErr w:type="spellStart"/>
-      <w:r>
-        <w:rPr>
-          <w:rStyle w:val="Extranjerismo"/>
-          <w:bCs/>
-          <w:lang w:eastAsia="es-CO"/>
-        </w:rPr>
-        <w:t>recursos</w:t>
-      </w:r>
-      <w:proofErr w:type="spellEnd"/>
-      <w:r>
-        <w:rPr>
-          <w:rStyle w:val="Extranjerismo"/>
-          <w:bCs/>
-          <w:lang w:eastAsia="es-CO"/>
-        </w:rPr>
-        <w:t>.</w:t>
-      </w:r>
-    </w:p>
-    <w:p>
-      <w:pPr>
-        <w:rPr>
-          <w:rStyle w:val="Extranjerismo"/>
-          <w:bCs/>
-          <w:lang w:eastAsia="es-CO"/>
-        </w:rPr>
-      </w:pPr>
-    </w:p>
-    <w:p>
-      <w:pPr>
-        <w:rPr>
-          <w:rStyle w:val="Extranjerismo"/>
-          <w:bCs/>
-          <w:lang w:eastAsia="es-CO"/>
-        </w:rPr>
-      </w:pPr>
-      <w:r>
-        <w:rPr>
-          <w:rStyle w:val="Extranjerismo"/>
-          <w:b/>
-          <w:lang w:eastAsia="es-CO"/>
-        </w:rPr>
-        <w:lastRenderedPageBreak/>
-        <w:t>Mi Pueblo</w:t>
-      </w:r>
-      <w:r>
-        <w:rPr>
-          <w:rStyle w:val="Extranjerismo"/>
-          <w:bCs/>
-          <w:lang w:eastAsia="es-CO"/>
-        </w:rPr>
-        <w:t xml:space="preserve">: </w:t>
-      </w:r>
-      <w:proofErr w:type="spellStart"/>
-      <w:r>
-        <w:rPr>
-          <w:rStyle w:val="Extranjerismo"/>
-          <w:bCs/>
-          <w:lang w:eastAsia="es-CO"/>
-        </w:rPr>
-        <w:t>territorio</w:t>
-      </w:r>
-      <w:proofErr w:type="spellEnd"/>
-      <w:r>
-        <w:rPr>
-          <w:rStyle w:val="Extranjerismo"/>
-          <w:bCs/>
-          <w:lang w:eastAsia="es-CO"/>
-        </w:rPr>
-        <w:t xml:space="preserve"> </w:t>
-      </w:r>
-      <w:proofErr w:type="spellStart"/>
-      <w:r>
-        <w:rPr>
-          <w:rStyle w:val="Extranjerismo"/>
-          <w:bCs/>
-          <w:lang w:eastAsia="es-CO"/>
-        </w:rPr>
-        <w:t>donde</w:t>
-      </w:r>
-      <w:proofErr w:type="spellEnd"/>
-      <w:r>
-        <w:rPr>
-          <w:rStyle w:val="Extranjerismo"/>
-          <w:bCs/>
-          <w:lang w:eastAsia="es-CO"/>
-        </w:rPr>
-        <w:t xml:space="preserve"> la </w:t>
-      </w:r>
-      <w:proofErr w:type="spellStart"/>
-      <w:r>
-        <w:rPr>
-          <w:rStyle w:val="Extranjerismo"/>
-          <w:bCs/>
-          <w:lang w:eastAsia="es-CO"/>
-        </w:rPr>
-        <w:t>comunidad</w:t>
-      </w:r>
-      <w:proofErr w:type="spellEnd"/>
-      <w:r>
-        <w:rPr>
-          <w:rStyle w:val="Extranjerismo"/>
-          <w:bCs/>
-          <w:lang w:eastAsia="es-CO"/>
-        </w:rPr>
-        <w:t xml:space="preserve"> </w:t>
-      </w:r>
-      <w:proofErr w:type="spellStart"/>
-      <w:r>
-        <w:rPr>
-          <w:rStyle w:val="Extranjerismo"/>
-          <w:bCs/>
-          <w:lang w:eastAsia="es-CO"/>
-        </w:rPr>
-        <w:t>vive</w:t>
-      </w:r>
-      <w:proofErr w:type="spellEnd"/>
-      <w:r>
-        <w:rPr>
-          <w:rStyle w:val="Extranjerismo"/>
-          <w:bCs/>
-          <w:lang w:eastAsia="es-CO"/>
-        </w:rPr>
-        <w:t xml:space="preserve"> y </w:t>
-      </w:r>
-      <w:proofErr w:type="spellStart"/>
-      <w:r>
-        <w:rPr>
-          <w:rStyle w:val="Extranjerismo"/>
-          <w:bCs/>
-          <w:lang w:eastAsia="es-CO"/>
-        </w:rPr>
-        <w:t>construye</w:t>
-      </w:r>
-      <w:proofErr w:type="spellEnd"/>
-      <w:r>
-        <w:rPr>
-          <w:rStyle w:val="Extranjerismo"/>
-          <w:bCs/>
-          <w:lang w:eastAsia="es-CO"/>
-        </w:rPr>
-        <w:t xml:space="preserve"> </w:t>
-      </w:r>
-      <w:proofErr w:type="spellStart"/>
-      <w:r>
-        <w:rPr>
-          <w:rStyle w:val="Extranjerismo"/>
-          <w:bCs/>
-          <w:lang w:eastAsia="es-CO"/>
-        </w:rPr>
-        <w:t>su</w:t>
-      </w:r>
-      <w:proofErr w:type="spellEnd"/>
-      <w:r>
-        <w:rPr>
-          <w:rStyle w:val="Extranjerismo"/>
-          <w:bCs/>
-          <w:lang w:eastAsia="es-CO"/>
-        </w:rPr>
-        <w:t xml:space="preserve"> </w:t>
-      </w:r>
-      <w:proofErr w:type="spellStart"/>
-      <w:r>
-        <w:rPr>
-          <w:rStyle w:val="Extranjerismo"/>
-          <w:bCs/>
-          <w:lang w:eastAsia="es-CO"/>
-        </w:rPr>
-        <w:t>proyecto</w:t>
-      </w:r>
-      <w:proofErr w:type="spellEnd"/>
-      <w:r>
-        <w:rPr>
-          <w:rStyle w:val="Extranjerismo"/>
-          <w:bCs/>
-          <w:lang w:eastAsia="es-CO"/>
-        </w:rPr>
-        <w:t xml:space="preserve"> </w:t>
-      </w:r>
-      <w:proofErr w:type="spellStart"/>
-      <w:r>
-        <w:rPr>
-          <w:rStyle w:val="Extranjerismo"/>
-          <w:bCs/>
-          <w:lang w:eastAsia="es-CO"/>
-        </w:rPr>
-        <w:t>colectivo</w:t>
-      </w:r>
-      <w:proofErr w:type="spellEnd"/>
-      <w:r>
-        <w:rPr>
-          <w:rStyle w:val="Extranjerismo"/>
-          <w:bCs/>
-          <w:lang w:eastAsia="es-CO"/>
-        </w:rPr>
-        <w:t xml:space="preserve">, </w:t>
-      </w:r>
-      <w:proofErr w:type="spellStart"/>
-      <w:r>
-        <w:rPr>
-          <w:rStyle w:val="Extranjerismo"/>
-          <w:bCs/>
-          <w:lang w:eastAsia="es-CO"/>
-        </w:rPr>
-        <w:t>integrando</w:t>
-      </w:r>
-      <w:proofErr w:type="spellEnd"/>
-      <w:r>
-        <w:rPr>
-          <w:rStyle w:val="Extranjerismo"/>
-          <w:bCs/>
-          <w:lang w:eastAsia="es-CO"/>
-        </w:rPr>
-        <w:t xml:space="preserve"> </w:t>
-      </w:r>
-      <w:proofErr w:type="spellStart"/>
-      <w:r>
-        <w:rPr>
-          <w:rStyle w:val="Extranjerismo"/>
-          <w:bCs/>
-          <w:lang w:eastAsia="es-CO"/>
-        </w:rPr>
-        <w:t>aspectos</w:t>
-      </w:r>
-      <w:proofErr w:type="spellEnd"/>
-      <w:r>
-        <w:rPr>
-          <w:rStyle w:val="Extranjerismo"/>
-          <w:bCs/>
-          <w:lang w:eastAsia="es-CO"/>
-        </w:rPr>
-        <w:t xml:space="preserve"> </w:t>
-      </w:r>
-      <w:proofErr w:type="spellStart"/>
-      <w:r>
-        <w:rPr>
-          <w:rStyle w:val="Extranjerismo"/>
-          <w:bCs/>
-          <w:lang w:eastAsia="es-CO"/>
-        </w:rPr>
-        <w:t>físicos</w:t>
-      </w:r>
-      <w:proofErr w:type="spellEnd"/>
-      <w:r>
-        <w:rPr>
-          <w:rStyle w:val="Extranjerismo"/>
-          <w:bCs/>
-          <w:lang w:eastAsia="es-CO"/>
-        </w:rPr>
-        <w:t xml:space="preserve">, </w:t>
-      </w:r>
-      <w:proofErr w:type="spellStart"/>
-      <w:r>
-        <w:rPr>
-          <w:rStyle w:val="Extranjerismo"/>
-          <w:bCs/>
-          <w:lang w:eastAsia="es-CO"/>
-        </w:rPr>
-        <w:t>sociales</w:t>
-      </w:r>
-      <w:proofErr w:type="spellEnd"/>
-      <w:r>
-        <w:rPr>
-          <w:rStyle w:val="Extranjerismo"/>
-          <w:bCs/>
-          <w:lang w:eastAsia="es-CO"/>
-        </w:rPr>
-        <w:t xml:space="preserve">, </w:t>
-      </w:r>
-      <w:proofErr w:type="spellStart"/>
-      <w:r>
-        <w:rPr>
-          <w:rStyle w:val="Extranjerismo"/>
-          <w:bCs/>
-          <w:lang w:eastAsia="es-CO"/>
-        </w:rPr>
-        <w:t>culturales</w:t>
-      </w:r>
-      <w:proofErr w:type="spellEnd"/>
-      <w:r>
-        <w:rPr>
-          <w:rStyle w:val="Extranjerismo"/>
-          <w:bCs/>
-          <w:lang w:eastAsia="es-CO"/>
-        </w:rPr>
-        <w:t xml:space="preserve"> y </w:t>
-      </w:r>
-      <w:proofErr w:type="spellStart"/>
-      <w:r>
-        <w:rPr>
-          <w:rStyle w:val="Extranjerismo"/>
-          <w:bCs/>
-          <w:lang w:eastAsia="es-CO"/>
-        </w:rPr>
-        <w:t>productivos</w:t>
-      </w:r>
-      <w:proofErr w:type="spellEnd"/>
-      <w:r>
-        <w:rPr>
-          <w:rStyle w:val="Extranjerismo"/>
-          <w:bCs/>
-          <w:lang w:eastAsia="es-CO"/>
-        </w:rPr>
-        <w:t>.</w:t>
-      </w:r>
-    </w:p>
-    <w:p>
-      <w:pPr>
-        <w:rPr>
-          <w:rStyle w:val="Extranjerismo"/>
-          <w:bCs/>
-          <w:lang w:eastAsia="es-CO"/>
-        </w:rPr>
-      </w:pPr>
-      <w:proofErr w:type="spellStart"/>
-      <w:r>
-        <w:rPr>
-          <w:rStyle w:val="Extranjerismo"/>
-          <w:b/>
-          <w:lang w:eastAsia="es-CO"/>
-        </w:rPr>
-        <w:t>Participación</w:t>
-      </w:r>
-      <w:proofErr w:type="spellEnd"/>
-      <w:r>
-        <w:rPr>
-          <w:rStyle w:val="Extranjerismo"/>
-          <w:b/>
-          <w:lang w:eastAsia="es-CO"/>
-        </w:rPr>
-        <w:t xml:space="preserve"> </w:t>
-      </w:r>
-      <w:proofErr w:type="spellStart"/>
-      <w:r>
-        <w:rPr>
-          <w:rStyle w:val="Extranjerismo"/>
-          <w:b/>
-          <w:lang w:eastAsia="es-CO"/>
-        </w:rPr>
-        <w:t>comunitaria</w:t>
-      </w:r>
-      <w:proofErr w:type="spellEnd"/>
-      <w:r>
-        <w:rPr>
-          <w:rStyle w:val="Extranjerismo"/>
-          <w:bCs/>
-          <w:lang w:eastAsia="es-CO"/>
-        </w:rPr>
-        <w:t xml:space="preserve">: </w:t>
-      </w:r>
-      <w:proofErr w:type="spellStart"/>
-      <w:r>
-        <w:rPr>
-          <w:rStyle w:val="Extranjerismo"/>
-          <w:bCs/>
-          <w:lang w:eastAsia="es-CO"/>
-        </w:rPr>
-        <w:t>proceso</w:t>
-      </w:r>
-      <w:proofErr w:type="spellEnd"/>
-      <w:r>
-        <w:rPr>
-          <w:rStyle w:val="Extranjerismo"/>
-          <w:bCs/>
-          <w:lang w:eastAsia="es-CO"/>
-        </w:rPr>
-        <w:t xml:space="preserve"> </w:t>
-      </w:r>
-      <w:proofErr w:type="spellStart"/>
-      <w:r>
-        <w:rPr>
-          <w:rStyle w:val="Extranjerismo"/>
-          <w:bCs/>
-          <w:lang w:eastAsia="es-CO"/>
-        </w:rPr>
-        <w:t>mediante</w:t>
-      </w:r>
-      <w:proofErr w:type="spellEnd"/>
-      <w:r>
-        <w:rPr>
-          <w:rStyle w:val="Extranjerismo"/>
-          <w:bCs/>
-          <w:lang w:eastAsia="es-CO"/>
-        </w:rPr>
-        <w:t xml:space="preserve"> el </w:t>
-      </w:r>
-      <w:proofErr w:type="spellStart"/>
-      <w:r>
-        <w:rPr>
-          <w:rStyle w:val="Extranjerismo"/>
-          <w:bCs/>
-          <w:lang w:eastAsia="es-CO"/>
-        </w:rPr>
-        <w:t>cual</w:t>
-      </w:r>
-      <w:proofErr w:type="spellEnd"/>
-      <w:r>
-        <w:rPr>
-          <w:rStyle w:val="Extranjerismo"/>
-          <w:bCs/>
-          <w:lang w:eastAsia="es-CO"/>
-        </w:rPr>
-        <w:t xml:space="preserve"> las personas </w:t>
-      </w:r>
-      <w:proofErr w:type="spellStart"/>
-      <w:r>
-        <w:rPr>
-          <w:rStyle w:val="Extranjerismo"/>
-          <w:bCs/>
-          <w:lang w:eastAsia="es-CO"/>
-        </w:rPr>
-        <w:t>intervienen</w:t>
-      </w:r>
-      <w:proofErr w:type="spellEnd"/>
-      <w:r>
-        <w:rPr>
-          <w:rStyle w:val="Extranjerismo"/>
-          <w:bCs/>
-          <w:lang w:eastAsia="es-CO"/>
-        </w:rPr>
-        <w:t xml:space="preserve"> </w:t>
-      </w:r>
-      <w:proofErr w:type="spellStart"/>
-      <w:r>
-        <w:rPr>
-          <w:rStyle w:val="Extranjerismo"/>
-          <w:bCs/>
-          <w:lang w:eastAsia="es-CO"/>
-        </w:rPr>
-        <w:t>activamente</w:t>
-      </w:r>
-      <w:proofErr w:type="spellEnd"/>
-      <w:r>
-        <w:rPr>
-          <w:rStyle w:val="Extranjerismo"/>
-          <w:bCs/>
-          <w:lang w:eastAsia="es-CO"/>
-        </w:rPr>
-        <w:t xml:space="preserve"> </w:t>
-      </w:r>
-      <w:proofErr w:type="spellStart"/>
-      <w:r>
-        <w:rPr>
-          <w:rStyle w:val="Extranjerismo"/>
-          <w:bCs/>
-          <w:lang w:eastAsia="es-CO"/>
-        </w:rPr>
-        <w:t>en</w:t>
-      </w:r>
-      <w:proofErr w:type="spellEnd"/>
-      <w:r>
-        <w:rPr>
-          <w:rStyle w:val="Extranjerismo"/>
-          <w:bCs/>
-          <w:lang w:eastAsia="es-CO"/>
-        </w:rPr>
-        <w:t xml:space="preserve"> </w:t>
-      </w:r>
-      <w:proofErr w:type="spellStart"/>
-      <w:r>
-        <w:rPr>
-          <w:rStyle w:val="Extranjerismo"/>
-          <w:bCs/>
-          <w:lang w:eastAsia="es-CO"/>
-        </w:rPr>
-        <w:t>decisiones</w:t>
-      </w:r>
-      <w:proofErr w:type="spellEnd"/>
-      <w:r>
-        <w:rPr>
-          <w:rStyle w:val="Extranjerismo"/>
-          <w:bCs/>
-          <w:lang w:eastAsia="es-CO"/>
-        </w:rPr>
-        <w:t xml:space="preserve"> y </w:t>
-      </w:r>
-      <w:proofErr w:type="spellStart"/>
-      <w:r>
-        <w:rPr>
-          <w:rStyle w:val="Extranjerismo"/>
-          <w:bCs/>
-          <w:lang w:eastAsia="es-CO"/>
-        </w:rPr>
-        <w:t>acciones</w:t>
-      </w:r>
-      <w:proofErr w:type="spellEnd"/>
-      <w:r>
-        <w:rPr>
-          <w:rStyle w:val="Extranjerismo"/>
-          <w:bCs/>
-          <w:lang w:eastAsia="es-CO"/>
-        </w:rPr>
-        <w:t xml:space="preserve"> que </w:t>
-      </w:r>
-      <w:proofErr w:type="spellStart"/>
-      <w:r>
-        <w:rPr>
-          <w:rStyle w:val="Extranjerismo"/>
-          <w:bCs/>
-          <w:lang w:eastAsia="es-CO"/>
-        </w:rPr>
-        <w:t>afectan</w:t>
-      </w:r>
-      <w:proofErr w:type="spellEnd"/>
-      <w:r>
-        <w:rPr>
-          <w:rStyle w:val="Extranjerismo"/>
-          <w:bCs/>
-          <w:lang w:eastAsia="es-CO"/>
-        </w:rPr>
-        <w:t xml:space="preserve"> </w:t>
-      </w:r>
-      <w:proofErr w:type="spellStart"/>
-      <w:r>
-        <w:rPr>
-          <w:rStyle w:val="Extranjerismo"/>
-          <w:bCs/>
-          <w:lang w:eastAsia="es-CO"/>
-        </w:rPr>
-        <w:t>su</w:t>
-      </w:r>
-      <w:proofErr w:type="spellEnd"/>
-      <w:r>
-        <w:rPr>
-          <w:rStyle w:val="Extranjerismo"/>
-          <w:bCs/>
-          <w:lang w:eastAsia="es-CO"/>
-        </w:rPr>
-        <w:t xml:space="preserve"> </w:t>
-      </w:r>
-      <w:proofErr w:type="spellStart"/>
-      <w:r>
-        <w:rPr>
-          <w:rStyle w:val="Extranjerismo"/>
-          <w:bCs/>
-          <w:lang w:eastAsia="es-CO"/>
-        </w:rPr>
-        <w:t>territorio</w:t>
-      </w:r>
-      <w:proofErr w:type="spellEnd"/>
-      <w:r>
-        <w:rPr>
-          <w:rStyle w:val="Extranjerismo"/>
-          <w:bCs/>
-          <w:lang w:eastAsia="es-CO"/>
-        </w:rPr>
-        <w:t>.</w:t>
-      </w:r>
-    </w:p>
-    <w:p>
-      <w:pPr>
-        <w:rPr>
-          <w:rStyle w:val="Extranjerismo"/>
-          <w:bCs/>
-          <w:lang w:eastAsia="es-CO"/>
-        </w:rPr>
-      </w:pPr>
-      <w:proofErr w:type="spellStart"/>
-      <w:r>
-        <w:rPr>
-          <w:rStyle w:val="Extranjerismo"/>
-          <w:b/>
-          <w:lang w:eastAsia="es-CO"/>
-        </w:rPr>
-        <w:t>Pilares</w:t>
-      </w:r>
-      <w:proofErr w:type="spellEnd"/>
-      <w:r>
-        <w:rPr>
-          <w:rStyle w:val="Extranjerismo"/>
-          <w:b/>
-          <w:lang w:eastAsia="es-CO"/>
-        </w:rPr>
-        <w:t xml:space="preserve"> OVOP</w:t>
-      </w:r>
-      <w:r>
-        <w:rPr>
-          <w:rStyle w:val="Extranjerismo"/>
-          <w:bCs/>
-          <w:lang w:eastAsia="es-CO"/>
-        </w:rPr>
-        <w:t xml:space="preserve">: </w:t>
-      </w:r>
-      <w:proofErr w:type="spellStart"/>
-      <w:r>
-        <w:rPr>
-          <w:rStyle w:val="Extranjerismo"/>
-          <w:bCs/>
-          <w:lang w:eastAsia="es-CO"/>
-        </w:rPr>
-        <w:t>principios</w:t>
-      </w:r>
-      <w:proofErr w:type="spellEnd"/>
-      <w:r>
-        <w:rPr>
-          <w:rStyle w:val="Extranjerismo"/>
-          <w:bCs/>
-          <w:lang w:eastAsia="es-CO"/>
-        </w:rPr>
-        <w:t xml:space="preserve"> que </w:t>
-      </w:r>
-      <w:proofErr w:type="spellStart"/>
-      <w:r>
-        <w:rPr>
-          <w:rStyle w:val="Extranjerismo"/>
-          <w:bCs/>
-          <w:lang w:eastAsia="es-CO"/>
-        </w:rPr>
-        <w:t>orientan</w:t>
-      </w:r>
-      <w:proofErr w:type="spellEnd"/>
-      <w:r>
-        <w:rPr>
-          <w:rStyle w:val="Extranjerismo"/>
-          <w:bCs/>
-          <w:lang w:eastAsia="es-CO"/>
-        </w:rPr>
-        <w:t xml:space="preserve"> el </w:t>
-      </w:r>
-      <w:proofErr w:type="spellStart"/>
-      <w:r>
-        <w:rPr>
-          <w:rStyle w:val="Extranjerismo"/>
-          <w:bCs/>
-          <w:lang w:eastAsia="es-CO"/>
-        </w:rPr>
-        <w:t>movimiento</w:t>
-      </w:r>
-      <w:proofErr w:type="spellEnd"/>
-      <w:r>
-        <w:rPr>
-          <w:rStyle w:val="Extranjerismo"/>
-          <w:bCs/>
-          <w:lang w:eastAsia="es-CO"/>
-        </w:rPr>
-        <w:t xml:space="preserve"> OVOP: </w:t>
-      </w:r>
-      <w:proofErr w:type="spellStart"/>
-      <w:r>
-        <w:rPr>
-          <w:rStyle w:val="Extranjerismo"/>
-          <w:bCs/>
-          <w:lang w:eastAsia="es-CO"/>
-        </w:rPr>
-        <w:t>desarrollo</w:t>
-      </w:r>
-      <w:proofErr w:type="spellEnd"/>
-      <w:r>
-        <w:rPr>
-          <w:rStyle w:val="Extranjerismo"/>
-          <w:bCs/>
-          <w:lang w:eastAsia="es-CO"/>
-        </w:rPr>
-        <w:t xml:space="preserve"> de </w:t>
-      </w:r>
-      <w:proofErr w:type="spellStart"/>
-      <w:r>
-        <w:rPr>
-          <w:rStyle w:val="Extranjerismo"/>
-          <w:bCs/>
-          <w:lang w:eastAsia="es-CO"/>
-        </w:rPr>
-        <w:t>capacidades</w:t>
-      </w:r>
-      <w:proofErr w:type="spellEnd"/>
-      <w:r>
-        <w:rPr>
-          <w:rStyle w:val="Extranjerismo"/>
-          <w:bCs/>
-          <w:lang w:eastAsia="es-CO"/>
-        </w:rPr>
-        <w:t xml:space="preserve"> </w:t>
-      </w:r>
-      <w:proofErr w:type="spellStart"/>
-      <w:r>
-        <w:rPr>
-          <w:rStyle w:val="Extranjerismo"/>
-          <w:bCs/>
-          <w:lang w:eastAsia="es-CO"/>
-        </w:rPr>
-        <w:t>humanas</w:t>
-      </w:r>
-      <w:proofErr w:type="spellEnd"/>
-      <w:r>
-        <w:rPr>
-          <w:rStyle w:val="Extranjerismo"/>
-          <w:bCs/>
-          <w:lang w:eastAsia="es-CO"/>
-        </w:rPr>
-        <w:t xml:space="preserve">, </w:t>
-      </w:r>
-      <w:proofErr w:type="spellStart"/>
-      <w:r>
-        <w:rPr>
-          <w:rStyle w:val="Extranjerismo"/>
-          <w:bCs/>
-          <w:lang w:eastAsia="es-CO"/>
-        </w:rPr>
-        <w:t>actuación</w:t>
-      </w:r>
-      <w:proofErr w:type="spellEnd"/>
-      <w:r>
-        <w:rPr>
-          <w:rStyle w:val="Extranjerismo"/>
-          <w:bCs/>
-          <w:lang w:eastAsia="es-CO"/>
-        </w:rPr>
-        <w:t xml:space="preserve"> local con </w:t>
-      </w:r>
-      <w:proofErr w:type="spellStart"/>
-      <w:r>
-        <w:rPr>
-          <w:rStyle w:val="Extranjerismo"/>
-          <w:bCs/>
-          <w:lang w:eastAsia="es-CO"/>
-        </w:rPr>
-        <w:t>visión</w:t>
-      </w:r>
-      <w:proofErr w:type="spellEnd"/>
-      <w:r>
-        <w:rPr>
-          <w:rStyle w:val="Extranjerismo"/>
-          <w:bCs/>
-          <w:lang w:eastAsia="es-CO"/>
-        </w:rPr>
-        <w:t xml:space="preserve"> global y </w:t>
-      </w:r>
-      <w:proofErr w:type="spellStart"/>
-      <w:r>
-        <w:rPr>
-          <w:rStyle w:val="Extranjerismo"/>
-          <w:bCs/>
-          <w:lang w:eastAsia="es-CO"/>
-        </w:rPr>
-        <w:t>autogestión</w:t>
-      </w:r>
-      <w:proofErr w:type="spellEnd"/>
-      <w:r>
-        <w:rPr>
-          <w:rStyle w:val="Extranjerismo"/>
-          <w:bCs/>
-          <w:lang w:eastAsia="es-CO"/>
-        </w:rPr>
-        <w:t xml:space="preserve"> </w:t>
-      </w:r>
-      <w:proofErr w:type="spellStart"/>
-      <w:r>
-        <w:rPr>
-          <w:rStyle w:val="Extranjerismo"/>
-          <w:bCs/>
-          <w:lang w:eastAsia="es-CO"/>
-        </w:rPr>
-        <w:t>comunitaria</w:t>
-      </w:r>
-      <w:proofErr w:type="spellEnd"/>
-      <w:r>
-        <w:rPr>
-          <w:rStyle w:val="Extranjerismo"/>
-          <w:bCs/>
-          <w:lang w:eastAsia="es-CO"/>
-        </w:rPr>
-        <w:t>.</w:t>
-      </w:r>
-    </w:p>
-    <w:p>
-      <w:pPr>
-        <w:rPr>
-          <w:rStyle w:val="Extranjerismo"/>
-          <w:bCs/>
-          <w:lang w:eastAsia="es-CO"/>
-        </w:rPr>
-      </w:pPr>
-      <w:proofErr w:type="spellStart"/>
-      <w:r>
-        <w:rPr>
-          <w:rStyle w:val="Extranjerismo"/>
-          <w:b/>
-          <w:lang w:eastAsia="es-CO"/>
-        </w:rPr>
-        <w:t>Producto</w:t>
-      </w:r>
-      <w:proofErr w:type="spellEnd"/>
-      <w:r>
-        <w:rPr>
-          <w:rStyle w:val="Extranjerismo"/>
-          <w:b/>
-          <w:lang w:eastAsia="es-CO"/>
-        </w:rPr>
-        <w:t xml:space="preserve"> </w:t>
-      </w:r>
-      <w:proofErr w:type="spellStart"/>
-      <w:r>
-        <w:rPr>
-          <w:rStyle w:val="Extranjerismo"/>
-          <w:b/>
-          <w:lang w:eastAsia="es-CO"/>
-        </w:rPr>
-        <w:t>representativo</w:t>
-      </w:r>
-      <w:proofErr w:type="spellEnd"/>
-      <w:r>
-        <w:rPr>
-          <w:rStyle w:val="Extranjerismo"/>
-          <w:bCs/>
-          <w:lang w:eastAsia="es-CO"/>
-        </w:rPr>
-        <w:t xml:space="preserve">: bien, </w:t>
-      </w:r>
-      <w:proofErr w:type="spellStart"/>
-      <w:r>
-        <w:rPr>
-          <w:rStyle w:val="Extranjerismo"/>
-          <w:bCs/>
-          <w:lang w:eastAsia="es-CO"/>
-        </w:rPr>
-        <w:t>servicio</w:t>
-      </w:r>
-      <w:proofErr w:type="spellEnd"/>
-      <w:r>
-        <w:rPr>
-          <w:rStyle w:val="Extranjerismo"/>
-          <w:bCs/>
-          <w:lang w:eastAsia="es-CO"/>
-        </w:rPr>
-        <w:t xml:space="preserve"> o </w:t>
-      </w:r>
-      <w:proofErr w:type="spellStart"/>
-      <w:r>
-        <w:rPr>
-          <w:rStyle w:val="Extranjerismo"/>
-          <w:bCs/>
-          <w:lang w:eastAsia="es-CO"/>
-        </w:rPr>
-        <w:t>experiencia</w:t>
-      </w:r>
-      <w:proofErr w:type="spellEnd"/>
-      <w:r>
-        <w:rPr>
-          <w:rStyle w:val="Extranjerismo"/>
-          <w:bCs/>
-          <w:lang w:eastAsia="es-CO"/>
-        </w:rPr>
-        <w:t xml:space="preserve"> que </w:t>
-      </w:r>
-      <w:proofErr w:type="spellStart"/>
-      <w:r>
-        <w:rPr>
-          <w:rStyle w:val="Extranjerismo"/>
-          <w:bCs/>
-          <w:lang w:eastAsia="es-CO"/>
-        </w:rPr>
-        <w:t>refleja</w:t>
-      </w:r>
-      <w:proofErr w:type="spellEnd"/>
-      <w:r>
-        <w:rPr>
-          <w:rStyle w:val="Extranjerismo"/>
-          <w:bCs/>
-          <w:lang w:eastAsia="es-CO"/>
-        </w:rPr>
-        <w:t xml:space="preserve"> las </w:t>
-      </w:r>
-      <w:proofErr w:type="spellStart"/>
-      <w:r>
-        <w:rPr>
-          <w:rStyle w:val="Extranjerismo"/>
-          <w:bCs/>
-          <w:lang w:eastAsia="es-CO"/>
-        </w:rPr>
-        <w:t>tradiciones</w:t>
-      </w:r>
-      <w:proofErr w:type="spellEnd"/>
-      <w:r>
-        <w:rPr>
-          <w:rStyle w:val="Extranjerismo"/>
-          <w:bCs/>
-          <w:lang w:eastAsia="es-CO"/>
-        </w:rPr>
-        <w:t xml:space="preserve">, </w:t>
-      </w:r>
-      <w:proofErr w:type="spellStart"/>
-      <w:r>
-        <w:rPr>
-          <w:rStyle w:val="Extranjerismo"/>
-          <w:bCs/>
-          <w:lang w:eastAsia="es-CO"/>
-        </w:rPr>
-        <w:t>habilidades</w:t>
-      </w:r>
-      <w:proofErr w:type="spellEnd"/>
-      <w:r>
-        <w:rPr>
-          <w:rStyle w:val="Extranjerismo"/>
-          <w:bCs/>
-          <w:lang w:eastAsia="es-CO"/>
-        </w:rPr>
-        <w:t xml:space="preserve"> y </w:t>
-      </w:r>
-      <w:proofErr w:type="spellStart"/>
-      <w:r>
-        <w:rPr>
-          <w:rStyle w:val="Extranjerismo"/>
-          <w:bCs/>
-          <w:lang w:eastAsia="es-CO"/>
-        </w:rPr>
-        <w:t>singularidad</w:t>
-      </w:r>
-      <w:proofErr w:type="spellEnd"/>
-      <w:r>
-        <w:rPr>
-          <w:rStyle w:val="Extranjerismo"/>
-          <w:bCs/>
-          <w:lang w:eastAsia="es-CO"/>
-        </w:rPr>
-        <w:t xml:space="preserve"> de un </w:t>
-      </w:r>
-      <w:proofErr w:type="spellStart"/>
-      <w:r>
-        <w:rPr>
-          <w:rStyle w:val="Extranjerismo"/>
-          <w:bCs/>
-          <w:lang w:eastAsia="es-CO"/>
-        </w:rPr>
-        <w:t>territorio</w:t>
-      </w:r>
-      <w:proofErr w:type="spellEnd"/>
-      <w:r>
-        <w:rPr>
-          <w:rStyle w:val="Extranjerismo"/>
-          <w:bCs/>
-          <w:lang w:eastAsia="es-CO"/>
-        </w:rPr>
-        <w:t>.</w:t>
-      </w:r>
-    </w:p>
-    <w:p>
-      <w:pPr>
-        <w:rPr>
-          <w:rStyle w:val="Extranjerismo"/>
-          <w:bCs/>
-          <w:lang w:eastAsia="es-CO"/>
-        </w:rPr>
-      </w:pPr>
-      <w:proofErr w:type="spellStart"/>
-      <w:r>
-        <w:rPr>
-          <w:rStyle w:val="Extranjerismo"/>
-          <w:b/>
-          <w:lang w:eastAsia="es-CO"/>
-        </w:rPr>
-        <w:t>Sostenibilidad</w:t>
-      </w:r>
-      <w:proofErr w:type="spellEnd"/>
-      <w:r>
-        <w:rPr>
-          <w:rStyle w:val="Extranjerismo"/>
-          <w:bCs/>
-          <w:lang w:eastAsia="es-CO"/>
-        </w:rPr>
-        <w:t xml:space="preserve">: </w:t>
-      </w:r>
-      <w:proofErr w:type="spellStart"/>
-      <w:r>
-        <w:rPr>
-          <w:rStyle w:val="Extranjerismo"/>
-          <w:bCs/>
-          <w:lang w:eastAsia="es-CO"/>
-        </w:rPr>
-        <w:t>capacidad</w:t>
-      </w:r>
-      <w:proofErr w:type="spellEnd"/>
-      <w:r>
-        <w:rPr>
-          <w:rStyle w:val="Extranjerismo"/>
-          <w:bCs/>
-          <w:lang w:eastAsia="es-CO"/>
-        </w:rPr>
-        <w:t xml:space="preserve"> de </w:t>
-      </w:r>
-      <w:proofErr w:type="spellStart"/>
-      <w:r>
-        <w:rPr>
-          <w:rStyle w:val="Extranjerismo"/>
-          <w:bCs/>
-          <w:lang w:eastAsia="es-CO"/>
-        </w:rPr>
-        <w:t>asegurar</w:t>
-      </w:r>
-      <w:proofErr w:type="spellEnd"/>
-      <w:r>
-        <w:rPr>
-          <w:rStyle w:val="Extranjerismo"/>
-          <w:bCs/>
-          <w:lang w:eastAsia="es-CO"/>
-        </w:rPr>
-        <w:t xml:space="preserve"> </w:t>
-      </w:r>
-      <w:proofErr w:type="spellStart"/>
-      <w:r>
-        <w:rPr>
-          <w:rStyle w:val="Extranjerismo"/>
-          <w:bCs/>
-          <w:lang w:eastAsia="es-CO"/>
-        </w:rPr>
-        <w:t>beneficios</w:t>
-      </w:r>
-      <w:proofErr w:type="spellEnd"/>
-      <w:r>
-        <w:rPr>
-          <w:rStyle w:val="Extranjerismo"/>
-          <w:bCs/>
-          <w:lang w:eastAsia="es-CO"/>
-        </w:rPr>
-        <w:t xml:space="preserve"> </w:t>
-      </w:r>
-      <w:proofErr w:type="spellStart"/>
-      <w:r>
-        <w:rPr>
-          <w:rStyle w:val="Extranjerismo"/>
-          <w:bCs/>
-          <w:lang w:eastAsia="es-CO"/>
-        </w:rPr>
-        <w:t>económicos</w:t>
-      </w:r>
-      <w:proofErr w:type="spellEnd"/>
-      <w:r>
-        <w:rPr>
-          <w:rStyle w:val="Extranjerismo"/>
-          <w:bCs/>
-          <w:lang w:eastAsia="es-CO"/>
-        </w:rPr>
-        <w:t xml:space="preserve">, </w:t>
-      </w:r>
-      <w:proofErr w:type="spellStart"/>
-      <w:r>
-        <w:rPr>
-          <w:rStyle w:val="Extranjerismo"/>
-          <w:bCs/>
-          <w:lang w:eastAsia="es-CO"/>
-        </w:rPr>
-        <w:t>sociales</w:t>
-      </w:r>
-      <w:proofErr w:type="spellEnd"/>
-      <w:r>
-        <w:rPr>
-          <w:rStyle w:val="Extranjerismo"/>
-          <w:bCs/>
-          <w:lang w:eastAsia="es-CO"/>
-        </w:rPr>
-        <w:t xml:space="preserve"> y </w:t>
-      </w:r>
-      <w:proofErr w:type="spellStart"/>
-      <w:r>
-        <w:rPr>
-          <w:rStyle w:val="Extranjerismo"/>
-          <w:bCs/>
-          <w:lang w:eastAsia="es-CO"/>
-        </w:rPr>
-        <w:t>ambientales</w:t>
-      </w:r>
-      <w:proofErr w:type="spellEnd"/>
-      <w:r>
-        <w:rPr>
-          <w:rStyle w:val="Extranjerismo"/>
-          <w:bCs/>
-          <w:lang w:eastAsia="es-CO"/>
-        </w:rPr>
-        <w:t xml:space="preserve"> sin </w:t>
-      </w:r>
-      <w:proofErr w:type="spellStart"/>
-      <w:r>
-        <w:rPr>
-          <w:rStyle w:val="Extranjerismo"/>
-          <w:bCs/>
-          <w:lang w:eastAsia="es-CO"/>
-        </w:rPr>
-        <w:t>comprometer</w:t>
-      </w:r>
-      <w:proofErr w:type="spellEnd"/>
-      <w:r>
-        <w:rPr>
-          <w:rStyle w:val="Extranjerismo"/>
-          <w:bCs/>
-          <w:lang w:eastAsia="es-CO"/>
-        </w:rPr>
-        <w:t xml:space="preserve"> los </w:t>
-      </w:r>
-      <w:proofErr w:type="spellStart"/>
-      <w:r>
-        <w:rPr>
-          <w:rStyle w:val="Extranjerismo"/>
-          <w:bCs/>
-          <w:lang w:eastAsia="es-CO"/>
-        </w:rPr>
-        <w:t>recursos</w:t>
-      </w:r>
-      <w:proofErr w:type="spellEnd"/>
-      <w:r>
-        <w:rPr>
-          <w:rStyle w:val="Extranjerismo"/>
-          <w:bCs/>
-          <w:lang w:eastAsia="es-CO"/>
-        </w:rPr>
-        <w:t xml:space="preserve"> </w:t>
-      </w:r>
-      <w:proofErr w:type="spellStart"/>
-      <w:r>
-        <w:rPr>
-          <w:rStyle w:val="Extranjerismo"/>
-          <w:bCs/>
-          <w:lang w:eastAsia="es-CO"/>
-        </w:rPr>
-        <w:t>futuros</w:t>
-      </w:r>
-      <w:proofErr w:type="spellEnd"/>
-      <w:r>
-        <w:rPr>
-          <w:rStyle w:val="Extranjerismo"/>
-          <w:bCs/>
-          <w:lang w:eastAsia="es-CO"/>
-        </w:rPr>
-        <w:t>.</w:t>
-      </w:r>
-    </w:p>
-    <w:p>
-      <w:pPr>
-        <w:rPr>
-          <w:rStyle w:val="Extranjerismo"/>
-          <w:bCs/>
-          <w:lang w:eastAsia="es-CO"/>
-        </w:rPr>
-      </w:pPr>
-      <w:proofErr w:type="spellStart"/>
-      <w:r>
-        <w:rPr>
-          <w:rStyle w:val="Extranjerismo"/>
-          <w:b/>
-          <w:lang w:eastAsia="es-CO"/>
-        </w:rPr>
-        <w:t>Territorio</w:t>
-      </w:r>
-      <w:proofErr w:type="spellEnd"/>
-      <w:r>
-        <w:rPr>
-          <w:rStyle w:val="Extranjerismo"/>
-          <w:bCs/>
-          <w:lang w:eastAsia="es-CO"/>
-        </w:rPr>
-        <w:t xml:space="preserve">: </w:t>
-      </w:r>
-      <w:proofErr w:type="spellStart"/>
-      <w:r>
-        <w:rPr>
-          <w:rStyle w:val="Extranjerismo"/>
-          <w:bCs/>
-          <w:lang w:eastAsia="es-CO"/>
-        </w:rPr>
-        <w:t>espacio</w:t>
-      </w:r>
-      <w:proofErr w:type="spellEnd"/>
-      <w:r>
-        <w:rPr>
-          <w:rStyle w:val="Extranjerismo"/>
-          <w:bCs/>
-          <w:lang w:eastAsia="es-CO"/>
-        </w:rPr>
-        <w:t xml:space="preserve"> </w:t>
-      </w:r>
-      <w:proofErr w:type="spellStart"/>
-      <w:r>
-        <w:rPr>
-          <w:rStyle w:val="Extranjerismo"/>
-          <w:bCs/>
-          <w:lang w:eastAsia="es-CO"/>
-        </w:rPr>
-        <w:t>geográfico</w:t>
-      </w:r>
-      <w:proofErr w:type="spellEnd"/>
-      <w:r>
-        <w:rPr>
-          <w:rStyle w:val="Extranjerismo"/>
-          <w:bCs/>
-          <w:lang w:eastAsia="es-CO"/>
-        </w:rPr>
-        <w:t xml:space="preserve">, social, cultural y </w:t>
-      </w:r>
-      <w:proofErr w:type="spellStart"/>
-      <w:r>
-        <w:rPr>
-          <w:rStyle w:val="Extranjerismo"/>
-          <w:bCs/>
-          <w:lang w:eastAsia="es-CO"/>
-        </w:rPr>
-        <w:t>político</w:t>
-      </w:r>
-      <w:proofErr w:type="spellEnd"/>
-      <w:r>
-        <w:rPr>
-          <w:rStyle w:val="Extranjerismo"/>
-          <w:bCs/>
-          <w:lang w:eastAsia="es-CO"/>
-        </w:rPr>
-        <w:t xml:space="preserve"> </w:t>
-      </w:r>
-      <w:proofErr w:type="spellStart"/>
-      <w:r>
-        <w:rPr>
-          <w:rStyle w:val="Extranjerismo"/>
-          <w:bCs/>
-          <w:lang w:eastAsia="es-CO"/>
-        </w:rPr>
-        <w:t>donde</w:t>
-      </w:r>
-      <w:proofErr w:type="spellEnd"/>
-      <w:r>
-        <w:rPr>
-          <w:rStyle w:val="Extranjerismo"/>
-          <w:bCs/>
-          <w:lang w:eastAsia="es-CO"/>
-        </w:rPr>
-        <w:t xml:space="preserve"> se </w:t>
-      </w:r>
-      <w:proofErr w:type="spellStart"/>
-      <w:r>
-        <w:rPr>
-          <w:rStyle w:val="Extranjerismo"/>
-          <w:bCs/>
-          <w:lang w:eastAsia="es-CO"/>
-        </w:rPr>
-        <w:t>construyen</w:t>
-      </w:r>
-      <w:proofErr w:type="spellEnd"/>
-      <w:r>
-        <w:rPr>
-          <w:rStyle w:val="Extranjerismo"/>
-          <w:bCs/>
-          <w:lang w:eastAsia="es-CO"/>
-        </w:rPr>
-        <w:t xml:space="preserve"> </w:t>
-      </w:r>
-      <w:proofErr w:type="spellStart"/>
-      <w:r>
-        <w:rPr>
-          <w:rStyle w:val="Extranjerismo"/>
-          <w:bCs/>
-          <w:lang w:eastAsia="es-CO"/>
-        </w:rPr>
-        <w:t>relaciones</w:t>
-      </w:r>
-      <w:proofErr w:type="spellEnd"/>
-      <w:r>
-        <w:rPr>
-          <w:rStyle w:val="Extranjerismo"/>
-          <w:bCs/>
-          <w:lang w:eastAsia="es-CO"/>
-        </w:rPr>
-        <w:t xml:space="preserve">, </w:t>
-      </w:r>
-      <w:proofErr w:type="spellStart"/>
-      <w:r>
-        <w:rPr>
-          <w:rStyle w:val="Extranjerismo"/>
-          <w:bCs/>
-          <w:lang w:eastAsia="es-CO"/>
-        </w:rPr>
-        <w:t>dinámicas</w:t>
-      </w:r>
-      <w:proofErr w:type="spellEnd"/>
-      <w:r>
-        <w:rPr>
-          <w:rStyle w:val="Extranjerismo"/>
-          <w:bCs/>
-          <w:lang w:eastAsia="es-CO"/>
-        </w:rPr>
-        <w:t xml:space="preserve"> e </w:t>
-      </w:r>
-      <w:proofErr w:type="spellStart"/>
-      <w:r>
-        <w:rPr>
-          <w:rStyle w:val="Extranjerismo"/>
-          <w:bCs/>
-          <w:lang w:eastAsia="es-CO"/>
-        </w:rPr>
-        <w:t>identidades</w:t>
-      </w:r>
-      <w:proofErr w:type="spellEnd"/>
-      <w:r>
-        <w:rPr>
-          <w:rStyle w:val="Extranjerismo"/>
-          <w:bCs/>
-          <w:lang w:eastAsia="es-CO"/>
-        </w:rPr>
-        <w:t xml:space="preserve"> </w:t>
-      </w:r>
-      <w:proofErr w:type="spellStart"/>
-      <w:r>
-        <w:rPr>
-          <w:rStyle w:val="Extranjerismo"/>
-          <w:bCs/>
-          <w:lang w:eastAsia="es-CO"/>
-        </w:rPr>
-        <w:t>comunitarias</w:t>
-      </w:r>
-      <w:proofErr w:type="spellEnd"/>
-      <w:r>
-        <w:rPr>
-          <w:rStyle w:val="Extranjerismo"/>
-          <w:bCs/>
-          <w:lang w:eastAsia="es-CO"/>
-        </w:rPr>
-        <w:t>.</w:t>
-      </w:r>
-    </w:p>
-    <w:p>
-      <w:pPr>
-        <w:rPr>
-          <w:rStyle w:val="Extranjerismo"/>
-          <w:b/>
-          <w:lang w:eastAsia="es-CO"/>
+          <w:lang w:val="es-CO" w:eastAsia="es-CO"/>
         </w:rPr>
       </w:pPr>
     </w:p>
@@ -17286,21 +12719,20 @@
         <w:rPr>
           <w:lang w:val="es-MX" w:eastAsia="es-CO"/>
         </w:rPr>
-        <w:t xml:space="preserve">Del Castillo, M. (2014). Gestión de proyectos y análisis de interesados. En </w:t>
-      </w:r>
-      <w:proofErr w:type="spellStart"/>
-      <w:r>
+        <w:t>Del Castillo, M. (2014). Gestión de proyectos y análisis de interesados. En Miisterio del Trabajo (2016), Mapeo de actores clave (MAC) (pp. 9–10).</w:t>
+      </w:r>
+    </w:p>
+    <w:p>
+      <w:pPr>
         <w:rPr>
           <w:lang w:val="es-MX" w:eastAsia="es-CO"/>
         </w:rPr>
-        <w:t>Miisterio</w:t>
-      </w:r>
-      <w:proofErr w:type="spellEnd"/>
+      </w:pPr>
       <w:r>
         <w:rPr>
           <w:lang w:val="es-MX" w:eastAsia="es-CO"/>
         </w:rPr>
-        <w:t xml:space="preserve"> del Trabajo (2016), Mapeo de actores clave (MAC) (pp. 9–10).</w:t>
+        <w:t>Gambarota, D. M., &amp; Lorda, M. A. (2017). Desarrollo endógeno: bases conceptuales y aplicaciones comunitarias.</w:t>
       </w:r>
     </w:p>
     <w:p>
@@ -17309,113 +12741,50 @@
           <w:lang w:val="es-MX" w:eastAsia="es-CO"/>
         </w:rPr>
       </w:pPr>
-      <w:proofErr w:type="spellStart"/>
       <w:r>
         <w:rPr>
           <w:lang w:val="es-MX" w:eastAsia="es-CO"/>
         </w:rPr>
-        <w:t>Gambarota</w:t>
-      </w:r>
-      <w:proofErr w:type="spellEnd"/>
-      <w:r>
+        <w:t>Gómez-Ibagón, et al. (2014). Desarrollo comunitario y participación local.</w:t>
+      </w:r>
+    </w:p>
+    <w:p>
+      <w:pPr>
         <w:rPr>
           <w:lang w:val="es-MX" w:eastAsia="es-CO"/>
         </w:rPr>
-        <w:t xml:space="preserve">, D. M., &amp; </w:t>
-      </w:r>
-      <w:proofErr w:type="spellStart"/>
+      </w:pPr>
       <w:r>
         <w:rPr>
           <w:lang w:val="es-MX" w:eastAsia="es-CO"/>
         </w:rPr>
-        <w:t>Lorda</w:t>
-      </w:r>
-      <w:proofErr w:type="spellEnd"/>
-      <w:r>
+        <w:t>JICA &amp; SENA. (2020). Mi Pueblo, Mi Producto, Mi Orgullo. Estrategia de desarrollo local incluyente OVOP Colombia (Versión 02).</w:t>
+      </w:r>
+    </w:p>
+    <w:p>
+      <w:pPr>
         <w:rPr>
           <w:lang w:val="es-MX" w:eastAsia="es-CO"/>
         </w:rPr>
-        <w:t>, M. A. (2017). Desarrollo endógeno: bases conceptuales y aplicaciones comunitarias.</w:t>
-      </w:r>
-    </w:p>
-    <w:p>
-      <w:pPr>
+      </w:pPr>
+      <w:r>
         <w:rPr>
           <w:lang w:val="es-MX" w:eastAsia="es-CO"/>
         </w:rPr>
-      </w:pPr>
-      <w:r>
+        <w:t>Ministerio del Trabajo. (2016). Mapeo de Actores Clave (MAC): metodología para procesos de incidencia político-institucional.</w:t>
+      </w:r>
+    </w:p>
+    <w:p>
+      <w:pPr>
         <w:rPr>
           <w:lang w:val="es-MX" w:eastAsia="es-CO"/>
         </w:rPr>
-        <w:t>Gómez-</w:t>
-      </w:r>
-      <w:proofErr w:type="spellStart"/>
+      </w:pPr>
       <w:r>
         <w:rPr>
           <w:lang w:val="es-MX" w:eastAsia="es-CO"/>
         </w:rPr>
-        <w:t>Ibagón</w:t>
-      </w:r>
-      <w:proofErr w:type="spellEnd"/>
-      <w:r>
-        <w:rPr>
-          <w:lang w:val="es-MX" w:eastAsia="es-CO"/>
-        </w:rPr>
-        <w:t>, et al. (2014). Desarrollo comunitario y participación local.</w:t>
-      </w:r>
-    </w:p>
-    <w:p>
-      <w:pPr>
-        <w:rPr>
-          <w:lang w:val="es-MX" w:eastAsia="es-CO"/>
-        </w:rPr>
-      </w:pPr>
-      <w:r>
-        <w:rPr>
-          <w:lang w:val="es-MX" w:eastAsia="es-CO"/>
-        </w:rPr>
-        <w:t>JICA &amp; SENA. (2020). Mi Pueblo, Mi Producto, Mi Orgullo. Estrategia de desarrollo local incluyente OVOP Colombia (Versión 02).</w:t>
-      </w:r>
-    </w:p>
-    <w:p>
-      <w:pPr>
-        <w:rPr>
-          <w:lang w:val="es-MX" w:eastAsia="es-CO"/>
-        </w:rPr>
-      </w:pPr>
-      <w:r>
-        <w:rPr>
-          <w:lang w:val="es-MX" w:eastAsia="es-CO"/>
-        </w:rPr>
-        <w:t>Ministerio del Trabajo. (2016). Mapeo de Actores Clave (MAC): metodología para procesos de incidencia político-institucional.</w:t>
-      </w:r>
-    </w:p>
-    <w:p>
-      <w:pPr>
-        <w:rPr>
-          <w:lang w:val="es-MX" w:eastAsia="es-CO"/>
-        </w:rPr>
-      </w:pPr>
-      <w:r>
-        <w:rPr>
-          <w:lang w:val="es-MX" w:eastAsia="es-CO"/>
-        </w:rPr>
-        <w:t>Pozo-</w:t>
-      </w:r>
-      <w:proofErr w:type="spellStart"/>
-      <w:r>
-        <w:rPr>
-          <w:lang w:val="es-MX" w:eastAsia="es-CO"/>
-        </w:rPr>
-        <w:t>Solis</w:t>
-      </w:r>
-      <w:proofErr w:type="spellEnd"/>
-      <w:r>
-        <w:rPr>
-          <w:lang w:val="es-MX" w:eastAsia="es-CO"/>
-        </w:rPr>
-        <w:t>, C. (2007). Relaciones comunitarias y análisis de actores para la gestión territorial.</w:t>
+        <w:t>Pozo-Solis, C. (2007). Relaciones comunitarias y análisis de actores para la gestión territorial.</w:t>
       </w:r>
     </w:p>
     <w:p>
@@ -17574,13 +12943,8 @@
                 <w:lang w:val="es-ES" w:eastAsia="es-CO"/>
               </w:rPr>
             </w:pPr>
-            <w:proofErr w:type="spellStart"/>
             <w:r>
-              <w:t>Milady</w:t>
-            </w:r>
-            <w:proofErr w:type="spellEnd"/>
-            <w:r>
-              <w:t xml:space="preserve"> Tatiana Villamil Castellanos</w:t>
+              <w:t>Milady Tatiana Villamil Castellanos</w:t>
             </w:r>
           </w:p>
         </w:tc>
@@ -17641,15 +13005,7 @@
               </w:rPr>
             </w:pPr>
             <w:r>
-              <w:t xml:space="preserve">Diana Rocío </w:t>
-            </w:r>
-            <w:proofErr w:type="spellStart"/>
-            <w:r>
-              <w:t>Possos</w:t>
-            </w:r>
-            <w:proofErr w:type="spellEnd"/>
-            <w:r>
-              <w:t xml:space="preserve"> Beltrán</w:t>
+              <w:t>Diana Rocío Possos Beltrán</w:t>
             </w:r>
           </w:p>
         </w:tc>
@@ -17711,27 +13067,9 @@
                 <w:lang w:val="es-ES" w:eastAsia="es-CO"/>
               </w:rPr>
             </w:pPr>
-            <w:proofErr w:type="spellStart"/>
             <w:r>
-              <w:t>Leidi</w:t>
+              <w:t>Leidi Paola Mulcué Vitopía</w:t>
             </w:r>
-            <w:proofErr w:type="spellEnd"/>
-            <w:r>
-              <w:t xml:space="preserve"> Paola </w:t>
-            </w:r>
-            <w:proofErr w:type="spellStart"/>
-            <w:r>
-              <w:t>Mulcué</w:t>
-            </w:r>
-            <w:proofErr w:type="spellEnd"/>
-            <w:r>
-              <w:t xml:space="preserve"> </w:t>
-            </w:r>
-            <w:proofErr w:type="spellStart"/>
-            <w:r>
-              <w:t>Vitopía</w:t>
-            </w:r>
-            <w:proofErr w:type="spellEnd"/>
           </w:p>
         </w:tc>
         <w:tc>
@@ -17750,7 +13088,7 @@
               </w:rPr>
             </w:pPr>
             <w:r>
-              <w:t>Instructora</w:t>
+              <w:t>Experta temática</w:t>
             </w:r>
           </w:p>
         </w:tc>
@@ -17918,13 +13256,8 @@
               </w:rPr>
             </w:pPr>
             <w:r>
-              <w:t xml:space="preserve">Diego Fernando Velasco </w:t>
+              <w:t>Diego Fernando Velasco Güiza</w:t>
             </w:r>
-            <w:proofErr w:type="spellStart"/>
-            <w:r>
-              <w:t>Güiza</w:t>
-            </w:r>
-            <w:proofErr w:type="spellEnd"/>
           </w:p>
         </w:tc>
         <w:tc>
@@ -17989,23 +13322,8 @@
               </w:rPr>
             </w:pPr>
             <w:r>
-              <w:t xml:space="preserve">Junior </w:t>
+              <w:t>Junior Rodriguez Rodriguez</w:t>
             </w:r>
-            <w:proofErr w:type="spellStart"/>
-            <w:r>
-              <w:t>Rodriguez</w:t>
-            </w:r>
-            <w:proofErr w:type="spellEnd"/>
-            <w:r>
-              <w:t xml:space="preserve"> </w:t>
-            </w:r>
-            <w:proofErr w:type="spellStart"/>
-            <w:r>
-              <w:t>Rodriguez</w:t>
-            </w:r>
-            <w:bookmarkStart w:id="55" w:name="_GoBack"/>
-            <w:bookmarkEnd w:id="55"/>
-            <w:proofErr w:type="spellEnd"/>
           </w:p>
         </w:tc>
         <w:tc>
@@ -18204,7 +13522,7 @@
 </file>
 
 <file path=word/endnotes.xml><?xml version="1.0" encoding="utf-8"?>
-<w:endnotes xmlns:wpc="http://schemas.microsoft.com/office/word/2010/wordprocessingCanvas" xmlns:cx="http://schemas.microsoft.com/office/drawing/2014/chartex" xmlns:cx1="http://schemas.microsoft.com/office/drawing/2015/9/8/chartex" xmlns:cx2="http://schemas.microsoft.com/office/drawing/2015/10/21/chartex" xmlns:cx3="http://schemas.microsoft.com/office/drawing/2016/5/9/chartex" xmlns:cx4="http://schemas.microsoft.com/office/drawing/2016/5/10/chartex" xmlns:cx5="http://schemas.microsoft.com/office/drawing/2016/5/11/chartex" xmlns:cx6="http://schemas.microsoft.com/office/drawing/2016/5/12/chartex" xmlns:cx7="http://schemas.microsoft.com/office/drawing/2016/5/13/chartex" xmlns:cx8="http://schemas.microsoft.com/office/drawing/2016/5/14/chartex" xmlns:mc="http://schemas.openxmlformats.org/markup-compatibility/2006" xmlns:aink="http://schemas.microsoft.com/office/drawing/2016/ink" xmlns:am3d="http://schemas.microsoft.com/office/drawing/2017/model3d" xmlns:o="urn:schemas-microsoft-com:office:office" xmlns:r="http://schemas.openxmlformats.org/officeDocument/2006/relationships" xmlns:m="http://schemas.openxmlformats.org/officeDocument/2006/math" xmlns:v="urn:schemas-microsoft-com:vml" xmlns:wp14="http://schemas.microsoft.com/office/word/2010/wordprocessingDrawing" xmlns:wp="http://schemas.openxmlformats.org/drawingml/2006/wordprocessingDrawing" xmlns:w10="urn:schemas-microsoft-com:office:word" xmlns:w="http://schemas.openxmlformats.org/wordprocessingml/2006/main" xmlns:w14="http://schemas.microsoft.com/office/word/2010/wordml" xmlns:w15="http://schemas.microsoft.com/office/word/2012/wordml" xmlns:w16cid="http://schemas.microsoft.com/office/word/2016/wordml/cid" xmlns:w16se="http://schemas.microsoft.com/office/word/2015/wordml/symex" xmlns:wpg="http://schemas.microsoft.com/office/word/2010/wordprocessingGroup" xmlns:wpi="http://schemas.microsoft.com/office/word/2010/wordprocessingInk" xmlns:wne="http://schemas.microsoft.com/office/word/2006/wordml" xmlns:wps="http://schemas.microsoft.com/office/word/2010/wordprocessingShape" mc:Ignorable="w14 w15 w16se w16cid wp14">
+<w:endnotes xmlns:wpc="http://schemas.microsoft.com/office/word/2010/wordprocessingCanvas" xmlns:cx="http://schemas.microsoft.com/office/drawing/2014/chartex" xmlns:cx1="http://schemas.microsoft.com/office/drawing/2015/9/8/chartex" xmlns:cx2="http://schemas.microsoft.com/office/drawing/2015/10/21/chartex" xmlns:cx3="http://schemas.microsoft.com/office/drawing/2016/5/9/chartex" xmlns:cx4="http://schemas.microsoft.com/office/drawing/2016/5/10/chartex" xmlns:cx5="http://schemas.microsoft.com/office/drawing/2016/5/11/chartex" xmlns:cx6="http://schemas.microsoft.com/office/drawing/2016/5/12/chartex" xmlns:cx7="http://schemas.microsoft.com/office/drawing/2016/5/13/chartex" xmlns:cx8="http://schemas.microsoft.com/office/drawing/2016/5/14/chartex" xmlns:mc="http://schemas.openxmlformats.org/markup-compatibility/2006" xmlns:aink="http://schemas.microsoft.com/office/drawing/2016/ink" xmlns:am3d="http://schemas.microsoft.com/office/drawing/2017/model3d" xmlns:o="urn:schemas-microsoft-com:office:office" xmlns:oel="http://schemas.microsoft.com/office/2019/extlst" xmlns:r="http://schemas.openxmlformats.org/officeDocument/2006/relationships" xmlns:m="http://schemas.openxmlformats.org/officeDocument/2006/math" xmlns:v="urn:schemas-microsoft-com:vml" xmlns:wp14="http://schemas.microsoft.com/office/word/2010/wordprocessingDrawing" xmlns:wp="http://schemas.openxmlformats.org/drawingml/2006/wordprocessingDrawing" xmlns:w10="urn:schemas-microsoft-com:office:word" xmlns:w="http://schemas.openxmlformats.org/wordprocessingml/2006/main" xmlns:w14="http://schemas.microsoft.com/office/word/2010/wordml" xmlns:w15="http://schemas.microsoft.com/office/word/2012/wordml" xmlns:w16cex="http://schemas.microsoft.com/office/word/2018/wordml/cex" xmlns:w16cid="http://schemas.microsoft.com/office/word/2016/wordml/cid" xmlns:w16="http://schemas.microsoft.com/office/word/2018/wordml" xmlns:w16du="http://schemas.microsoft.com/office/word/2023/wordml/word16du" xmlns:w16sdtdh="http://schemas.microsoft.com/office/word/2020/wordml/sdtdatahash" xmlns:w16sdtfl="http://schemas.microsoft.com/office/word/2024/wordml/sdtformatlock" xmlns:w16se="http://schemas.microsoft.com/office/word/2015/wordml/symex" xmlns:wpg="http://schemas.microsoft.com/office/word/2010/wordprocessingGroup" xmlns:wpi="http://schemas.microsoft.com/office/word/2010/wordprocessingInk" xmlns:wne="http://schemas.microsoft.com/office/word/2006/wordml" xmlns:wps="http://schemas.microsoft.com/office/word/2010/wordprocessingShape" mc:Ignorable="w14 w15 w16se w16cid w16 w16cex w16sdtdh w16sdtfl w16du wp14">
   <w:endnote w:type="separator" w:id="-1">
     <w:p>
       <w:pPr>
@@ -18229,7 +13547,7 @@
 </file>
 
 <file path=word/footer1.xml><?xml version="1.0" encoding="utf-8"?>
-<w:ftr xmlns:wpc="http://schemas.microsoft.com/office/word/2010/wordprocessingCanvas" xmlns:cx="http://schemas.microsoft.com/office/drawing/2014/chartex" xmlns:cx1="http://schemas.microsoft.com/office/drawing/2015/9/8/chartex" xmlns:cx2="http://schemas.microsoft.com/office/drawing/2015/10/21/chartex" xmlns:cx3="http://schemas.microsoft.com/office/drawing/2016/5/9/chartex" xmlns:cx4="http://schemas.microsoft.com/office/drawing/2016/5/10/chartex" xmlns:cx5="http://schemas.microsoft.com/office/drawing/2016/5/11/chartex" xmlns:cx6="http://schemas.microsoft.com/office/drawing/2016/5/12/chartex" xmlns:cx7="http://schemas.microsoft.com/office/drawing/2016/5/13/chartex" xmlns:cx8="http://schemas.microsoft.com/office/drawing/2016/5/14/chartex" xmlns:mc="http://schemas.openxmlformats.org/markup-compatibility/2006" xmlns:aink="http://schemas.microsoft.com/office/drawing/2016/ink" xmlns:am3d="http://schemas.microsoft.com/office/drawing/2017/model3d" xmlns:o="urn:schemas-microsoft-com:office:office" xmlns:r="http://schemas.openxmlformats.org/officeDocument/2006/relationships" xmlns:m="http://schemas.openxmlformats.org/officeDocument/2006/math" xmlns:v="urn:schemas-microsoft-com:vml" xmlns:wp14="http://schemas.microsoft.com/office/word/2010/wordprocessingDrawing" xmlns:wp="http://schemas.openxmlformats.org/drawingml/2006/wordprocessingDrawing" xmlns:w10="urn:schemas-microsoft-com:office:word" xmlns:w="http://schemas.openxmlformats.org/wordprocessingml/2006/main" xmlns:w14="http://schemas.microsoft.com/office/word/2010/wordml" xmlns:w15="http://schemas.microsoft.com/office/word/2012/wordml" xmlns:w16cid="http://schemas.microsoft.com/office/word/2016/wordml/cid" xmlns:w16se="http://schemas.microsoft.com/office/word/2015/wordml/symex" xmlns:wpg="http://schemas.microsoft.com/office/word/2010/wordprocessingGroup" xmlns:wpi="http://schemas.microsoft.com/office/word/2010/wordprocessingInk" xmlns:wne="http://schemas.microsoft.com/office/word/2006/wordml" xmlns:wps="http://schemas.microsoft.com/office/word/2010/wordprocessingShape" mc:Ignorable="w14 w15 w16se w16cid wp14">
+<w:ftr xmlns:wpc="http://schemas.microsoft.com/office/word/2010/wordprocessingCanvas" xmlns:cx="http://schemas.microsoft.com/office/drawing/2014/chartex" xmlns:cx1="http://schemas.microsoft.com/office/drawing/2015/9/8/chartex" xmlns:cx2="http://schemas.microsoft.com/office/drawing/2015/10/21/chartex" xmlns:cx3="http://schemas.microsoft.com/office/drawing/2016/5/9/chartex" xmlns:cx4="http://schemas.microsoft.com/office/drawing/2016/5/10/chartex" xmlns:cx5="http://schemas.microsoft.com/office/drawing/2016/5/11/chartex" xmlns:cx6="http://schemas.microsoft.com/office/drawing/2016/5/12/chartex" xmlns:cx7="http://schemas.microsoft.com/office/drawing/2016/5/13/chartex" xmlns:cx8="http://schemas.microsoft.com/office/drawing/2016/5/14/chartex" xmlns:mc="http://schemas.openxmlformats.org/markup-compatibility/2006" xmlns:aink="http://schemas.microsoft.com/office/drawing/2016/ink" xmlns:am3d="http://schemas.microsoft.com/office/drawing/2017/model3d" xmlns:o="urn:schemas-microsoft-com:office:office" xmlns:oel="http://schemas.microsoft.com/office/2019/extlst" xmlns:r="http://schemas.openxmlformats.org/officeDocument/2006/relationships" xmlns:m="http://schemas.openxmlformats.org/officeDocument/2006/math" xmlns:v="urn:schemas-microsoft-com:vml" xmlns:wp14="http://schemas.microsoft.com/office/word/2010/wordprocessingDrawing" xmlns:wp="http://schemas.openxmlformats.org/drawingml/2006/wordprocessingDrawing" xmlns:w10="urn:schemas-microsoft-com:office:word" xmlns:w="http://schemas.openxmlformats.org/wordprocessingml/2006/main" xmlns:w14="http://schemas.microsoft.com/office/word/2010/wordml" xmlns:w15="http://schemas.microsoft.com/office/word/2012/wordml" xmlns:w16cex="http://schemas.microsoft.com/office/word/2018/wordml/cex" xmlns:w16cid="http://schemas.microsoft.com/office/word/2016/wordml/cid" xmlns:w16="http://schemas.microsoft.com/office/word/2018/wordml" xmlns:w16du="http://schemas.microsoft.com/office/word/2023/wordml/word16du" xmlns:w16sdtdh="http://schemas.microsoft.com/office/word/2020/wordml/sdtdatahash" xmlns:w16sdtfl="http://schemas.microsoft.com/office/word/2024/wordml/sdtformatlock" xmlns:w16se="http://schemas.microsoft.com/office/word/2015/wordml/symex" xmlns:wpg="http://schemas.microsoft.com/office/word/2010/wordprocessingGroup" xmlns:wpi="http://schemas.microsoft.com/office/word/2010/wordprocessingInk" xmlns:wne="http://schemas.microsoft.com/office/word/2006/wordml" xmlns:wps="http://schemas.microsoft.com/office/word/2010/wordprocessingShape" mc:Ignorable="w14 w15 w16se w16cid w16 w16cex w16sdtdh w16sdtfl w16du wp14">
   <w:p>
     <w:pPr>
       <w:pStyle w:val="Piedepgina"/>
@@ -18311,7 +13629,7 @@
             </wp:anchor>
           </w:drawing>
         </mc:Choice>
-        <mc:Fallback xmlns:w16cex="http://schemas.microsoft.com/office/word/2018/wordml/cex" xmlns:w16="http://schemas.microsoft.com/office/word/2018/wordml" xmlns:w16sdtdh="http://schemas.microsoft.com/office/word/2020/wordml/sdtdatahash">
+        <mc:Fallback>
           <w:pict>
             <v:shapetype w14:anchorId="30EDB3B0" id="_x0000_t202" coordsize="21600,21600" o:spt="202" path="m,l,21600r21600,l21600,xe">
               <v:stroke joinstyle="miter"/>
@@ -18366,7 +13684,7 @@
 </file>
 
 <file path=word/footnotes.xml><?xml version="1.0" encoding="utf-8"?>
-<w:footnotes xmlns:wpc="http://schemas.microsoft.com/office/word/2010/wordprocessingCanvas" xmlns:cx="http://schemas.microsoft.com/office/drawing/2014/chartex" xmlns:cx1="http://schemas.microsoft.com/office/drawing/2015/9/8/chartex" xmlns:cx2="http://schemas.microsoft.com/office/drawing/2015/10/21/chartex" xmlns:cx3="http://schemas.microsoft.com/office/drawing/2016/5/9/chartex" xmlns:cx4="http://schemas.microsoft.com/office/drawing/2016/5/10/chartex" xmlns:cx5="http://schemas.microsoft.com/office/drawing/2016/5/11/chartex" xmlns:cx6="http://schemas.microsoft.com/office/drawing/2016/5/12/chartex" xmlns:cx7="http://schemas.microsoft.com/office/drawing/2016/5/13/chartex" xmlns:cx8="http://schemas.microsoft.com/office/drawing/2016/5/14/chartex" xmlns:mc="http://schemas.openxmlformats.org/markup-compatibility/2006" xmlns:aink="http://schemas.microsoft.com/office/drawing/2016/ink" xmlns:am3d="http://schemas.microsoft.com/office/drawing/2017/model3d" xmlns:o="urn:schemas-microsoft-com:office:office" xmlns:r="http://schemas.openxmlformats.org/officeDocument/2006/relationships" xmlns:m="http://schemas.openxmlformats.org/officeDocument/2006/math" xmlns:v="urn:schemas-microsoft-com:vml" xmlns:wp14="http://schemas.microsoft.com/office/word/2010/wordprocessingDrawing" xmlns:wp="http://schemas.openxmlformats.org/drawingml/2006/wordprocessingDrawing" xmlns:w10="urn:schemas-microsoft-com:office:word" xmlns:w="http://schemas.openxmlformats.org/wordprocessingml/2006/main" xmlns:w14="http://schemas.microsoft.com/office/word/2010/wordml" xmlns:w15="http://schemas.microsoft.com/office/word/2012/wordml" xmlns:w16cid="http://schemas.microsoft.com/office/word/2016/wordml/cid" xmlns:w16se="http://schemas.microsoft.com/office/word/2015/wordml/symex" xmlns:wpg="http://schemas.microsoft.com/office/word/2010/wordprocessingGroup" xmlns:wpi="http://schemas.microsoft.com/office/word/2010/wordprocessingInk" xmlns:wne="http://schemas.microsoft.com/office/word/2006/wordml" xmlns:wps="http://schemas.microsoft.com/office/word/2010/wordprocessingShape" mc:Ignorable="w14 w15 w16se w16cid wp14">
+<w:footnotes xmlns:wpc="http://schemas.microsoft.com/office/word/2010/wordprocessingCanvas" xmlns:cx="http://schemas.microsoft.com/office/drawing/2014/chartex" xmlns:cx1="http://schemas.microsoft.com/office/drawing/2015/9/8/chartex" xmlns:cx2="http://schemas.microsoft.com/office/drawing/2015/10/21/chartex" xmlns:cx3="http://schemas.microsoft.com/office/drawing/2016/5/9/chartex" xmlns:cx4="http://schemas.microsoft.com/office/drawing/2016/5/10/chartex" xmlns:cx5="http://schemas.microsoft.com/office/drawing/2016/5/11/chartex" xmlns:cx6="http://schemas.microsoft.com/office/drawing/2016/5/12/chartex" xmlns:cx7="http://schemas.microsoft.com/office/drawing/2016/5/13/chartex" xmlns:cx8="http://schemas.microsoft.com/office/drawing/2016/5/14/chartex" xmlns:mc="http://schemas.openxmlformats.org/markup-compatibility/2006" xmlns:aink="http://schemas.microsoft.com/office/drawing/2016/ink" xmlns:am3d="http://schemas.microsoft.com/office/drawing/2017/model3d" xmlns:o="urn:schemas-microsoft-com:office:office" xmlns:oel="http://schemas.microsoft.com/office/2019/extlst" xmlns:r="http://schemas.openxmlformats.org/officeDocument/2006/relationships" xmlns:m="http://schemas.openxmlformats.org/officeDocument/2006/math" xmlns:v="urn:schemas-microsoft-com:vml" xmlns:wp14="http://schemas.microsoft.com/office/word/2010/wordprocessingDrawing" xmlns:wp="http://schemas.openxmlformats.org/drawingml/2006/wordprocessingDrawing" xmlns:w10="urn:schemas-microsoft-com:office:word" xmlns:w="http://schemas.openxmlformats.org/wordprocessingml/2006/main" xmlns:w14="http://schemas.microsoft.com/office/word/2010/wordml" xmlns:w15="http://schemas.microsoft.com/office/word/2012/wordml" xmlns:w16cex="http://schemas.microsoft.com/office/word/2018/wordml/cex" xmlns:w16cid="http://schemas.microsoft.com/office/word/2016/wordml/cid" xmlns:w16="http://schemas.microsoft.com/office/word/2018/wordml" xmlns:w16du="http://schemas.microsoft.com/office/word/2023/wordml/word16du" xmlns:w16sdtdh="http://schemas.microsoft.com/office/word/2020/wordml/sdtdatahash" xmlns:w16sdtfl="http://schemas.microsoft.com/office/word/2024/wordml/sdtformatlock" xmlns:w16se="http://schemas.microsoft.com/office/word/2015/wordml/symex" xmlns:wpg="http://schemas.microsoft.com/office/word/2010/wordprocessingGroup" xmlns:wpi="http://schemas.microsoft.com/office/word/2010/wordprocessingInk" xmlns:wne="http://schemas.microsoft.com/office/word/2006/wordml" xmlns:wps="http://schemas.microsoft.com/office/word/2010/wordprocessingShape" mc:Ignorable="w14 w15 w16se w16cid w16 w16cex w16sdtdh w16sdtfl w16du wp14">
   <w:footnote w:type="separator" w:id="-1">
     <w:p>
       <w:pPr>
@@ -18391,7 +13709,7 @@
 </file>
 
 <file path=word/header1.xml><?xml version="1.0" encoding="utf-8"?>
-<w:hdr xmlns:wpc="http://schemas.microsoft.com/office/word/2010/wordprocessingCanvas" xmlns:cx="http://schemas.microsoft.com/office/drawing/2014/chartex" xmlns:cx1="http://schemas.microsoft.com/office/drawing/2015/9/8/chartex" xmlns:cx2="http://schemas.microsoft.com/office/drawing/2015/10/21/chartex" xmlns:cx3="http://schemas.microsoft.com/office/drawing/2016/5/9/chartex" xmlns:cx4="http://schemas.microsoft.com/office/drawing/2016/5/10/chartex" xmlns:cx5="http://schemas.microsoft.com/office/drawing/2016/5/11/chartex" xmlns:cx6="http://schemas.microsoft.com/office/drawing/2016/5/12/chartex" xmlns:cx7="http://schemas.microsoft.com/office/drawing/2016/5/13/chartex" xmlns:cx8="http://schemas.microsoft.com/office/drawing/2016/5/14/chartex" xmlns:mc="http://schemas.openxmlformats.org/markup-compatibility/2006" xmlns:aink="http://schemas.microsoft.com/office/drawing/2016/ink" xmlns:am3d="http://schemas.microsoft.com/office/drawing/2017/model3d" xmlns:o="urn:schemas-microsoft-com:office:office" xmlns:r="http://schemas.openxmlformats.org/officeDocument/2006/relationships" xmlns:m="http://schemas.openxmlformats.org/officeDocument/2006/math" xmlns:v="urn:schemas-microsoft-com:vml" xmlns:wp14="http://schemas.microsoft.com/office/word/2010/wordprocessingDrawing" xmlns:wp="http://schemas.openxmlformats.org/drawingml/2006/wordprocessingDrawing" xmlns:w10="urn:schemas-microsoft-com:office:word" xmlns:w="http://schemas.openxmlformats.org/wordprocessingml/2006/main" xmlns:w14="http://schemas.microsoft.com/office/word/2010/wordml" xmlns:w15="http://schemas.microsoft.com/office/word/2012/wordml" xmlns:w16cid="http://schemas.microsoft.com/office/word/2016/wordml/cid" xmlns:w16se="http://schemas.microsoft.com/office/word/2015/wordml/symex" xmlns:wpg="http://schemas.microsoft.com/office/word/2010/wordprocessingGroup" xmlns:wpi="http://schemas.microsoft.com/office/word/2010/wordprocessingInk" xmlns:wne="http://schemas.microsoft.com/office/word/2006/wordml" xmlns:wps="http://schemas.microsoft.com/office/word/2010/wordprocessingShape" mc:Ignorable="w14 w15 w16se w16cid wp14">
+<w:hdr xmlns:wpc="http://schemas.microsoft.com/office/word/2010/wordprocessingCanvas" xmlns:cx="http://schemas.microsoft.com/office/drawing/2014/chartex" xmlns:cx1="http://schemas.microsoft.com/office/drawing/2015/9/8/chartex" xmlns:cx2="http://schemas.microsoft.com/office/drawing/2015/10/21/chartex" xmlns:cx3="http://schemas.microsoft.com/office/drawing/2016/5/9/chartex" xmlns:cx4="http://schemas.microsoft.com/office/drawing/2016/5/10/chartex" xmlns:cx5="http://schemas.microsoft.com/office/drawing/2016/5/11/chartex" xmlns:cx6="http://schemas.microsoft.com/office/drawing/2016/5/12/chartex" xmlns:cx7="http://schemas.microsoft.com/office/drawing/2016/5/13/chartex" xmlns:cx8="http://schemas.microsoft.com/office/drawing/2016/5/14/chartex" xmlns:mc="http://schemas.openxmlformats.org/markup-compatibility/2006" xmlns:aink="http://schemas.microsoft.com/office/drawing/2016/ink" xmlns:am3d="http://schemas.microsoft.com/office/drawing/2017/model3d" xmlns:o="urn:schemas-microsoft-com:office:office" xmlns:oel="http://schemas.microsoft.com/office/2019/extlst" xmlns:r="http://schemas.openxmlformats.org/officeDocument/2006/relationships" xmlns:m="http://schemas.openxmlformats.org/officeDocument/2006/math" xmlns:v="urn:schemas-microsoft-com:vml" xmlns:wp14="http://schemas.microsoft.com/office/word/2010/wordprocessingDrawing" xmlns:wp="http://schemas.openxmlformats.org/drawingml/2006/wordprocessingDrawing" xmlns:w10="urn:schemas-microsoft-com:office:word" xmlns:w="http://schemas.openxmlformats.org/wordprocessingml/2006/main" xmlns:w14="http://schemas.microsoft.com/office/word/2010/wordml" xmlns:w15="http://schemas.microsoft.com/office/word/2012/wordml" xmlns:w16cex="http://schemas.microsoft.com/office/word/2018/wordml/cex" xmlns:w16cid="http://schemas.microsoft.com/office/word/2016/wordml/cid" xmlns:w16="http://schemas.microsoft.com/office/word/2018/wordml" xmlns:w16du="http://schemas.microsoft.com/office/word/2023/wordml/word16du" xmlns:w16sdtdh="http://schemas.microsoft.com/office/word/2020/wordml/sdtdatahash" xmlns:w16sdtfl="http://schemas.microsoft.com/office/word/2024/wordml/sdtformatlock" xmlns:w16se="http://schemas.microsoft.com/office/word/2015/wordml/symex" xmlns:wpg="http://schemas.microsoft.com/office/word/2010/wordprocessingGroup" xmlns:wpi="http://schemas.microsoft.com/office/word/2010/wordprocessingInk" xmlns:wne="http://schemas.microsoft.com/office/word/2006/wordml" xmlns:wps="http://schemas.microsoft.com/office/word/2010/wordprocessingShape" mc:Ignorable="w14 w15 w16se w16cid w16 w16cex w16sdtdh w16sdtfl w16du wp14">
   <w:p>
     <w:pPr>
       <w:pStyle w:val="Encabezado"/>
@@ -18463,7 +13781,7 @@
 </file>
 
 <file path=word/numbering.xml><?xml version="1.0" encoding="utf-8"?>
-<w:numbering xmlns:wpc="http://schemas.microsoft.com/office/word/2010/wordprocessingCanvas" xmlns:cx="http://schemas.microsoft.com/office/drawing/2014/chartex" xmlns:cx1="http://schemas.microsoft.com/office/drawing/2015/9/8/chartex" xmlns:cx2="http://schemas.microsoft.com/office/drawing/2015/10/21/chartex" xmlns:cx3="http://schemas.microsoft.com/office/drawing/2016/5/9/chartex" xmlns:cx4="http://schemas.microsoft.com/office/drawing/2016/5/10/chartex" xmlns:cx5="http://schemas.microsoft.com/office/drawing/2016/5/11/chartex" xmlns:cx6="http://schemas.microsoft.com/office/drawing/2016/5/12/chartex" xmlns:cx7="http://schemas.microsoft.com/office/drawing/2016/5/13/chartex" xmlns:cx8="http://schemas.microsoft.com/office/drawing/2016/5/14/chartex" xmlns:mc="http://schemas.openxmlformats.org/markup-compatibility/2006" xmlns:aink="http://schemas.microsoft.com/office/drawing/2016/ink" xmlns:am3d="http://schemas.microsoft.com/office/drawing/2017/model3d" xmlns:o="urn:schemas-microsoft-com:office:office" xmlns:r="http://schemas.openxmlformats.org/officeDocument/2006/relationships" xmlns:m="http://schemas.openxmlformats.org/officeDocument/2006/math" xmlns:v="urn:schemas-microsoft-com:vml" xmlns:wp14="http://schemas.microsoft.com/office/word/2010/wordprocessingDrawing" xmlns:wp="http://schemas.openxmlformats.org/drawingml/2006/wordprocessingDrawing" xmlns:w10="urn:schemas-microsoft-com:office:word" xmlns:w="http://schemas.openxmlformats.org/wordprocessingml/2006/main" xmlns:w14="http://schemas.microsoft.com/office/word/2010/wordml" xmlns:w15="http://schemas.microsoft.com/office/word/2012/wordml" xmlns:w16cid="http://schemas.microsoft.com/office/word/2016/wordml/cid" xmlns:w16se="http://schemas.microsoft.com/office/word/2015/wordml/symex" xmlns:wpg="http://schemas.microsoft.com/office/word/2010/wordprocessingGroup" xmlns:wpi="http://schemas.microsoft.com/office/word/2010/wordprocessingInk" xmlns:wne="http://schemas.microsoft.com/office/word/2006/wordml" xmlns:wps="http://schemas.microsoft.com/office/word/2010/wordprocessingShape" mc:Ignorable="w14 w15 w16se w16cid wp14">
+<w:numbering xmlns:wpc="http://schemas.microsoft.com/office/word/2010/wordprocessingCanvas" xmlns:cx="http://schemas.microsoft.com/office/drawing/2014/chartex" xmlns:cx1="http://schemas.microsoft.com/office/drawing/2015/9/8/chartex" xmlns:cx2="http://schemas.microsoft.com/office/drawing/2015/10/21/chartex" xmlns:cx3="http://schemas.microsoft.com/office/drawing/2016/5/9/chartex" xmlns:cx4="http://schemas.microsoft.com/office/drawing/2016/5/10/chartex" xmlns:cx5="http://schemas.microsoft.com/office/drawing/2016/5/11/chartex" xmlns:cx6="http://schemas.microsoft.com/office/drawing/2016/5/12/chartex" xmlns:cx7="http://schemas.microsoft.com/office/drawing/2016/5/13/chartex" xmlns:cx8="http://schemas.microsoft.com/office/drawing/2016/5/14/chartex" xmlns:mc="http://schemas.openxmlformats.org/markup-compatibility/2006" xmlns:aink="http://schemas.microsoft.com/office/drawing/2016/ink" xmlns:am3d="http://schemas.microsoft.com/office/drawing/2017/model3d" xmlns:o="urn:schemas-microsoft-com:office:office" xmlns:oel="http://schemas.microsoft.com/office/2019/extlst" xmlns:r="http://schemas.openxmlformats.org/officeDocument/2006/relationships" xmlns:m="http://schemas.openxmlformats.org/officeDocument/2006/math" xmlns:v="urn:schemas-microsoft-com:vml" xmlns:wp14="http://schemas.microsoft.com/office/word/2010/wordprocessingDrawing" xmlns:wp="http://schemas.openxmlformats.org/drawingml/2006/wordprocessingDrawing" xmlns:w10="urn:schemas-microsoft-com:office:word" xmlns:w="http://schemas.openxmlformats.org/wordprocessingml/2006/main" xmlns:w14="http://schemas.microsoft.com/office/word/2010/wordml" xmlns:w15="http://schemas.microsoft.com/office/word/2012/wordml" xmlns:w16cex="http://schemas.microsoft.com/office/word/2018/wordml/cex" xmlns:w16cid="http://schemas.microsoft.com/office/word/2016/wordml/cid" xmlns:w16="http://schemas.microsoft.com/office/word/2018/wordml" xmlns:w16du="http://schemas.microsoft.com/office/word/2023/wordml/word16du" xmlns:w16sdtdh="http://schemas.microsoft.com/office/word/2020/wordml/sdtdatahash" xmlns:w16sdtfl="http://schemas.microsoft.com/office/word/2024/wordml/sdtformatlock" xmlns:w16se="http://schemas.microsoft.com/office/word/2015/wordml/symex" xmlns:wpg="http://schemas.microsoft.com/office/word/2010/wordprocessingGroup" xmlns:wpi="http://schemas.microsoft.com/office/word/2010/wordprocessingInk" xmlns:wne="http://schemas.microsoft.com/office/word/2006/wordml" xmlns:wps="http://schemas.microsoft.com/office/word/2010/wordprocessingShape" mc:Ignorable="w14 w15 w16se w16cid w16 w16cex w16sdtdh w16sdtfl w16du wp14">
   <w:abstractNum w:abstractNumId="0" w15:restartNumberingAfterBreak="0">
     <w:nsid w:val="FFFFFF89"/>
     <w:multiLevelType w:val="singleLevel"/>
@@ -22984,133 +18302,133 @@
       </w:pPr>
     </w:lvl>
   </w:abstractNum>
-  <w:num w:numId="1">
+  <w:num w:numId="1" w16cid:durableId="1827432022">
     <w:abstractNumId w:val="42"/>
   </w:num>
-  <w:num w:numId="2">
+  <w:num w:numId="2" w16cid:durableId="780535731">
     <w:abstractNumId w:val="0"/>
   </w:num>
-  <w:num w:numId="3">
+  <w:num w:numId="3" w16cid:durableId="679816280">
     <w:abstractNumId w:val="23"/>
   </w:num>
-  <w:num w:numId="4">
+  <w:num w:numId="4" w16cid:durableId="1756977825">
     <w:abstractNumId w:val="18"/>
   </w:num>
-  <w:num w:numId="5">
+  <w:num w:numId="5" w16cid:durableId="2088569465">
     <w:abstractNumId w:val="39"/>
   </w:num>
-  <w:num w:numId="6">
+  <w:num w:numId="6" w16cid:durableId="492307042">
     <w:abstractNumId w:val="38"/>
   </w:num>
-  <w:num w:numId="7">
+  <w:num w:numId="7" w16cid:durableId="49501285">
     <w:abstractNumId w:val="12"/>
   </w:num>
-  <w:num w:numId="8">
+  <w:num w:numId="8" w16cid:durableId="1247305343">
     <w:abstractNumId w:val="26"/>
   </w:num>
-  <w:num w:numId="9">
+  <w:num w:numId="9" w16cid:durableId="1927307009">
     <w:abstractNumId w:val="7"/>
   </w:num>
-  <w:num w:numId="10">
+  <w:num w:numId="10" w16cid:durableId="407268550">
     <w:abstractNumId w:val="13"/>
   </w:num>
-  <w:num w:numId="11">
+  <w:num w:numId="11" w16cid:durableId="148401145">
     <w:abstractNumId w:val="34"/>
   </w:num>
-  <w:num w:numId="12">
+  <w:num w:numId="12" w16cid:durableId="1704747048">
     <w:abstractNumId w:val="29"/>
   </w:num>
-  <w:num w:numId="13">
+  <w:num w:numId="13" w16cid:durableId="1595478406">
     <w:abstractNumId w:val="30"/>
   </w:num>
-  <w:num w:numId="14">
+  <w:num w:numId="14" w16cid:durableId="1221132889">
     <w:abstractNumId w:val="9"/>
   </w:num>
-  <w:num w:numId="15">
+  <w:num w:numId="15" w16cid:durableId="533272369">
     <w:abstractNumId w:val="24"/>
   </w:num>
-  <w:num w:numId="16">
+  <w:num w:numId="16" w16cid:durableId="711156494">
     <w:abstractNumId w:val="8"/>
   </w:num>
-  <w:num w:numId="17">
+  <w:num w:numId="17" w16cid:durableId="1596941791">
     <w:abstractNumId w:val="27"/>
   </w:num>
-  <w:num w:numId="18">
+  <w:num w:numId="18" w16cid:durableId="167869510">
     <w:abstractNumId w:val="32"/>
   </w:num>
-  <w:num w:numId="19">
+  <w:num w:numId="19" w16cid:durableId="1839035517">
     <w:abstractNumId w:val="4"/>
   </w:num>
-  <w:num w:numId="20">
+  <w:num w:numId="20" w16cid:durableId="1346397041">
     <w:abstractNumId w:val="22"/>
   </w:num>
-  <w:num w:numId="21">
+  <w:num w:numId="21" w16cid:durableId="1965428378">
     <w:abstractNumId w:val="14"/>
   </w:num>
-  <w:num w:numId="22">
+  <w:num w:numId="22" w16cid:durableId="1377465114">
     <w:abstractNumId w:val="16"/>
   </w:num>
-  <w:num w:numId="23">
+  <w:num w:numId="23" w16cid:durableId="1608269421">
     <w:abstractNumId w:val="33"/>
   </w:num>
-  <w:num w:numId="24">
+  <w:num w:numId="24" w16cid:durableId="1518542021">
     <w:abstractNumId w:val="17"/>
   </w:num>
-  <w:num w:numId="25">
+  <w:num w:numId="25" w16cid:durableId="341787308">
     <w:abstractNumId w:val="41"/>
   </w:num>
-  <w:num w:numId="26">
+  <w:num w:numId="26" w16cid:durableId="129054294">
     <w:abstractNumId w:val="37"/>
   </w:num>
-  <w:num w:numId="27">
+  <w:num w:numId="27" w16cid:durableId="409235240">
     <w:abstractNumId w:val="3"/>
   </w:num>
-  <w:num w:numId="28">
+  <w:num w:numId="28" w16cid:durableId="296838009">
     <w:abstractNumId w:val="35"/>
   </w:num>
-  <w:num w:numId="29">
+  <w:num w:numId="29" w16cid:durableId="1745565648">
     <w:abstractNumId w:val="25"/>
   </w:num>
-  <w:num w:numId="30">
+  <w:num w:numId="30" w16cid:durableId="362943247">
     <w:abstractNumId w:val="36"/>
   </w:num>
-  <w:num w:numId="31">
+  <w:num w:numId="31" w16cid:durableId="1694839222">
     <w:abstractNumId w:val="2"/>
   </w:num>
-  <w:num w:numId="32">
+  <w:num w:numId="32" w16cid:durableId="1277978622">
     <w:abstractNumId w:val="20"/>
   </w:num>
-  <w:num w:numId="33">
+  <w:num w:numId="33" w16cid:durableId="747266757">
     <w:abstractNumId w:val="6"/>
   </w:num>
-  <w:num w:numId="34">
+  <w:num w:numId="34" w16cid:durableId="1379278141">
     <w:abstractNumId w:val="28"/>
   </w:num>
-  <w:num w:numId="35">
+  <w:num w:numId="35" w16cid:durableId="946037340">
     <w:abstractNumId w:val="5"/>
   </w:num>
-  <w:num w:numId="36">
+  <w:num w:numId="36" w16cid:durableId="1422098146">
     <w:abstractNumId w:val="10"/>
   </w:num>
-  <w:num w:numId="37">
+  <w:num w:numId="37" w16cid:durableId="118425535">
     <w:abstractNumId w:val="1"/>
   </w:num>
-  <w:num w:numId="38">
+  <w:num w:numId="38" w16cid:durableId="990720337">
     <w:abstractNumId w:val="40"/>
   </w:num>
-  <w:num w:numId="39">
+  <w:num w:numId="39" w16cid:durableId="975136543">
     <w:abstractNumId w:val="19"/>
   </w:num>
-  <w:num w:numId="40">
+  <w:num w:numId="40" w16cid:durableId="849415629">
     <w:abstractNumId w:val="11"/>
   </w:num>
-  <w:num w:numId="41">
+  <w:num w:numId="41" w16cid:durableId="1792744570">
     <w:abstractNumId w:val="31"/>
   </w:num>
-  <w:num w:numId="42">
+  <w:num w:numId="42" w16cid:durableId="1965189404">
     <w:abstractNumId w:val="15"/>
   </w:num>
-  <w:num w:numId="43">
+  <w:num w:numId="43" w16cid:durableId="1235433407">
     <w:abstractNumId w:val="21"/>
   </w:num>
   <w:numIdMacAtCleanup w:val="43"/>
@@ -23118,7 +18436,7 @@
 </file>
 
 <file path=word/styles.xml><?xml version="1.0" encoding="utf-8"?>
-<w:styles xmlns:mc="http://schemas.openxmlformats.org/markup-compatibility/2006" xmlns:r="http://schemas.openxmlformats.org/officeDocument/2006/relationships" xmlns:w="http://schemas.openxmlformats.org/wordprocessingml/2006/main" xmlns:w14="http://schemas.microsoft.com/office/word/2010/wordml" xmlns:w15="http://schemas.microsoft.com/office/word/2012/wordml" xmlns:w16cid="http://schemas.microsoft.com/office/word/2016/wordml/cid" xmlns:w16se="http://schemas.microsoft.com/office/word/2015/wordml/symex" mc:Ignorable="w14 w15 w16se w16cid">
+<w:styles xmlns:mc="http://schemas.openxmlformats.org/markup-compatibility/2006" xmlns:r="http://schemas.openxmlformats.org/officeDocument/2006/relationships" xmlns:w="http://schemas.openxmlformats.org/wordprocessingml/2006/main" xmlns:w14="http://schemas.microsoft.com/office/word/2010/wordml" xmlns:w15="http://schemas.microsoft.com/office/word/2012/wordml" xmlns:w16cex="http://schemas.microsoft.com/office/word/2018/wordml/cex" xmlns:w16cid="http://schemas.microsoft.com/office/word/2016/wordml/cid" xmlns:w16="http://schemas.microsoft.com/office/word/2018/wordml" xmlns:w16du="http://schemas.microsoft.com/office/word/2023/wordml/word16du" xmlns:w16sdtdh="http://schemas.microsoft.com/office/word/2020/wordml/sdtdatahash" xmlns:w16sdtfl="http://schemas.microsoft.com/office/word/2024/wordml/sdtformatlock" xmlns:w16se="http://schemas.microsoft.com/office/word/2015/wordml/symex" mc:Ignorable="w14 w15 w16se w16cid w16 w16cex w16sdtdh w16sdtfl w16du">
   <w:docDefaults>
     <w:rPrDefault>
       <w:rPr>
@@ -23128,7 +18446,7 @@
     </w:rPrDefault>
     <w:pPrDefault/>
   </w:docDefaults>
-  <w:latentStyles w:defLockedState="0" w:defUIPriority="99" w:defSemiHidden="0" w:defUnhideWhenUsed="0" w:defQFormat="0" w:count="375">
+  <w:latentStyles w:defLockedState="0" w:defUIPriority="99" w:defSemiHidden="0" w:defUnhideWhenUsed="0" w:defQFormat="0" w:count="376">
     <w:lsdException w:name="Normal" w:uiPriority="0" w:qFormat="1"/>
     <w:lsdException w:name="heading 1" w:uiPriority="9" w:qFormat="1"/>
     <w:lsdException w:name="heading 2" w:semiHidden="1" w:uiPriority="9" w:unhideWhenUsed="1" w:qFormat="1"/>
@@ -23504,6 +18822,7 @@
     <w:lsdException w:name="Smart Hyperlink" w:semiHidden="1" w:unhideWhenUsed="1"/>
     <w:lsdException w:name="Hashtag" w:semiHidden="1" w:unhideWhenUsed="1"/>
     <w:lsdException w:name="Unresolved Mention" w:semiHidden="1" w:unhideWhenUsed="1"/>
+    <w:lsdException w:name="Smart Link" w:semiHidden="1" w:unhideWhenUsed="1"/>
   </w:latentStyles>
   <w:style w:type="paragraph" w:default="1" w:styleId="Normal">
     <w:name w:val="Normal"/>
@@ -24854,6 +20173,10 @@
 </file>
 
 <file path=customXml/item1.xml><?xml version="1.0" encoding="utf-8"?>
+<b:Sources xmlns:b="http://schemas.openxmlformats.org/officeDocument/2006/bibliography" xmlns="http://schemas.openxmlformats.org/officeDocument/2006/bibliography" SelectedStyle="\APASixthEditionOfficeOnline.xsl" StyleName="APA" Version="6"/>
+</file>
+
+<file path=customXml/item2.xml><?xml version="1.0" encoding="utf-8"?>
 <ct:contentTypeSchema xmlns:ct="http://schemas.microsoft.com/office/2006/metadata/contentType" xmlns:ma="http://schemas.microsoft.com/office/2006/metadata/properties/metaAttributes" ct:_="" ma:_="" ma:contentTypeName="Documento" ma:contentTypeID="0x010100FD531872C7CE554584EF00C37E403D8B" ma:contentTypeVersion="12" ma:contentTypeDescription="Crear nuevo documento." ma:contentTypeScope="" ma:versionID="31ec82868ee9b6bc1821db441fdafaf4">
   <xsd:schema xmlns:xsd="http://www.w3.org/2001/XMLSchema" xmlns:xs="http://www.w3.org/2001/XMLSchema" xmlns:p="http://schemas.microsoft.com/office/2006/metadata/properties" xmlns:ns2="2b6b437a-5846-4934-ac66-7de06297595b" xmlns:ns3="2c0ff4f8-6664-4eb8-8bb0-965f2536cb1b" targetNamespace="http://schemas.microsoft.com/office/2006/metadata/properties" ma:root="true" ma:fieldsID="dfd02cd6e973274cdf3c9f2822ea5e9d" ns2:_="" ns3:_="">
     <xsd:import namespace="2b6b437a-5846-4934-ac66-7de06297595b"/>
@@ -25054,7 +20377,7 @@
 </ct:contentTypeSchema>
 </file>
 
-<file path=customXml/item2.xml><?xml version="1.0" encoding="utf-8"?>
+<file path=customXml/item3.xml><?xml version="1.0" encoding="utf-8"?>
 <?mso-contentType ?>
 <FormTemplates xmlns="http://schemas.microsoft.com/sharepoint/v3/contenttype/forms">
   <Display>DocumentLibraryForm</Display>
@@ -25063,7 +20386,7 @@
 </FormTemplates>
 </file>
 
-<file path=customXml/item3.xml><?xml version="1.0" encoding="utf-8"?>
+<file path=customXml/item4.xml><?xml version="1.0" encoding="utf-8"?>
 <p:properties xmlns:p="http://schemas.microsoft.com/office/2006/metadata/properties" xmlns:xsi="http://www.w3.org/2001/XMLSchema-instance" xmlns:pc="http://schemas.microsoft.com/office/infopath/2007/PartnerControls">
   <documentManagement>
     <TaxCatchAll xmlns="2c0ff4f8-6664-4eb8-8bb0-965f2536cb1b" xsi:nil="true"/>
@@ -25074,11 +20397,15 @@
 </p:properties>
 </file>
 
-<file path=customXml/item4.xml><?xml version="1.0" encoding="utf-8"?>
-<b:Sources xmlns:b="http://schemas.openxmlformats.org/officeDocument/2006/bibliography" xmlns="http://schemas.openxmlformats.org/officeDocument/2006/bibliography" SelectedStyle="\APASixthEditionOfficeOnline.xsl" StyleName="APA" Version="6"/>
+<file path=customXml/itemProps1.xml><?xml version="1.0" encoding="utf-8"?>
+<ds:datastoreItem xmlns:ds="http://schemas.openxmlformats.org/officeDocument/2006/customXml" ds:itemID="{492068CD-9750-426E-ADDD-328F148A654B}">
+  <ds:schemaRefs>
+    <ds:schemaRef ds:uri="http://schemas.openxmlformats.org/officeDocument/2006/bibliography"/>
+  </ds:schemaRefs>
+</ds:datastoreItem>
 </file>
 
-<file path=customXml/itemProps1.xml><?xml version="1.0" encoding="utf-8"?>
+<file path=customXml/itemProps2.xml><?xml version="1.0" encoding="utf-8"?>
 <ds:datastoreItem xmlns:ds="http://schemas.openxmlformats.org/officeDocument/2006/customXml" ds:itemID="{A53907AF-A4BC-4493-A57C-14E161FA83DD}">
   <ds:schemaRefs>
     <ds:schemaRef ds:uri="http://schemas.microsoft.com/office/2006/metadata/contentType"/>
@@ -25097,7 +20424,7 @@
 </ds:datastoreItem>
 </file>
 
-<file path=customXml/itemProps2.xml><?xml version="1.0" encoding="utf-8"?>
+<file path=customXml/itemProps3.xml><?xml version="1.0" encoding="utf-8"?>
 <ds:datastoreItem xmlns:ds="http://schemas.openxmlformats.org/officeDocument/2006/customXml" ds:itemID="{8DA835C8-8F89-4119-9214-011A42A5E3B5}">
   <ds:schemaRefs>
     <ds:schemaRef ds:uri="http://schemas.microsoft.com/sharepoint/v3/contenttype/forms"/>
@@ -25105,7 +20432,7 @@
 </ds:datastoreItem>
 </file>
 
-<file path=customXml/itemProps3.xml><?xml version="1.0" encoding="utf-8"?>
+<file path=customXml/itemProps4.xml><?xml version="1.0" encoding="utf-8"?>
 <ds:datastoreItem xmlns:ds="http://schemas.openxmlformats.org/officeDocument/2006/customXml" ds:itemID="{D6933A82-8F0E-4A69-9BC9-E3437E2F336E}">
   <ds:schemaRefs>
     <ds:schemaRef ds:uri="http://schemas.microsoft.com/office/2006/metadata/properties"/>
@@ -25114,12 +20441,4 @@
     <ds:schemaRef ds:uri="2b6b437a-5846-4934-ac66-7de06297595b"/>
   </ds:schemaRefs>
 </ds:datastoreItem>
-</file>
-
-<file path=customXml/itemProps4.xml><?xml version="1.0" encoding="utf-8"?>
-<ds:datastoreItem xmlns:ds="http://schemas.openxmlformats.org/officeDocument/2006/customXml" ds:itemID="{505A3DFC-B640-4416-AB4E-ED459F789969}">
-  <ds:schemaRefs>
-    <ds:schemaRef ds:uri="http://schemas.openxmlformats.org/officeDocument/2006/bibliography"/>
-  </ds:schemaRefs>
-</ds:datastoreItem>
 </file>